--- a/assessments/collections/collections_practice_exercises_part2.docx
+++ b/assessments/collections/collections_practice_exercises_part2.docx
@@ -4,29 +4,104 @@
   <w:body>
     <w:p>
       <w:pPr>
-        <w:rPr>
-          <w:lang w:val="en-US"/>
-        </w:rPr>
-      </w:pPr>
-      <w:r>
-        <w:rPr>
-          <w:lang w:val="en-US"/>
-        </w:rPr>
-        <w:t xml:space="preserve">Collections practice questions day </w:t>
-      </w:r>
-      <w:r>
-        <w:rPr>
-          <w:lang w:val="en-US"/>
-        </w:rPr>
-        <w:t>2:</w:t>
-      </w:r>
-    </w:p>
-    <w:p>
-      <w:pPr>
-        <w:rPr>
-          <w:lang w:val="en-US"/>
-        </w:rPr>
-      </w:pPr>
+        <w:spacing w:before="100" w:beforeAutospacing="1" w:after="100" w:afterAutospacing="1"/>
+        <w:outlineLvl w:val="0"/>
+        <w:rPr>
+          <w:rFonts w:ascii="Times New Roman" w:eastAsia="Times New Roman" w:hAnsi="Times New Roman" w:cs="Times New Roman"/>
+          <w:b/>
+          <w:bCs/>
+          <w:kern w:val="36"/>
+          <w:sz w:val="48"/>
+          <w:szCs w:val="48"/>
+          <w:lang w:eastAsia="en-IN"/>
+        </w:rPr>
+      </w:pPr>
+      <w:r>
+        <w:rPr>
+          <w:rFonts w:ascii="Times New Roman" w:eastAsia="Times New Roman" w:hAnsi="Times New Roman" w:cs="Times New Roman"/>
+          <w:b/>
+          <w:bCs/>
+          <w:kern w:val="36"/>
+          <w:sz w:val="48"/>
+          <w:szCs w:val="48"/>
+          <w:lang w:eastAsia="en-IN"/>
+        </w:rPr>
+        <w:t xml:space="preserve">Assignment 2 — Student Management Using </w:t>
+      </w:r>
+      <w:proofErr w:type="spellStart"/>
+      <w:r>
+        <w:rPr>
+          <w:rFonts w:ascii="Times New Roman" w:eastAsia="Times New Roman" w:hAnsi="Times New Roman" w:cs="Times New Roman"/>
+          <w:b/>
+          <w:bCs/>
+          <w:kern w:val="36"/>
+          <w:sz w:val="48"/>
+          <w:szCs w:val="48"/>
+          <w:lang w:eastAsia="en-IN"/>
+        </w:rPr>
+        <w:t>ArrayList</w:t>
+      </w:r>
+      <w:proofErr w:type="spellEnd"/>
+    </w:p>
+    <w:p>
+      <w:pPr>
+        <w:spacing w:before="100" w:beforeAutospacing="1" w:after="100" w:afterAutospacing="1"/>
+        <w:rPr>
+          <w:rFonts w:ascii="Times New Roman" w:eastAsia="Times New Roman" w:hAnsi="Times New Roman" w:cs="Times New Roman"/>
+          <w:sz w:val="24"/>
+          <w:szCs w:val="24"/>
+          <w:lang w:eastAsia="en-IN"/>
+        </w:rPr>
+      </w:pPr>
+      <w:r>
+        <w:rPr>
+          <w:rFonts w:ascii="Times New Roman" w:eastAsia="Times New Roman" w:hAnsi="Times New Roman" w:cs="Times New Roman"/>
+          <w:sz w:val="24"/>
+          <w:szCs w:val="24"/>
+          <w:lang w:eastAsia="en-IN"/>
+        </w:rPr>
+        <w:t xml:space="preserve">I would make Assignment 2 stay with </w:t>
+      </w:r>
+      <w:proofErr w:type="spellStart"/>
+      <w:r>
+        <w:rPr>
+          <w:rFonts w:ascii="Courier New" w:eastAsia="Times New Roman" w:hAnsi="Courier New" w:cs="Courier New"/>
+          <w:sz w:val="20"/>
+          <w:szCs w:val="20"/>
+          <w:lang w:eastAsia="en-IN"/>
+        </w:rPr>
+        <w:t>ArrayList</w:t>
+      </w:r>
+      <w:proofErr w:type="spellEnd"/>
+      <w:r>
+        <w:rPr>
+          <w:rFonts w:ascii="Times New Roman" w:eastAsia="Times New Roman" w:hAnsi="Times New Roman" w:cs="Times New Roman"/>
+          <w:sz w:val="24"/>
+          <w:szCs w:val="24"/>
+          <w:lang w:eastAsia="en-IN"/>
+        </w:rPr>
+        <w:t xml:space="preserve">, but now teach students that a collection is </w:t>
+      </w:r>
+      <w:r>
+        <w:rPr>
+          <w:rFonts w:ascii="Times New Roman" w:eastAsia="Times New Roman" w:hAnsi="Times New Roman" w:cs="Times New Roman"/>
+          <w:b/>
+          <w:bCs/>
+          <w:sz w:val="24"/>
+          <w:szCs w:val="24"/>
+          <w:lang w:eastAsia="en-IN"/>
+        </w:rPr>
+        <w:t>not just for adding and printing</w:t>
+      </w:r>
+      <w:r>
+        <w:rPr>
+          <w:rFonts w:ascii="Times New Roman" w:eastAsia="Times New Roman" w:hAnsi="Times New Roman" w:cs="Times New Roman"/>
+          <w:sz w:val="24"/>
+          <w:szCs w:val="24"/>
+          <w:lang w:eastAsia="en-IN"/>
+        </w:rPr>
+        <w:t>.</w:t>
+      </w:r>
     </w:p>
     <w:p>
       <w:pPr>
@@ -50,9 +125,336 @@
           <w:szCs w:val="27"/>
           <w:lang w:eastAsia="en-IN"/>
         </w:rPr>
-        <w:t xml:space="preserve">Exercise </w:t>
-      </w:r>
-      <w:r>
+        <w:t>New concepts</w:t>
+      </w:r>
+    </w:p>
+    <w:p>
+      <w:pPr>
+        <w:numPr>
+          <w:ilvl w:val="0"/>
+          <w:numId w:val="1"/>
+        </w:numPr>
+        <w:spacing w:before="100" w:beforeAutospacing="1" w:after="100" w:afterAutospacing="1"/>
+        <w:rPr>
+          <w:rFonts w:ascii="Times New Roman" w:eastAsia="Times New Roman" w:hAnsi="Times New Roman" w:cs="Times New Roman"/>
+          <w:sz w:val="24"/>
+          <w:szCs w:val="24"/>
+          <w:lang w:eastAsia="en-IN"/>
+        </w:rPr>
+      </w:pPr>
+      <w:proofErr w:type="gramStart"/>
+      <w:r>
+        <w:rPr>
+          <w:rFonts w:ascii="Courier New" w:eastAsia="Times New Roman" w:hAnsi="Courier New" w:cs="Courier New"/>
+          <w:sz w:val="20"/>
+          <w:szCs w:val="20"/>
+          <w:lang w:eastAsia="en-IN"/>
+        </w:rPr>
+        <w:t>get(</w:t>
+      </w:r>
+      <w:proofErr w:type="gramEnd"/>
+      <w:r>
+        <w:rPr>
+          <w:rFonts w:ascii="Courier New" w:eastAsia="Times New Roman" w:hAnsi="Courier New" w:cs="Courier New"/>
+          <w:sz w:val="20"/>
+          <w:szCs w:val="20"/>
+          <w:lang w:eastAsia="en-IN"/>
+        </w:rPr>
+        <w:t>)</w:t>
+      </w:r>
+      <w:r>
+        <w:rPr>
+          <w:rFonts w:ascii="Times New Roman" w:eastAsia="Times New Roman" w:hAnsi="Times New Roman" w:cs="Times New Roman"/>
+          <w:sz w:val="24"/>
+          <w:szCs w:val="24"/>
+          <w:lang w:eastAsia="en-IN"/>
+        </w:rPr>
+        <w:t xml:space="preserve"> </w:t>
+      </w:r>
+    </w:p>
+    <w:p>
+      <w:pPr>
+        <w:numPr>
+          <w:ilvl w:val="0"/>
+          <w:numId w:val="1"/>
+        </w:numPr>
+        <w:spacing w:before="100" w:beforeAutospacing="1" w:after="100" w:afterAutospacing="1"/>
+        <w:rPr>
+          <w:rFonts w:ascii="Times New Roman" w:eastAsia="Times New Roman" w:hAnsi="Times New Roman" w:cs="Times New Roman"/>
+          <w:sz w:val="24"/>
+          <w:szCs w:val="24"/>
+          <w:lang w:eastAsia="en-IN"/>
+        </w:rPr>
+      </w:pPr>
+      <w:proofErr w:type="gramStart"/>
+      <w:r>
+        <w:rPr>
+          <w:rFonts w:ascii="Courier New" w:eastAsia="Times New Roman" w:hAnsi="Courier New" w:cs="Courier New"/>
+          <w:sz w:val="20"/>
+          <w:szCs w:val="20"/>
+          <w:lang w:eastAsia="en-IN"/>
+        </w:rPr>
+        <w:t>set(</w:t>
+      </w:r>
+      <w:proofErr w:type="gramEnd"/>
+      <w:r>
+        <w:rPr>
+          <w:rFonts w:ascii="Courier New" w:eastAsia="Times New Roman" w:hAnsi="Courier New" w:cs="Courier New"/>
+          <w:sz w:val="20"/>
+          <w:szCs w:val="20"/>
+          <w:lang w:eastAsia="en-IN"/>
+        </w:rPr>
+        <w:t>)</w:t>
+      </w:r>
+      <w:r>
+        <w:rPr>
+          <w:rFonts w:ascii="Times New Roman" w:eastAsia="Times New Roman" w:hAnsi="Times New Roman" w:cs="Times New Roman"/>
+          <w:sz w:val="24"/>
+          <w:szCs w:val="24"/>
+          <w:lang w:eastAsia="en-IN"/>
+        </w:rPr>
+        <w:t xml:space="preserve"> </w:t>
+      </w:r>
+    </w:p>
+    <w:p>
+      <w:pPr>
+        <w:numPr>
+          <w:ilvl w:val="0"/>
+          <w:numId w:val="1"/>
+        </w:numPr>
+        <w:spacing w:before="100" w:beforeAutospacing="1" w:after="100" w:afterAutospacing="1"/>
+        <w:rPr>
+          <w:rFonts w:ascii="Times New Roman" w:eastAsia="Times New Roman" w:hAnsi="Times New Roman" w:cs="Times New Roman"/>
+          <w:sz w:val="24"/>
+          <w:szCs w:val="24"/>
+          <w:lang w:eastAsia="en-IN"/>
+        </w:rPr>
+      </w:pPr>
+      <w:proofErr w:type="gramStart"/>
+      <w:r>
+        <w:rPr>
+          <w:rFonts w:ascii="Courier New" w:eastAsia="Times New Roman" w:hAnsi="Courier New" w:cs="Courier New"/>
+          <w:sz w:val="20"/>
+          <w:szCs w:val="20"/>
+          <w:lang w:eastAsia="en-IN"/>
+        </w:rPr>
+        <w:t>remove(</w:t>
+      </w:r>
+      <w:proofErr w:type="gramEnd"/>
+      <w:r>
+        <w:rPr>
+          <w:rFonts w:ascii="Courier New" w:eastAsia="Times New Roman" w:hAnsi="Courier New" w:cs="Courier New"/>
+          <w:sz w:val="20"/>
+          <w:szCs w:val="20"/>
+          <w:lang w:eastAsia="en-IN"/>
+        </w:rPr>
+        <w:t>)</w:t>
+      </w:r>
+      <w:r>
+        <w:rPr>
+          <w:rFonts w:ascii="Times New Roman" w:eastAsia="Times New Roman" w:hAnsi="Times New Roman" w:cs="Times New Roman"/>
+          <w:sz w:val="24"/>
+          <w:szCs w:val="24"/>
+          <w:lang w:eastAsia="en-IN"/>
+        </w:rPr>
+        <w:t xml:space="preserve"> </w:t>
+      </w:r>
+    </w:p>
+    <w:p>
+      <w:pPr>
+        <w:numPr>
+          <w:ilvl w:val="0"/>
+          <w:numId w:val="1"/>
+        </w:numPr>
+        <w:spacing w:before="100" w:beforeAutospacing="1" w:after="100" w:afterAutospacing="1"/>
+        <w:rPr>
+          <w:rFonts w:ascii="Times New Roman" w:eastAsia="Times New Roman" w:hAnsi="Times New Roman" w:cs="Times New Roman"/>
+          <w:sz w:val="24"/>
+          <w:szCs w:val="24"/>
+          <w:lang w:eastAsia="en-IN"/>
+        </w:rPr>
+      </w:pPr>
+      <w:proofErr w:type="gramStart"/>
+      <w:r>
+        <w:rPr>
+          <w:rFonts w:ascii="Courier New" w:eastAsia="Times New Roman" w:hAnsi="Courier New" w:cs="Courier New"/>
+          <w:sz w:val="20"/>
+          <w:szCs w:val="20"/>
+          <w:lang w:eastAsia="en-IN"/>
+        </w:rPr>
+        <w:t>contains(</w:t>
+      </w:r>
+      <w:proofErr w:type="gramEnd"/>
+      <w:r>
+        <w:rPr>
+          <w:rFonts w:ascii="Courier New" w:eastAsia="Times New Roman" w:hAnsi="Courier New" w:cs="Courier New"/>
+          <w:sz w:val="20"/>
+          <w:szCs w:val="20"/>
+          <w:lang w:eastAsia="en-IN"/>
+        </w:rPr>
+        <w:t>)</w:t>
+      </w:r>
+      <w:r>
+        <w:rPr>
+          <w:rFonts w:ascii="Times New Roman" w:eastAsia="Times New Roman" w:hAnsi="Times New Roman" w:cs="Times New Roman"/>
+          <w:sz w:val="24"/>
+          <w:szCs w:val="24"/>
+          <w:lang w:eastAsia="en-IN"/>
+        </w:rPr>
+        <w:t xml:space="preserve"> </w:t>
+      </w:r>
+    </w:p>
+    <w:p>
+      <w:pPr>
+        <w:numPr>
+          <w:ilvl w:val="0"/>
+          <w:numId w:val="1"/>
+        </w:numPr>
+        <w:spacing w:before="100" w:beforeAutospacing="1" w:after="100" w:afterAutospacing="1"/>
+        <w:rPr>
+          <w:rFonts w:ascii="Times New Roman" w:eastAsia="Times New Roman" w:hAnsi="Times New Roman" w:cs="Times New Roman"/>
+          <w:sz w:val="24"/>
+          <w:szCs w:val="24"/>
+          <w:lang w:eastAsia="en-IN"/>
+        </w:rPr>
+      </w:pPr>
+      <w:proofErr w:type="spellStart"/>
+      <w:proofErr w:type="gramStart"/>
+      <w:r>
+        <w:rPr>
+          <w:rFonts w:ascii="Courier New" w:eastAsia="Times New Roman" w:hAnsi="Courier New" w:cs="Courier New"/>
+          <w:sz w:val="20"/>
+          <w:szCs w:val="20"/>
+          <w:lang w:eastAsia="en-IN"/>
+        </w:rPr>
+        <w:t>indexOf</w:t>
+      </w:r>
+      <w:proofErr w:type="spellEnd"/>
+      <w:r>
+        <w:rPr>
+          <w:rFonts w:ascii="Courier New" w:eastAsia="Times New Roman" w:hAnsi="Courier New" w:cs="Courier New"/>
+          <w:sz w:val="20"/>
+          <w:szCs w:val="20"/>
+          <w:lang w:eastAsia="en-IN"/>
+        </w:rPr>
+        <w:t>(</w:t>
+      </w:r>
+      <w:proofErr w:type="gramEnd"/>
+      <w:r>
+        <w:rPr>
+          <w:rFonts w:ascii="Courier New" w:eastAsia="Times New Roman" w:hAnsi="Courier New" w:cs="Courier New"/>
+          <w:sz w:val="20"/>
+          <w:szCs w:val="20"/>
+          <w:lang w:eastAsia="en-IN"/>
+        </w:rPr>
+        <w:t>)</w:t>
+      </w:r>
+      <w:r>
+        <w:rPr>
+          <w:rFonts w:ascii="Times New Roman" w:eastAsia="Times New Roman" w:hAnsi="Times New Roman" w:cs="Times New Roman"/>
+          <w:sz w:val="24"/>
+          <w:szCs w:val="24"/>
+          <w:lang w:eastAsia="en-IN"/>
+        </w:rPr>
+        <w:t xml:space="preserve"> </w:t>
+      </w:r>
+    </w:p>
+    <w:p>
+      <w:pPr>
+        <w:numPr>
+          <w:ilvl w:val="0"/>
+          <w:numId w:val="1"/>
+        </w:numPr>
+        <w:spacing w:before="100" w:beforeAutospacing="1" w:after="100" w:afterAutospacing="1"/>
+        <w:rPr>
+          <w:rFonts w:ascii="Times New Roman" w:eastAsia="Times New Roman" w:hAnsi="Times New Roman" w:cs="Times New Roman"/>
+          <w:sz w:val="24"/>
+          <w:szCs w:val="24"/>
+          <w:lang w:eastAsia="en-IN"/>
+        </w:rPr>
+      </w:pPr>
+      <w:proofErr w:type="gramStart"/>
+      <w:r>
+        <w:rPr>
+          <w:rFonts w:ascii="Courier New" w:eastAsia="Times New Roman" w:hAnsi="Courier New" w:cs="Courier New"/>
+          <w:sz w:val="20"/>
+          <w:szCs w:val="20"/>
+          <w:lang w:eastAsia="en-IN"/>
+        </w:rPr>
+        <w:t>size(</w:t>
+      </w:r>
+      <w:proofErr w:type="gramEnd"/>
+      <w:r>
+        <w:rPr>
+          <w:rFonts w:ascii="Courier New" w:eastAsia="Times New Roman" w:hAnsi="Courier New" w:cs="Courier New"/>
+          <w:sz w:val="20"/>
+          <w:szCs w:val="20"/>
+          <w:lang w:eastAsia="en-IN"/>
+        </w:rPr>
+        <w:t>)</w:t>
+      </w:r>
+      <w:r>
+        <w:rPr>
+          <w:rFonts w:ascii="Times New Roman" w:eastAsia="Times New Roman" w:hAnsi="Times New Roman" w:cs="Times New Roman"/>
+          <w:sz w:val="24"/>
+          <w:szCs w:val="24"/>
+          <w:lang w:eastAsia="en-IN"/>
+        </w:rPr>
+        <w:t xml:space="preserve"> </w:t>
+      </w:r>
+    </w:p>
+    <w:p>
+      <w:pPr>
+        <w:numPr>
+          <w:ilvl w:val="0"/>
+          <w:numId w:val="1"/>
+        </w:numPr>
+        <w:spacing w:before="100" w:beforeAutospacing="1" w:after="100" w:afterAutospacing="1"/>
+        <w:rPr>
+          <w:rFonts w:ascii="Times New Roman" w:eastAsia="Times New Roman" w:hAnsi="Times New Roman" w:cs="Times New Roman"/>
+          <w:sz w:val="24"/>
+          <w:szCs w:val="24"/>
+          <w:lang w:eastAsia="en-IN"/>
+        </w:rPr>
+      </w:pPr>
+      <w:r>
+        <w:rPr>
+          <w:rFonts w:ascii="Times New Roman" w:eastAsia="Times New Roman" w:hAnsi="Times New Roman" w:cs="Times New Roman"/>
+          <w:sz w:val="24"/>
+          <w:szCs w:val="24"/>
+          <w:lang w:eastAsia="en-IN"/>
+        </w:rPr>
+        <w:t xml:space="preserve">updating objects </w:t>
+      </w:r>
+    </w:p>
+    <w:p>
+      <w:pPr>
+        <w:numPr>
+          <w:ilvl w:val="0"/>
+          <w:numId w:val="1"/>
+        </w:numPr>
+        <w:spacing w:before="100" w:beforeAutospacing="1" w:after="100" w:afterAutospacing="1"/>
+        <w:rPr>
+          <w:rFonts w:ascii="Times New Roman" w:eastAsia="Times New Roman" w:hAnsi="Times New Roman" w:cs="Times New Roman"/>
+          <w:sz w:val="24"/>
+          <w:szCs w:val="24"/>
+          <w:lang w:eastAsia="en-IN"/>
+        </w:rPr>
+      </w:pPr>
+      <w:r>
+        <w:rPr>
+          <w:rFonts w:ascii="Times New Roman" w:eastAsia="Times New Roman" w:hAnsi="Times New Roman" w:cs="Times New Roman"/>
+          <w:sz w:val="24"/>
+          <w:szCs w:val="24"/>
+          <w:lang w:eastAsia="en-IN"/>
+        </w:rPr>
+        <w:t xml:space="preserve">deleting objects </w:t>
+      </w:r>
+    </w:p>
+    <w:p>
+      <w:pPr>
+        <w:spacing w:before="100" w:beforeAutospacing="1" w:after="100" w:afterAutospacing="1"/>
+        <w:outlineLvl w:val="2"/>
         <w:rPr>
           <w:rFonts w:ascii="Times New Roman" w:eastAsia="Times New Roman" w:hAnsi="Times New Roman" w:cs="Times New Roman"/>
           <w:b/>
@@ -61,8 +463,7 @@
           <w:szCs w:val="27"/>
           <w:lang w:eastAsia="en-IN"/>
         </w:rPr>
-        <w:t>1</w:t>
-      </w:r>
+      </w:pPr>
       <w:r>
         <w:rPr>
           <w:rFonts w:ascii="Times New Roman" w:eastAsia="Times New Roman" w:hAnsi="Times New Roman" w:cs="Times New Roman"/>
@@ -72,74 +473,318 @@
           <w:szCs w:val="27"/>
           <w:lang w:eastAsia="en-IN"/>
         </w:rPr>
-        <w:t>: Team register</w:t>
-      </w:r>
-    </w:p>
-    <w:p>
-      <w:pPr>
-        <w:numPr>
-          <w:ilvl w:val="0"/>
-          <w:numId w:val="1"/>
-        </w:numPr>
-        <w:spacing w:before="100" w:beforeAutospacing="1" w:after="100" w:afterAutospacing="1"/>
-        <w:rPr>
-          <w:rFonts w:ascii="Times New Roman" w:eastAsia="Times New Roman" w:hAnsi="Times New Roman" w:cs="Times New Roman"/>
-          <w:sz w:val="24"/>
-          <w:szCs w:val="24"/>
-          <w:lang w:eastAsia="en-IN"/>
-        </w:rPr>
-      </w:pPr>
-      <w:r>
-        <w:rPr>
-          <w:rFonts w:ascii="Times New Roman" w:eastAsia="Times New Roman" w:hAnsi="Times New Roman" w:cs="Times New Roman"/>
-          <w:sz w:val="24"/>
-          <w:szCs w:val="24"/>
-          <w:lang w:eastAsia="en-IN"/>
-        </w:rPr>
-        <w:t>Ask user</w:t>
-      </w:r>
-      <w:r>
-        <w:rPr>
-          <w:rFonts w:ascii="Times New Roman" w:eastAsia="Times New Roman" w:hAnsi="Times New Roman" w:cs="Times New Roman"/>
-          <w:sz w:val="24"/>
-          <w:szCs w:val="24"/>
-          <w:lang w:eastAsia="en-IN"/>
-        </w:rPr>
-        <w:t xml:space="preserve"> </w:t>
-      </w:r>
-      <w:r>
-        <w:rPr>
-          <w:rFonts w:ascii="Times New Roman" w:eastAsia="Times New Roman" w:hAnsi="Times New Roman" w:cs="Times New Roman"/>
-          <w:sz w:val="24"/>
-          <w:szCs w:val="24"/>
-          <w:lang w:eastAsia="en-IN"/>
-        </w:rPr>
-        <w:t xml:space="preserve"> for jersey no, name, matches, runs (Scanner).</w:t>
-      </w:r>
-    </w:p>
-    <w:p>
-      <w:pPr>
-        <w:numPr>
-          <w:ilvl w:val="0"/>
-          <w:numId w:val="1"/>
-        </w:numPr>
-        <w:spacing w:before="100" w:beforeAutospacing="1" w:after="100" w:afterAutospacing="1"/>
-        <w:rPr>
-          <w:rFonts w:ascii="Times New Roman" w:eastAsia="Times New Roman" w:hAnsi="Times New Roman" w:cs="Times New Roman"/>
-          <w:sz w:val="24"/>
-          <w:szCs w:val="24"/>
-          <w:lang w:eastAsia="en-IN"/>
-        </w:rPr>
-      </w:pPr>
-      <w:r>
-        <w:rPr>
-          <w:rFonts w:ascii="Times New Roman" w:eastAsia="Times New Roman" w:hAnsi="Times New Roman" w:cs="Times New Roman"/>
-          <w:sz w:val="24"/>
-          <w:szCs w:val="24"/>
-          <w:lang w:eastAsia="en-IN"/>
-        </w:rPr>
-        <w:t>Add to </w:t>
-      </w:r>
+        <w:t>Problem</w:t>
+      </w:r>
+    </w:p>
+    <w:p>
+      <w:pPr>
+        <w:spacing w:before="100" w:beforeAutospacing="1" w:after="100" w:afterAutospacing="1"/>
+        <w:rPr>
+          <w:rFonts w:ascii="Times New Roman" w:eastAsia="Times New Roman" w:hAnsi="Times New Roman" w:cs="Times New Roman"/>
+          <w:sz w:val="24"/>
+          <w:szCs w:val="24"/>
+          <w:lang w:eastAsia="en-IN"/>
+        </w:rPr>
+      </w:pPr>
+      <w:r>
+        <w:rPr>
+          <w:rFonts w:ascii="Times New Roman" w:eastAsia="Times New Roman" w:hAnsi="Times New Roman" w:cs="Times New Roman"/>
+          <w:b/>
+          <w:bCs/>
+          <w:sz w:val="24"/>
+          <w:szCs w:val="24"/>
+          <w:lang w:eastAsia="en-IN"/>
+        </w:rPr>
+        <w:t>Class: Student</w:t>
+      </w:r>
+    </w:p>
+    <w:p>
+      <w:pPr>
+        <w:tabs>
+          <w:tab w:val="left" w:pos="916"/>
+          <w:tab w:val="left" w:pos="1832"/>
+          <w:tab w:val="left" w:pos="2748"/>
+          <w:tab w:val="left" w:pos="3664"/>
+          <w:tab w:val="left" w:pos="4580"/>
+          <w:tab w:val="left" w:pos="5496"/>
+          <w:tab w:val="left" w:pos="6412"/>
+          <w:tab w:val="left" w:pos="7328"/>
+          <w:tab w:val="left" w:pos="8244"/>
+          <w:tab w:val="left" w:pos="9160"/>
+          <w:tab w:val="left" w:pos="10076"/>
+          <w:tab w:val="left" w:pos="10992"/>
+          <w:tab w:val="left" w:pos="11908"/>
+          <w:tab w:val="left" w:pos="12824"/>
+          <w:tab w:val="left" w:pos="13740"/>
+          <w:tab w:val="left" w:pos="14656"/>
+        </w:tabs>
+        <w:rPr>
+          <w:rFonts w:ascii="Courier New" w:eastAsia="Times New Roman" w:hAnsi="Courier New" w:cs="Courier New"/>
+          <w:sz w:val="20"/>
+          <w:szCs w:val="20"/>
+          <w:lang w:eastAsia="en-IN"/>
+        </w:rPr>
+      </w:pPr>
+      <w:r>
+        <w:rPr>
+          <w:rFonts w:ascii="Courier New" w:eastAsia="Times New Roman" w:hAnsi="Courier New" w:cs="Courier New"/>
+          <w:sz w:val="20"/>
+          <w:szCs w:val="20"/>
+          <w:lang w:eastAsia="en-IN"/>
+        </w:rPr>
+        <w:t>class Student {</w:t>
+      </w:r>
+    </w:p>
+    <w:p>
+      <w:pPr>
+        <w:tabs>
+          <w:tab w:val="left" w:pos="916"/>
+          <w:tab w:val="left" w:pos="1832"/>
+          <w:tab w:val="left" w:pos="2748"/>
+          <w:tab w:val="left" w:pos="3664"/>
+          <w:tab w:val="left" w:pos="4580"/>
+          <w:tab w:val="left" w:pos="5496"/>
+          <w:tab w:val="left" w:pos="6412"/>
+          <w:tab w:val="left" w:pos="7328"/>
+          <w:tab w:val="left" w:pos="8244"/>
+          <w:tab w:val="left" w:pos="9160"/>
+          <w:tab w:val="left" w:pos="10076"/>
+          <w:tab w:val="left" w:pos="10992"/>
+          <w:tab w:val="left" w:pos="11908"/>
+          <w:tab w:val="left" w:pos="12824"/>
+          <w:tab w:val="left" w:pos="13740"/>
+          <w:tab w:val="left" w:pos="14656"/>
+        </w:tabs>
+        <w:rPr>
+          <w:rFonts w:ascii="Courier New" w:eastAsia="Times New Roman" w:hAnsi="Courier New" w:cs="Courier New"/>
+          <w:sz w:val="20"/>
+          <w:szCs w:val="20"/>
+          <w:lang w:eastAsia="en-IN"/>
+        </w:rPr>
+      </w:pPr>
+      <w:r>
+        <w:rPr>
+          <w:rFonts w:ascii="Courier New" w:eastAsia="Times New Roman" w:hAnsi="Courier New" w:cs="Courier New"/>
+          <w:sz w:val="20"/>
+          <w:szCs w:val="20"/>
+          <w:lang w:eastAsia="en-IN"/>
+        </w:rPr>
+        <w:t xml:space="preserve">    int </w:t>
+      </w:r>
+      <w:proofErr w:type="spellStart"/>
+      <w:r>
+        <w:rPr>
+          <w:rFonts w:ascii="Courier New" w:eastAsia="Times New Roman" w:hAnsi="Courier New" w:cs="Courier New"/>
+          <w:sz w:val="20"/>
+          <w:szCs w:val="20"/>
+          <w:lang w:eastAsia="en-IN"/>
+        </w:rPr>
+        <w:t>rollNo</w:t>
+      </w:r>
+      <w:proofErr w:type="spellEnd"/>
+      <w:r>
+        <w:rPr>
+          <w:rFonts w:ascii="Courier New" w:eastAsia="Times New Roman" w:hAnsi="Courier New" w:cs="Courier New"/>
+          <w:sz w:val="20"/>
+          <w:szCs w:val="20"/>
+          <w:lang w:eastAsia="en-IN"/>
+        </w:rPr>
+        <w:t>;</w:t>
+      </w:r>
+    </w:p>
+    <w:p>
+      <w:pPr>
+        <w:tabs>
+          <w:tab w:val="left" w:pos="916"/>
+          <w:tab w:val="left" w:pos="1832"/>
+          <w:tab w:val="left" w:pos="2748"/>
+          <w:tab w:val="left" w:pos="3664"/>
+          <w:tab w:val="left" w:pos="4580"/>
+          <w:tab w:val="left" w:pos="5496"/>
+          <w:tab w:val="left" w:pos="6412"/>
+          <w:tab w:val="left" w:pos="7328"/>
+          <w:tab w:val="left" w:pos="8244"/>
+          <w:tab w:val="left" w:pos="9160"/>
+          <w:tab w:val="left" w:pos="10076"/>
+          <w:tab w:val="left" w:pos="10992"/>
+          <w:tab w:val="left" w:pos="11908"/>
+          <w:tab w:val="left" w:pos="12824"/>
+          <w:tab w:val="left" w:pos="13740"/>
+          <w:tab w:val="left" w:pos="14656"/>
+        </w:tabs>
+        <w:rPr>
+          <w:rFonts w:ascii="Courier New" w:eastAsia="Times New Roman" w:hAnsi="Courier New" w:cs="Courier New"/>
+          <w:sz w:val="20"/>
+          <w:szCs w:val="20"/>
+          <w:lang w:eastAsia="en-IN"/>
+        </w:rPr>
+      </w:pPr>
+      <w:r>
+        <w:rPr>
+          <w:rFonts w:ascii="Courier New" w:eastAsia="Times New Roman" w:hAnsi="Courier New" w:cs="Courier New"/>
+          <w:sz w:val="20"/>
+          <w:szCs w:val="20"/>
+          <w:lang w:eastAsia="en-IN"/>
+        </w:rPr>
+        <w:t xml:space="preserve">    String name;</w:t>
+      </w:r>
+    </w:p>
+    <w:p>
+      <w:pPr>
+        <w:tabs>
+          <w:tab w:val="left" w:pos="916"/>
+          <w:tab w:val="left" w:pos="1832"/>
+          <w:tab w:val="left" w:pos="2748"/>
+          <w:tab w:val="left" w:pos="3664"/>
+          <w:tab w:val="left" w:pos="4580"/>
+          <w:tab w:val="left" w:pos="5496"/>
+          <w:tab w:val="left" w:pos="6412"/>
+          <w:tab w:val="left" w:pos="7328"/>
+          <w:tab w:val="left" w:pos="8244"/>
+          <w:tab w:val="left" w:pos="9160"/>
+          <w:tab w:val="left" w:pos="10076"/>
+          <w:tab w:val="left" w:pos="10992"/>
+          <w:tab w:val="left" w:pos="11908"/>
+          <w:tab w:val="left" w:pos="12824"/>
+          <w:tab w:val="left" w:pos="13740"/>
+          <w:tab w:val="left" w:pos="14656"/>
+        </w:tabs>
+        <w:rPr>
+          <w:rFonts w:ascii="Courier New" w:eastAsia="Times New Roman" w:hAnsi="Courier New" w:cs="Courier New"/>
+          <w:sz w:val="20"/>
+          <w:szCs w:val="20"/>
+          <w:lang w:eastAsia="en-IN"/>
+        </w:rPr>
+      </w:pPr>
+      <w:r>
+        <w:rPr>
+          <w:rFonts w:ascii="Courier New" w:eastAsia="Times New Roman" w:hAnsi="Courier New" w:cs="Courier New"/>
+          <w:sz w:val="20"/>
+          <w:szCs w:val="20"/>
+          <w:lang w:eastAsia="en-IN"/>
+        </w:rPr>
+        <w:t xml:space="preserve">    String course;</w:t>
+      </w:r>
+    </w:p>
+    <w:p>
+      <w:pPr>
+        <w:tabs>
+          <w:tab w:val="left" w:pos="916"/>
+          <w:tab w:val="left" w:pos="1832"/>
+          <w:tab w:val="left" w:pos="2748"/>
+          <w:tab w:val="left" w:pos="3664"/>
+          <w:tab w:val="left" w:pos="4580"/>
+          <w:tab w:val="left" w:pos="5496"/>
+          <w:tab w:val="left" w:pos="6412"/>
+          <w:tab w:val="left" w:pos="7328"/>
+          <w:tab w:val="left" w:pos="8244"/>
+          <w:tab w:val="left" w:pos="9160"/>
+          <w:tab w:val="left" w:pos="10076"/>
+          <w:tab w:val="left" w:pos="10992"/>
+          <w:tab w:val="left" w:pos="11908"/>
+          <w:tab w:val="left" w:pos="12824"/>
+          <w:tab w:val="left" w:pos="13740"/>
+          <w:tab w:val="left" w:pos="14656"/>
+        </w:tabs>
+        <w:rPr>
+          <w:rFonts w:ascii="Courier New" w:eastAsia="Times New Roman" w:hAnsi="Courier New" w:cs="Courier New"/>
+          <w:sz w:val="20"/>
+          <w:szCs w:val="20"/>
+          <w:lang w:eastAsia="en-IN"/>
+        </w:rPr>
+      </w:pPr>
+      <w:r>
+        <w:rPr>
+          <w:rFonts w:ascii="Courier New" w:eastAsia="Times New Roman" w:hAnsi="Courier New" w:cs="Courier New"/>
+          <w:sz w:val="20"/>
+          <w:szCs w:val="20"/>
+          <w:lang w:eastAsia="en-IN"/>
+        </w:rPr>
+        <w:t xml:space="preserve">    double marks;</w:t>
+      </w:r>
+    </w:p>
+    <w:p>
+      <w:pPr>
+        <w:tabs>
+          <w:tab w:val="left" w:pos="916"/>
+          <w:tab w:val="left" w:pos="1832"/>
+          <w:tab w:val="left" w:pos="2748"/>
+          <w:tab w:val="left" w:pos="3664"/>
+          <w:tab w:val="left" w:pos="4580"/>
+          <w:tab w:val="left" w:pos="5496"/>
+          <w:tab w:val="left" w:pos="6412"/>
+          <w:tab w:val="left" w:pos="7328"/>
+          <w:tab w:val="left" w:pos="8244"/>
+          <w:tab w:val="left" w:pos="9160"/>
+          <w:tab w:val="left" w:pos="10076"/>
+          <w:tab w:val="left" w:pos="10992"/>
+          <w:tab w:val="left" w:pos="11908"/>
+          <w:tab w:val="left" w:pos="12824"/>
+          <w:tab w:val="left" w:pos="13740"/>
+          <w:tab w:val="left" w:pos="14656"/>
+        </w:tabs>
+        <w:rPr>
+          <w:rFonts w:ascii="Courier New" w:eastAsia="Times New Roman" w:hAnsi="Courier New" w:cs="Courier New"/>
+          <w:sz w:val="20"/>
+          <w:szCs w:val="20"/>
+          <w:lang w:eastAsia="en-IN"/>
+        </w:rPr>
+      </w:pPr>
+      <w:r>
+        <w:rPr>
+          <w:rFonts w:ascii="Courier New" w:eastAsia="Times New Roman" w:hAnsi="Courier New" w:cs="Courier New"/>
+          <w:sz w:val="20"/>
+          <w:szCs w:val="20"/>
+          <w:lang w:eastAsia="en-IN"/>
+        </w:rPr>
+        <w:t>}</w:t>
+      </w:r>
+    </w:p>
+    <w:p>
+      <w:pPr>
+        <w:spacing w:before="100" w:beforeAutospacing="1" w:after="100" w:afterAutospacing="1"/>
+        <w:outlineLvl w:val="2"/>
+        <w:rPr>
+          <w:rFonts w:ascii="Times New Roman" w:eastAsia="Times New Roman" w:hAnsi="Times New Roman" w:cs="Times New Roman"/>
+          <w:b/>
+          <w:bCs/>
+          <w:sz w:val="27"/>
+          <w:szCs w:val="27"/>
+          <w:lang w:eastAsia="en-IN"/>
+        </w:rPr>
+      </w:pPr>
+      <w:r>
+        <w:rPr>
+          <w:rFonts w:ascii="Times New Roman" w:eastAsia="Times New Roman" w:hAnsi="Times New Roman" w:cs="Times New Roman"/>
+          <w:b/>
+          <w:bCs/>
+          <w:sz w:val="27"/>
+          <w:szCs w:val="27"/>
+          <w:lang w:eastAsia="en-IN"/>
+        </w:rPr>
+        <w:t>Tasks</w:t>
+      </w:r>
+    </w:p>
+    <w:p>
+      <w:pPr>
+        <w:spacing w:before="100" w:beforeAutospacing="1" w:after="100" w:afterAutospacing="1"/>
+        <w:rPr>
+          <w:rFonts w:ascii="Times New Roman" w:eastAsia="Times New Roman" w:hAnsi="Times New Roman" w:cs="Times New Roman"/>
+          <w:sz w:val="24"/>
+          <w:szCs w:val="24"/>
+          <w:lang w:eastAsia="en-IN"/>
+        </w:rPr>
+      </w:pPr>
+      <w:r>
+        <w:rPr>
+          <w:rFonts w:ascii="Times New Roman" w:eastAsia="Times New Roman" w:hAnsi="Times New Roman" w:cs="Times New Roman"/>
+          <w:sz w:val="24"/>
+          <w:szCs w:val="24"/>
+          <w:lang w:eastAsia="en-IN"/>
+        </w:rPr>
+        <w:t xml:space="preserve">Create an </w:t>
+      </w:r>
+      <w:proofErr w:type="spellStart"/>
       <w:r>
         <w:rPr>
           <w:rFonts w:ascii="Courier New" w:eastAsia="Times New Roman" w:hAnsi="Courier New" w:cs="Courier New"/>
@@ -149,727 +794,351 @@
         </w:rPr>
         <w:t>ArrayList</w:t>
       </w:r>
-      <w:r>
-        <w:rPr>
-          <w:rFonts w:ascii="Times New Roman" w:eastAsia="Times New Roman" w:hAnsi="Times New Roman" w:cs="Times New Roman"/>
-          <w:sz w:val="24"/>
-          <w:szCs w:val="24"/>
-          <w:lang w:eastAsia="en-IN"/>
-        </w:rPr>
-        <w:t>.</w:t>
-      </w:r>
-    </w:p>
-    <w:p>
-      <w:pPr>
-        <w:numPr>
-          <w:ilvl w:val="0"/>
-          <w:numId w:val="1"/>
-        </w:numPr>
-        <w:spacing w:before="100" w:beforeAutospacing="1" w:after="100" w:afterAutospacing="1"/>
-        <w:rPr>
-          <w:rFonts w:ascii="Times New Roman" w:eastAsia="Times New Roman" w:hAnsi="Times New Roman" w:cs="Times New Roman"/>
-          <w:sz w:val="24"/>
-          <w:szCs w:val="24"/>
-          <w:lang w:eastAsia="en-IN"/>
-        </w:rPr>
-      </w:pPr>
-      <w:r>
-        <w:rPr>
-          <w:rFonts w:ascii="Times New Roman" w:eastAsia="Times New Roman" w:hAnsi="Times New Roman" w:cs="Times New Roman"/>
-          <w:sz w:val="24"/>
-          <w:szCs w:val="24"/>
-          <w:lang w:eastAsia="en-IN"/>
-        </w:rPr>
-        <w:t xml:space="preserve">Use do while loop </w:t>
-      </w:r>
-      <w:r>
-        <w:rPr>
-          <w:rFonts w:ascii="Times New Roman" w:eastAsia="Times New Roman" w:hAnsi="Times New Roman" w:cs="Times New Roman"/>
-          <w:sz w:val="24"/>
-          <w:szCs w:val="24"/>
-          <w:lang w:eastAsia="en-IN"/>
-        </w:rPr>
-        <w:t>Repeat until user enters </w:t>
-      </w:r>
-      <w:r>
-        <w:rPr>
-          <w:rFonts w:ascii="Courier New" w:eastAsia="Times New Roman" w:hAnsi="Courier New" w:cs="Courier New"/>
-          <w:sz w:val="20"/>
-          <w:szCs w:val="20"/>
-          <w:lang w:eastAsia="en-IN"/>
-        </w:rPr>
-        <w:t>0</w:t>
-      </w:r>
-      <w:r>
-        <w:rPr>
-          <w:rFonts w:ascii="Times New Roman" w:eastAsia="Times New Roman" w:hAnsi="Times New Roman" w:cs="Times New Roman"/>
-          <w:sz w:val="24"/>
-          <w:szCs w:val="24"/>
-          <w:lang w:eastAsia="en-IN"/>
-        </w:rPr>
-        <w:t> </w:t>
-      </w:r>
-      <w:r>
-        <w:rPr>
-          <w:rFonts w:ascii="Times New Roman" w:eastAsia="Times New Roman" w:hAnsi="Times New Roman" w:cs="Times New Roman"/>
-          <w:sz w:val="24"/>
-          <w:szCs w:val="24"/>
-          <w:lang w:eastAsia="en-IN"/>
-        </w:rPr>
-        <w:t>for continue</w:t>
-      </w:r>
-      <w:r>
-        <w:rPr>
-          <w:rFonts w:ascii="Times New Roman" w:eastAsia="Times New Roman" w:hAnsi="Times New Roman" w:cs="Times New Roman"/>
-          <w:sz w:val="24"/>
-          <w:szCs w:val="24"/>
-          <w:lang w:eastAsia="en-IN"/>
-        </w:rPr>
-        <w:t>.</w:t>
-      </w:r>
-    </w:p>
-    <w:p>
-      <w:pPr>
-        <w:numPr>
-          <w:ilvl w:val="0"/>
-          <w:numId w:val="1"/>
-        </w:numPr>
-        <w:spacing w:before="100" w:beforeAutospacing="1" w:after="100" w:afterAutospacing="1"/>
-        <w:rPr>
-          <w:rFonts w:ascii="Times New Roman" w:eastAsia="Times New Roman" w:hAnsi="Times New Roman" w:cs="Times New Roman"/>
-          <w:sz w:val="24"/>
-          <w:szCs w:val="24"/>
-          <w:lang w:eastAsia="en-IN"/>
-        </w:rPr>
-      </w:pPr>
-      <w:r>
-        <w:rPr>
-          <w:rFonts w:ascii="Times New Roman" w:eastAsia="Times New Roman" w:hAnsi="Times New Roman" w:cs="Times New Roman"/>
-          <w:sz w:val="24"/>
-          <w:szCs w:val="24"/>
-          <w:lang w:eastAsia="en-IN"/>
-        </w:rPr>
-        <w:t>Print full squad at the end.</w:t>
-      </w:r>
-    </w:p>
-    <w:p>
-      <w:pPr>
-        <w:spacing w:before="100" w:beforeAutospacing="1" w:after="100" w:afterAutospacing="1"/>
-        <w:rPr>
-          <w:rFonts w:ascii="Times New Roman" w:eastAsia="Times New Roman" w:hAnsi="Times New Roman" w:cs="Times New Roman"/>
-          <w:sz w:val="24"/>
-          <w:szCs w:val="24"/>
-          <w:lang w:eastAsia="en-IN"/>
-        </w:rPr>
-      </w:pPr>
-    </w:p>
-    <w:p>
-      <w:pPr>
-        <w:pStyle w:val="Heading3"/>
-      </w:pPr>
-      <w:r>
-        <w:t xml:space="preserve">Exercise </w:t>
-      </w:r>
-      <w:r>
-        <w:rPr>
-          <w:b w:val="0"/>
-          <w:bCs w:val="0"/>
-        </w:rPr>
-        <w:t>2</w:t>
-      </w:r>
-      <w:r>
-        <w:t xml:space="preserve">: </w:t>
-      </w:r>
-      <w:r>
-        <w:t>2D list of 2 teams</w:t>
-      </w:r>
-    </w:p>
-    <w:p>
-      <w:pPr>
-        <w:pStyle w:val="ui-markdownparagraph"/>
-      </w:pPr>
-      <w:r>
-        <w:t>Given:</w:t>
-      </w:r>
-    </w:p>
-    <w:p>
-      <w:pPr>
-        <w:pStyle w:val="HTMLPreformatted"/>
-        <w:rPr>
-          <w:rStyle w:val="HTMLCode"/>
-        </w:rPr>
-      </w:pPr>
-      <w:r>
-        <w:rPr>
-          <w:rStyle w:val="HTMLCode"/>
-        </w:rPr>
-        <w:t xml:space="preserve">ArrayList&lt;Player&gt; </w:t>
-      </w:r>
-      <w:r>
-        <w:rPr>
-          <w:rStyle w:val="HTMLCode"/>
-        </w:rPr>
-        <w:t>mi</w:t>
-      </w:r>
-      <w:r>
-        <w:rPr>
-          <w:rStyle w:val="HTMLCode"/>
-        </w:rPr>
-        <w:t xml:space="preserve"> = ... // 3 players</w:t>
-      </w:r>
-    </w:p>
-    <w:p>
-      <w:pPr>
-        <w:pStyle w:val="HTMLPreformatted"/>
-      </w:pPr>
-      <w:r>
-        <w:rPr>
-          <w:rStyle w:val="HTMLCode"/>
-        </w:rPr>
-        <w:t xml:space="preserve">ArrayList&lt;Player&gt; </w:t>
-      </w:r>
-      <w:r>
-        <w:rPr>
-          <w:rStyle w:val="HTMLCode"/>
-        </w:rPr>
-        <w:t>csk</w:t>
-      </w:r>
-      <w:r>
-        <w:rPr>
-          <w:rStyle w:val="HTMLCode"/>
-        </w:rPr>
-        <w:t xml:space="preserve"> = ... // 3 players</w:t>
-      </w:r>
-    </w:p>
-    <w:p>
-      <w:pPr>
-        <w:pStyle w:val="ui-markdownparagraph"/>
-        <w:rPr>
-          <w:rStyle w:val="HTMLCode"/>
-        </w:rPr>
-      </w:pPr>
-      <w:r>
-        <w:t>Create </w:t>
-      </w:r>
-      <w:r>
-        <w:rPr>
-          <w:rStyle w:val="HTMLCode"/>
-        </w:rPr>
-        <w:t xml:space="preserve">ArrayList&lt;Player&gt; </w:t>
-      </w:r>
-      <w:r>
-        <w:rPr>
-          <w:rStyle w:val="HTMLCode"/>
-        </w:rPr>
-        <w:t>ipl</w:t>
-      </w:r>
-      <w:r>
-        <w:rPr>
-          <w:rStyle w:val="HTMLCode"/>
-        </w:rPr>
-        <w:t xml:space="preserve"> = new ArrayList</w:t>
-      </w:r>
-      <w:r>
-        <w:rPr>
-          <w:rStyle w:val="HTMLCode"/>
-        </w:rPr>
-        <w:t>();</w:t>
-      </w:r>
-      <w:r>
-        <w:br/>
-        <w:t> then </w:t>
-      </w:r>
-      <w:r>
-        <w:rPr>
-          <w:rStyle w:val="HTMLCode"/>
-        </w:rPr>
-        <w:t>ipl</w:t>
-      </w:r>
-      <w:r>
-        <w:rPr>
-          <w:rStyle w:val="HTMLCode"/>
-        </w:rPr>
-        <w:t>.add(</w:t>
-      </w:r>
-      <w:r>
-        <w:rPr>
-          <w:rStyle w:val="HTMLCode"/>
-        </w:rPr>
-        <w:t>mi</w:t>
-      </w:r>
-      <w:r>
-        <w:rPr>
-          <w:rStyle w:val="HTMLCode"/>
-        </w:rPr>
-        <w:t>);</w:t>
-      </w:r>
-    </w:p>
-    <w:p>
-      <w:pPr>
-        <w:pStyle w:val="ui-markdownparagraph"/>
-        <w:rPr>
-          <w:rStyle w:val="HTMLCode"/>
-        </w:rPr>
-      </w:pPr>
-      <w:r>
-        <w:rPr>
-          <w:rStyle w:val="HTMLCode"/>
-        </w:rPr>
-        <w:t xml:space="preserve"> </w:t>
-      </w:r>
-      <w:r>
-        <w:t>then </w:t>
-      </w:r>
-      <w:r>
-        <w:rPr>
-          <w:rStyle w:val="HTMLCode"/>
-        </w:rPr>
-        <w:t>ipl.add(</w:t>
-      </w:r>
-      <w:r>
-        <w:rPr>
-          <w:rStyle w:val="HTMLCode"/>
-        </w:rPr>
-        <w:t>csk</w:t>
-      </w:r>
-      <w:r>
-        <w:rPr>
-          <w:rStyle w:val="HTMLCode"/>
-        </w:rPr>
-        <w:t>);</w:t>
-      </w:r>
-    </w:p>
-    <w:p>
-      <w:pPr>
-        <w:pStyle w:val="Heading3"/>
-      </w:pPr>
-      <w:r>
-        <w:t>Exercise 1: Top scorer</w:t>
-      </w:r>
-    </w:p>
-    <w:p>
-      <w:pPr>
-        <w:pStyle w:val="ui-markdownparagraph"/>
+      <w:proofErr w:type="spellEnd"/>
+      <w:r>
+        <w:rPr>
+          <w:rFonts w:ascii="Courier New" w:eastAsia="Times New Roman" w:hAnsi="Courier New" w:cs="Courier New"/>
+          <w:sz w:val="20"/>
+          <w:szCs w:val="20"/>
+          <w:lang w:eastAsia="en-IN"/>
+        </w:rPr>
+        <w:t>&lt;Student&gt;</w:t>
+      </w:r>
+      <w:r>
+        <w:rPr>
+          <w:rFonts w:ascii="Times New Roman" w:eastAsia="Times New Roman" w:hAnsi="Times New Roman" w:cs="Times New Roman"/>
+          <w:sz w:val="24"/>
+          <w:szCs w:val="24"/>
+          <w:lang w:eastAsia="en-IN"/>
+        </w:rPr>
+        <w:t xml:space="preserve"> and initially add 5 students.</w:t>
+      </w:r>
+    </w:p>
+    <w:p>
+      <w:pPr>
         <w:numPr>
           <w:ilvl w:val="0"/>
           <w:numId w:val="2"/>
         </w:numPr>
-        <w:rPr>
-          <w:rStyle w:val="HTMLCode"/>
-          <w:rFonts w:ascii="Times New Roman" w:hAnsi="Times New Roman" w:cs="Times New Roman"/>
-          <w:sz w:val="24"/>
-          <w:szCs w:val="24"/>
-        </w:rPr>
-      </w:pPr>
-      <w:r>
-        <w:t xml:space="preserve">From </w:t>
-      </w:r>
-      <w:r>
-        <w:t>ipl ArrayList</w:t>
-      </w:r>
-      <w:r>
-        <w:t>, find and print the player with maximum </w:t>
-      </w:r>
-      <w:r>
-        <w:rPr>
-          <w:rStyle w:val="HTMLCode"/>
-        </w:rPr>
-        <w:t>runsScored</w:t>
-      </w:r>
-    </w:p>
-    <w:p>
-      <w:pPr>
-        <w:pStyle w:val="ui-markdownparagraph"/>
+        <w:spacing w:before="100" w:beforeAutospacing="1" w:after="100" w:afterAutospacing="1"/>
+        <w:rPr>
+          <w:rFonts w:ascii="Times New Roman" w:eastAsia="Times New Roman" w:hAnsi="Times New Roman" w:cs="Times New Roman"/>
+          <w:sz w:val="24"/>
+          <w:szCs w:val="24"/>
+          <w:lang w:eastAsia="en-IN"/>
+        </w:rPr>
+      </w:pPr>
+      <w:r>
+        <w:rPr>
+          <w:rFonts w:ascii="Times New Roman" w:eastAsia="Times New Roman" w:hAnsi="Times New Roman" w:cs="Times New Roman"/>
+          <w:sz w:val="24"/>
+          <w:szCs w:val="24"/>
+          <w:lang w:eastAsia="en-IN"/>
+        </w:rPr>
+        <w:t xml:space="preserve">Print all students. </w:t>
+      </w:r>
+    </w:p>
+    <w:p>
+      <w:pPr>
         <w:numPr>
           <w:ilvl w:val="0"/>
           <w:numId w:val="2"/>
         </w:numPr>
-      </w:pPr>
-      <w:r>
-        <w:t>Calculate average </w:t>
-      </w:r>
-      <w:r>
-        <w:rPr>
-          <w:rStyle w:val="HTMLCode"/>
-        </w:rPr>
-        <w:t>runsScored</w:t>
-      </w:r>
-      <w:r>
-        <w:t> of all players in the list.</w:t>
-      </w:r>
-    </w:p>
-    <w:p>
-      <w:pPr>
-        <w:pStyle w:val="ui-markdownparagraph"/>
-        <w:ind w:left="720"/>
-      </w:pPr>
-      <w:r>
-        <w:t xml:space="preserve">  e.g Avg run of all players playing in ipl is 10.0</w:t>
-      </w:r>
-    </w:p>
-    <w:p>
-      <w:pPr>
-        <w:pStyle w:val="ui-markdownparagraph"/>
+        <w:spacing w:before="100" w:beforeAutospacing="1" w:after="100" w:afterAutospacing="1"/>
+        <w:rPr>
+          <w:rFonts w:ascii="Times New Roman" w:eastAsia="Times New Roman" w:hAnsi="Times New Roman" w:cs="Times New Roman"/>
+          <w:sz w:val="24"/>
+          <w:szCs w:val="24"/>
+          <w:lang w:eastAsia="en-IN"/>
+        </w:rPr>
+      </w:pPr>
+      <w:r>
+        <w:rPr>
+          <w:rFonts w:ascii="Times New Roman" w:eastAsia="Times New Roman" w:hAnsi="Times New Roman" w:cs="Times New Roman"/>
+          <w:sz w:val="24"/>
+          <w:szCs w:val="24"/>
+          <w:lang w:eastAsia="en-IN"/>
+        </w:rPr>
+        <w:t xml:space="preserve">Ask the user for a roll number and search for that student. </w:t>
+      </w:r>
+    </w:p>
+    <w:p>
+      <w:pPr>
         <w:numPr>
           <w:ilvl w:val="0"/>
           <w:numId w:val="2"/>
         </w:numPr>
-      </w:pPr>
-      <w:r>
-        <w:t>Calculate average </w:t>
-      </w:r>
-      <w:r>
-        <w:rPr>
-          <w:rStyle w:val="HTMLCode"/>
-        </w:rPr>
-        <w:t>runsScored</w:t>
-      </w:r>
-      <w:r>
-        <w:t> </w:t>
-      </w:r>
-      <w:r>
-        <w:t>team wise</w:t>
-      </w:r>
-      <w:r>
-        <w:t>.</w:t>
-      </w:r>
-    </w:p>
-    <w:p>
-      <w:pPr>
-        <w:pStyle w:val="ui-markdownparagraph"/>
-        <w:ind w:left="720"/>
-      </w:pPr>
-      <w:r>
-        <w:t>e.g mi team avg run is 10</w:t>
-      </w:r>
-    </w:p>
-    <w:p>
-      <w:pPr>
-        <w:pStyle w:val="ui-markdownparagraph"/>
-        <w:ind w:left="720"/>
-      </w:pPr>
-      <w:r>
-        <w:t xml:space="preserve">      csk team avg run is 15</w:t>
-      </w:r>
-    </w:p>
-    <w:p>
-      <w:pPr>
-        <w:pStyle w:val="ui-markdownparagraph"/>
-        <w:rPr>
-          <w:rStyle w:val="HTMLCode"/>
-        </w:rPr>
-      </w:pPr>
-    </w:p>
-    <w:p>
-      <w:pPr>
-        <w:pStyle w:val="ui-markdownparagraph"/>
-        <w:rPr>
-          <w:rStyle w:val="HTMLCode"/>
-        </w:rPr>
-      </w:pPr>
-    </w:p>
-    <w:p>
-      <w:pPr>
-        <w:pStyle w:val="Heading3"/>
-      </w:pPr>
-      <w:r>
-        <w:t xml:space="preserve">Exercise </w:t>
-      </w:r>
-      <w:r>
-        <w:t>3</w:t>
-      </w:r>
-      <w:r>
-        <w:t xml:space="preserve">: </w:t>
-      </w:r>
-      <w:r>
-        <w:t xml:space="preserve">Merge </w:t>
-      </w:r>
-      <w:r>
-        <w:t>players from diff nationalities to form a team</w:t>
-      </w:r>
-    </w:p>
-    <w:p>
-      <w:pPr>
-        <w:pStyle w:val="ui-markdownparagraph"/>
-      </w:pPr>
-      <w:r>
-        <w:t>Given:</w:t>
-      </w:r>
-    </w:p>
-    <w:p>
-      <w:pPr>
-        <w:pStyle w:val="HTMLPreformatted"/>
-        <w:rPr>
-          <w:rStyle w:val="HTMLCode"/>
-        </w:rPr>
-      </w:pPr>
-      <w:r>
-        <w:rPr>
-          <w:rStyle w:val="HTMLCode"/>
-        </w:rPr>
-        <w:t>ArrayList&lt;Player&gt; india = ... // 3 players</w:t>
-      </w:r>
-    </w:p>
-    <w:p>
-      <w:pPr>
-        <w:pStyle w:val="HTMLPreformatted"/>
-        <w:rPr>
-          <w:rStyle w:val="HTMLCode"/>
-        </w:rPr>
-      </w:pPr>
-      <w:r>
-        <w:rPr>
-          <w:rStyle w:val="HTMLCode"/>
-        </w:rPr>
-        <w:t xml:space="preserve">ArrayList&lt;Player&gt; </w:t>
-      </w:r>
-      <w:r>
-        <w:rPr>
-          <w:rStyle w:val="HTMLCode"/>
-        </w:rPr>
-        <w:t>australia</w:t>
-      </w:r>
-      <w:r>
-        <w:rPr>
-          <w:rStyle w:val="HTMLCode"/>
-        </w:rPr>
-        <w:t xml:space="preserve"> = ... // 3 players</w:t>
-      </w:r>
-    </w:p>
-    <w:p>
-      <w:pPr>
-        <w:pStyle w:val="HTMLPreformatted"/>
-        <w:rPr>
-          <w:rStyle w:val="HTMLCode"/>
-        </w:rPr>
-      </w:pPr>
-      <w:r>
-        <w:rPr>
-          <w:rStyle w:val="HTMLCode"/>
-        </w:rPr>
-        <w:t xml:space="preserve">ArrayList&lt;Player&gt; </w:t>
-      </w:r>
-      <w:r>
-        <w:rPr>
-          <w:rStyle w:val="HTMLCode"/>
-        </w:rPr>
-        <w:t>england</w:t>
-      </w:r>
-      <w:r>
-        <w:rPr>
-          <w:rStyle w:val="HTMLCode"/>
-        </w:rPr>
-        <w:t xml:space="preserve"> = ... // 3 players</w:t>
-      </w:r>
-    </w:p>
-    <w:p>
-      <w:pPr>
-        <w:pStyle w:val="HTMLPreformatted"/>
-      </w:pPr>
-    </w:p>
-    <w:p>
-      <w:pPr>
-        <w:pStyle w:val="ui-markdownparagraph"/>
-      </w:pPr>
-      <w:r>
-        <w:lastRenderedPageBreak/>
-        <w:t>Create </w:t>
-      </w:r>
-      <w:r>
-        <w:rPr>
-          <w:rStyle w:val="HTMLCode"/>
-        </w:rPr>
-        <w:t xml:space="preserve">ArrayList&lt;Player&gt; </w:t>
-      </w:r>
-      <w:r>
-        <w:rPr>
-          <w:rStyle w:val="HTMLCode"/>
-        </w:rPr>
-        <w:t>rcb</w:t>
-      </w:r>
-      <w:r>
-        <w:rPr>
-          <w:rStyle w:val="HTMLCode"/>
-        </w:rPr>
-        <w:t xml:space="preserve"> = new ArrayList</w:t>
-      </w:r>
-      <w:r>
-        <w:rPr>
-          <w:rStyle w:val="HTMLCode"/>
-        </w:rPr>
-        <w:t>()</w:t>
-      </w:r>
-      <w:r>
-        <w:rPr>
-          <w:rStyle w:val="HTMLCode"/>
-        </w:rPr>
-        <w:t>;</w:t>
-      </w:r>
-      <w:r>
-        <w:br/>
-        <w:t> then </w:t>
-      </w:r>
-    </w:p>
-    <w:p>
-      <w:pPr>
-        <w:pStyle w:val="ui-markdownparagraph"/>
-        <w:rPr>
-          <w:rStyle w:val="HTMLCode"/>
-        </w:rPr>
-      </w:pPr>
-      <w:r>
-        <w:rPr>
-          <w:rStyle w:val="HTMLCode"/>
-        </w:rPr>
-        <w:t>rcb</w:t>
-      </w:r>
-      <w:r>
-        <w:rPr>
-          <w:rStyle w:val="HTMLCode"/>
-        </w:rPr>
-        <w:t>.addAll(</w:t>
-      </w:r>
-      <w:r>
-        <w:rPr>
-          <w:rStyle w:val="HTMLCode"/>
-        </w:rPr>
-        <w:t>India</w:t>
-      </w:r>
-      <w:r>
-        <w:rPr>
-          <w:rStyle w:val="HTMLCode"/>
-        </w:rPr>
-        <w:t>);</w:t>
-      </w:r>
-    </w:p>
-    <w:p>
-      <w:pPr>
-        <w:pStyle w:val="ui-markdownparagraph"/>
-        <w:rPr>
-          <w:rStyle w:val="HTMLCode"/>
-        </w:rPr>
-      </w:pPr>
-      <w:r>
-        <w:rPr>
-          <w:rStyle w:val="HTMLCode"/>
-        </w:rPr>
-        <w:t>rcb.addAll(australia);</w:t>
-      </w:r>
-    </w:p>
-    <w:p>
-      <w:pPr>
-        <w:pStyle w:val="ui-markdownparagraph"/>
-        <w:rPr>
-          <w:rStyle w:val="HTMLCode"/>
-        </w:rPr>
-      </w:pPr>
-      <w:r>
-        <w:rPr>
-          <w:rStyle w:val="HTMLCode"/>
-        </w:rPr>
-        <w:t>rcb.addAll(england);</w:t>
-      </w:r>
-    </w:p>
-    <w:p>
-      <w:pPr>
-        <w:pStyle w:val="ui-markdownparagraph"/>
-      </w:pPr>
-      <w:r>
-        <w:br/>
-        <w:t>Print combined list and total count.</w:t>
-      </w:r>
-    </w:p>
-    <w:p>
-      <w:pPr>
-        <w:pStyle w:val="ui-markdownparagraph"/>
-      </w:pPr>
-    </w:p>
-    <w:p>
-      <w:pPr>
-        <w:pStyle w:val="Heading3"/>
-      </w:pPr>
-      <w:r>
-        <w:t>Exercise : Top scorer</w:t>
-      </w:r>
-    </w:p>
-    <w:p>
-      <w:pPr>
-        <w:pStyle w:val="ui-markdownparagraph"/>
+        <w:spacing w:before="100" w:beforeAutospacing="1" w:after="100" w:afterAutospacing="1"/>
+        <w:rPr>
+          <w:rFonts w:ascii="Times New Roman" w:eastAsia="Times New Roman" w:hAnsi="Times New Roman" w:cs="Times New Roman"/>
+          <w:sz w:val="24"/>
+          <w:szCs w:val="24"/>
+          <w:lang w:eastAsia="en-IN"/>
+        </w:rPr>
+      </w:pPr>
+      <w:r>
+        <w:rPr>
+          <w:rFonts w:ascii="Times New Roman" w:eastAsia="Times New Roman" w:hAnsi="Times New Roman" w:cs="Times New Roman"/>
+          <w:sz w:val="24"/>
+          <w:szCs w:val="24"/>
+          <w:lang w:eastAsia="en-IN"/>
+        </w:rPr>
+        <w:t xml:space="preserve">Display the student using </w:t>
+      </w:r>
+      <w:proofErr w:type="gramStart"/>
+      <w:r>
+        <w:rPr>
+          <w:rFonts w:ascii="Courier New" w:eastAsia="Times New Roman" w:hAnsi="Courier New" w:cs="Courier New"/>
+          <w:sz w:val="20"/>
+          <w:szCs w:val="20"/>
+          <w:lang w:eastAsia="en-IN"/>
+        </w:rPr>
+        <w:t>get(</w:t>
+      </w:r>
+      <w:proofErr w:type="gramEnd"/>
+      <w:r>
+        <w:rPr>
+          <w:rFonts w:ascii="Courier New" w:eastAsia="Times New Roman" w:hAnsi="Courier New" w:cs="Courier New"/>
+          <w:sz w:val="20"/>
+          <w:szCs w:val="20"/>
+          <w:lang w:eastAsia="en-IN"/>
+        </w:rPr>
+        <w:t>)</w:t>
+      </w:r>
+      <w:r>
+        <w:rPr>
+          <w:rFonts w:ascii="Times New Roman" w:eastAsia="Times New Roman" w:hAnsi="Times New Roman" w:cs="Times New Roman"/>
+          <w:sz w:val="24"/>
+          <w:szCs w:val="24"/>
+          <w:lang w:eastAsia="en-IN"/>
+        </w:rPr>
+        <w:t xml:space="preserve">. </w:t>
+      </w:r>
+    </w:p>
+    <w:p>
+      <w:pPr>
         <w:numPr>
           <w:ilvl w:val="0"/>
-          <w:numId w:val="3"/>
+          <w:numId w:val="2"/>
         </w:numPr>
-        <w:rPr>
-          <w:rStyle w:val="HTMLCode"/>
-          <w:rFonts w:ascii="Times New Roman" w:hAnsi="Times New Roman" w:cs="Times New Roman"/>
-          <w:sz w:val="24"/>
-          <w:szCs w:val="24"/>
-        </w:rPr>
-      </w:pPr>
-      <w:r>
-        <w:t xml:space="preserve">From </w:t>
-      </w:r>
-      <w:r>
-        <w:t>rcb</w:t>
-      </w:r>
-      <w:r>
-        <w:t xml:space="preserve"> ArrayList, find and print the player with maximum </w:t>
-      </w:r>
-      <w:r>
-        <w:rPr>
-          <w:rStyle w:val="HTMLCode"/>
-        </w:rPr>
-        <w:t>runsScored</w:t>
-      </w:r>
-    </w:p>
-    <w:p>
-      <w:pPr>
-        <w:pStyle w:val="ui-markdownparagraph"/>
+        <w:spacing w:before="100" w:beforeAutospacing="1" w:after="100" w:afterAutospacing="1"/>
+        <w:rPr>
+          <w:rFonts w:ascii="Times New Roman" w:eastAsia="Times New Roman" w:hAnsi="Times New Roman" w:cs="Times New Roman"/>
+          <w:sz w:val="24"/>
+          <w:szCs w:val="24"/>
+          <w:lang w:eastAsia="en-IN"/>
+        </w:rPr>
+      </w:pPr>
+      <w:r>
+        <w:rPr>
+          <w:rFonts w:ascii="Times New Roman" w:eastAsia="Times New Roman" w:hAnsi="Times New Roman" w:cs="Times New Roman"/>
+          <w:sz w:val="24"/>
+          <w:szCs w:val="24"/>
+          <w:lang w:eastAsia="en-IN"/>
+        </w:rPr>
+        <w:t xml:space="preserve">Update the course of a student using </w:t>
+      </w:r>
+      <w:proofErr w:type="gramStart"/>
+      <w:r>
+        <w:rPr>
+          <w:rFonts w:ascii="Courier New" w:eastAsia="Times New Roman" w:hAnsi="Courier New" w:cs="Courier New"/>
+          <w:sz w:val="20"/>
+          <w:szCs w:val="20"/>
+          <w:lang w:eastAsia="en-IN"/>
+        </w:rPr>
+        <w:t>set(</w:t>
+      </w:r>
+      <w:proofErr w:type="gramEnd"/>
+      <w:r>
+        <w:rPr>
+          <w:rFonts w:ascii="Courier New" w:eastAsia="Times New Roman" w:hAnsi="Courier New" w:cs="Courier New"/>
+          <w:sz w:val="20"/>
+          <w:szCs w:val="20"/>
+          <w:lang w:eastAsia="en-IN"/>
+        </w:rPr>
+        <w:t>)</w:t>
+      </w:r>
+      <w:r>
+        <w:rPr>
+          <w:rFonts w:ascii="Times New Roman" w:eastAsia="Times New Roman" w:hAnsi="Times New Roman" w:cs="Times New Roman"/>
+          <w:sz w:val="24"/>
+          <w:szCs w:val="24"/>
+          <w:lang w:eastAsia="en-IN"/>
+        </w:rPr>
+        <w:t xml:space="preserve">. </w:t>
+      </w:r>
+    </w:p>
+    <w:p>
+      <w:pPr>
         <w:numPr>
           <w:ilvl w:val="0"/>
-          <w:numId w:val="3"/>
+          <w:numId w:val="2"/>
         </w:numPr>
-      </w:pPr>
-      <w:r>
-        <w:t>Sort</w:t>
-      </w:r>
-      <w:r>
-        <w:t xml:space="preserve"> player</w:t>
-      </w:r>
-      <w:r>
-        <w:t xml:space="preserve"> by runs (</w:t>
-      </w:r>
-      <w:r>
-        <w:t>ASC order</w:t>
-      </w:r>
-      <w:r>
+        <w:spacing w:before="100" w:beforeAutospacing="1" w:after="100" w:afterAutospacing="1"/>
+        <w:rPr>
+          <w:rFonts w:ascii="Times New Roman" w:eastAsia="Times New Roman" w:hAnsi="Times New Roman" w:cs="Times New Roman"/>
+          <w:sz w:val="24"/>
+          <w:szCs w:val="24"/>
+          <w:lang w:eastAsia="en-IN"/>
+        </w:rPr>
+      </w:pPr>
+      <w:r>
+        <w:rPr>
+          <w:rFonts w:ascii="Times New Roman" w:eastAsia="Times New Roman" w:hAnsi="Times New Roman" w:cs="Times New Roman"/>
+          <w:sz w:val="24"/>
+          <w:szCs w:val="24"/>
+          <w:lang w:eastAsia="en-IN"/>
+        </w:rPr>
+        <w:t xml:space="preserve">Remove a student using </w:t>
+      </w:r>
+      <w:proofErr w:type="gramStart"/>
+      <w:r>
+        <w:rPr>
+          <w:rFonts w:ascii="Courier New" w:eastAsia="Times New Roman" w:hAnsi="Courier New" w:cs="Courier New"/>
+          <w:sz w:val="20"/>
+          <w:szCs w:val="20"/>
+          <w:lang w:eastAsia="en-IN"/>
+        </w:rPr>
+        <w:t>remove(</w:t>
+      </w:r>
+      <w:proofErr w:type="gramEnd"/>
+      <w:r>
+        <w:rPr>
+          <w:rFonts w:ascii="Courier New" w:eastAsia="Times New Roman" w:hAnsi="Courier New" w:cs="Courier New"/>
+          <w:sz w:val="20"/>
+          <w:szCs w:val="20"/>
+          <w:lang w:eastAsia="en-IN"/>
+        </w:rPr>
         <w:t>)</w:t>
       </w:r>
       <w:r>
-        <w:t xml:space="preserve"> &amp; display</w:t>
-      </w:r>
-    </w:p>
-    <w:p>
-      <w:pPr>
-        <w:pStyle w:val="ui-markdownparagraph"/>
-      </w:pPr>
-    </w:p>
-    <w:p>
-      <w:pPr>
-        <w:pStyle w:val="ui-markdownparagraph"/>
-      </w:pPr>
-    </w:p>
-    <w:p>
-      <w:pPr>
-        <w:pStyle w:val="ui-markdownparagraph"/>
-        <w:rPr>
-          <w:rFonts w:ascii="Courier New" w:hAnsi="Courier New" w:cs="Courier New"/>
-          <w:sz w:val="20"/>
-          <w:szCs w:val="20"/>
-        </w:rPr>
-      </w:pPr>
-      <w:r>
-        <w:br/>
+        <w:rPr>
+          <w:rFonts w:ascii="Times New Roman" w:eastAsia="Times New Roman" w:hAnsi="Times New Roman" w:cs="Times New Roman"/>
+          <w:sz w:val="24"/>
+          <w:szCs w:val="24"/>
+          <w:lang w:eastAsia="en-IN"/>
+        </w:rPr>
+        <w:t xml:space="preserve">. </w:t>
+      </w:r>
+    </w:p>
+    <w:p>
+      <w:pPr>
+        <w:numPr>
+          <w:ilvl w:val="0"/>
+          <w:numId w:val="2"/>
+        </w:numPr>
+        <w:spacing w:before="100" w:beforeAutospacing="1" w:after="100" w:afterAutospacing="1"/>
+        <w:rPr>
+          <w:rFonts w:ascii="Times New Roman" w:eastAsia="Times New Roman" w:hAnsi="Times New Roman" w:cs="Times New Roman"/>
+          <w:sz w:val="24"/>
+          <w:szCs w:val="24"/>
+          <w:lang w:eastAsia="en-IN"/>
+        </w:rPr>
+      </w:pPr>
+      <w:r>
+        <w:rPr>
+          <w:rFonts w:ascii="Times New Roman" w:eastAsia="Times New Roman" w:hAnsi="Times New Roman" w:cs="Times New Roman"/>
+          <w:sz w:val="24"/>
+          <w:szCs w:val="24"/>
+          <w:lang w:eastAsia="en-IN"/>
+        </w:rPr>
+        <w:t xml:space="preserve">Check whether a student with a particular roll number exists. </w:t>
+      </w:r>
+    </w:p>
+    <w:p>
+      <w:pPr>
+        <w:numPr>
+          <w:ilvl w:val="0"/>
+          <w:numId w:val="2"/>
+        </w:numPr>
+        <w:spacing w:before="100" w:beforeAutospacing="1" w:after="100" w:afterAutospacing="1"/>
+        <w:rPr>
+          <w:rFonts w:ascii="Times New Roman" w:eastAsia="Times New Roman" w:hAnsi="Times New Roman" w:cs="Times New Roman"/>
+          <w:sz w:val="24"/>
+          <w:szCs w:val="24"/>
+          <w:lang w:eastAsia="en-IN"/>
+        </w:rPr>
+      </w:pPr>
+      <w:r>
+        <w:rPr>
+          <w:rFonts w:ascii="Times New Roman" w:eastAsia="Times New Roman" w:hAnsi="Times New Roman" w:cs="Times New Roman"/>
+          <w:sz w:val="24"/>
+          <w:szCs w:val="24"/>
+          <w:lang w:eastAsia="en-IN"/>
+        </w:rPr>
+        <w:t xml:space="preserve">Find the index of a particular student. </w:t>
+      </w:r>
+    </w:p>
+    <w:p>
+      <w:pPr>
+        <w:numPr>
+          <w:ilvl w:val="0"/>
+          <w:numId w:val="2"/>
+        </w:numPr>
+        <w:spacing w:before="100" w:beforeAutospacing="1" w:after="100" w:afterAutospacing="1"/>
+        <w:rPr>
+          <w:rFonts w:ascii="Times New Roman" w:eastAsia="Times New Roman" w:hAnsi="Times New Roman" w:cs="Times New Roman"/>
+          <w:sz w:val="24"/>
+          <w:szCs w:val="24"/>
+          <w:lang w:eastAsia="en-IN"/>
+        </w:rPr>
+      </w:pPr>
+      <w:r>
+        <w:rPr>
+          <w:rFonts w:ascii="Times New Roman" w:eastAsia="Times New Roman" w:hAnsi="Times New Roman" w:cs="Times New Roman"/>
+          <w:sz w:val="24"/>
+          <w:szCs w:val="24"/>
+          <w:lang w:eastAsia="en-IN"/>
+        </w:rPr>
+        <w:t xml:space="preserve">Print the total number of students. </w:t>
+      </w:r>
+    </w:p>
+    <w:p>
+      <w:pPr>
+        <w:numPr>
+          <w:ilvl w:val="0"/>
+          <w:numId w:val="2"/>
+        </w:numPr>
+        <w:spacing w:before="100" w:beforeAutospacing="1" w:after="100" w:afterAutospacing="1"/>
+        <w:rPr>
+          <w:rFonts w:ascii="Times New Roman" w:eastAsia="Times New Roman" w:hAnsi="Times New Roman" w:cs="Times New Roman"/>
+          <w:sz w:val="24"/>
+          <w:szCs w:val="24"/>
+          <w:lang w:eastAsia="en-IN"/>
+        </w:rPr>
+      </w:pPr>
+      <w:r>
+        <w:rPr>
+          <w:rFonts w:ascii="Times New Roman" w:eastAsia="Times New Roman" w:hAnsi="Times New Roman" w:cs="Times New Roman"/>
+          <w:sz w:val="24"/>
+          <w:szCs w:val="24"/>
+          <w:lang w:eastAsia="en-IN"/>
+        </w:rPr>
+        <w:t xml:space="preserve">Print students having marks greater than 75. </w:t>
+      </w:r>
+    </w:p>
+    <w:p>
+      <w:pPr>
+        <w:numPr>
+          <w:ilvl w:val="0"/>
+          <w:numId w:val="2"/>
+        </w:numPr>
+        <w:spacing w:before="100" w:beforeAutospacing="1" w:after="100" w:afterAutospacing="1"/>
+        <w:rPr>
+          <w:rFonts w:ascii="Times New Roman" w:eastAsia="Times New Roman" w:hAnsi="Times New Roman" w:cs="Times New Roman"/>
+          <w:sz w:val="24"/>
+          <w:szCs w:val="24"/>
+          <w:lang w:eastAsia="en-IN"/>
+        </w:rPr>
+      </w:pPr>
+      <w:r>
+        <w:rPr>
+          <w:rFonts w:ascii="Times New Roman" w:eastAsia="Times New Roman" w:hAnsi="Times New Roman" w:cs="Times New Roman"/>
+          <w:sz w:val="24"/>
+          <w:szCs w:val="24"/>
+          <w:lang w:eastAsia="en-IN"/>
+        </w:rPr>
+        <w:t xml:space="preserve">Print the student with the highest marks. </w:t>
       </w:r>
     </w:p>
     <w:p>
@@ -878,19 +1147,187 @@
         <w:outlineLvl w:val="2"/>
         <w:rPr>
           <w:rFonts w:ascii="Times New Roman" w:eastAsia="Times New Roman" w:hAnsi="Times New Roman" w:cs="Times New Roman"/>
-          <w:sz w:val="24"/>
-          <w:szCs w:val="24"/>
-          <w:lang w:eastAsia="en-IN"/>
-        </w:rPr>
-      </w:pPr>
-    </w:p>
-    <w:p>
-      <w:pPr>
-        <w:rPr>
-          <w:lang w:val="en-US"/>
-        </w:rPr>
-      </w:pPr>
-    </w:p>
+          <w:b/>
+          <w:bCs/>
+          <w:sz w:val="27"/>
+          <w:szCs w:val="27"/>
+          <w:lang w:eastAsia="en-IN"/>
+        </w:rPr>
+      </w:pPr>
+      <w:r>
+        <w:rPr>
+          <w:rFonts w:ascii="Times New Roman" w:eastAsia="Times New Roman" w:hAnsi="Times New Roman" w:cs="Times New Roman"/>
+          <w:b/>
+          <w:bCs/>
+          <w:sz w:val="27"/>
+          <w:szCs w:val="27"/>
+          <w:lang w:eastAsia="en-IN"/>
+        </w:rPr>
+        <w:t>Concepts</w:t>
+      </w:r>
+    </w:p>
+    <w:p>
+      <w:pPr>
+        <w:spacing w:before="100" w:beforeAutospacing="1" w:after="100" w:afterAutospacing="1"/>
+        <w:rPr>
+          <w:rFonts w:ascii="Times New Roman" w:eastAsia="Times New Roman" w:hAnsi="Times New Roman" w:cs="Times New Roman"/>
+          <w:sz w:val="24"/>
+          <w:szCs w:val="24"/>
+          <w:lang w:eastAsia="en-IN"/>
+        </w:rPr>
+      </w:pPr>
+      <w:proofErr w:type="spellStart"/>
+      <w:r>
+        <w:rPr>
+          <w:rFonts w:ascii="Courier New" w:eastAsia="Times New Roman" w:hAnsi="Courier New" w:cs="Courier New"/>
+          <w:sz w:val="20"/>
+          <w:szCs w:val="20"/>
+          <w:lang w:eastAsia="en-IN"/>
+        </w:rPr>
+        <w:t>ArrayList</w:t>
+      </w:r>
+      <w:proofErr w:type="spellEnd"/>
+      <w:r>
+        <w:rPr>
+          <w:rFonts w:ascii="Times New Roman" w:eastAsia="Times New Roman" w:hAnsi="Times New Roman" w:cs="Times New Roman"/>
+          <w:sz w:val="24"/>
+          <w:szCs w:val="24"/>
+          <w:lang w:eastAsia="en-IN"/>
+        </w:rPr>
+        <w:t xml:space="preserve">, </w:t>
+      </w:r>
+      <w:proofErr w:type="gramStart"/>
+      <w:r>
+        <w:rPr>
+          <w:rFonts w:ascii="Courier New" w:eastAsia="Times New Roman" w:hAnsi="Courier New" w:cs="Courier New"/>
+          <w:sz w:val="20"/>
+          <w:szCs w:val="20"/>
+          <w:lang w:eastAsia="en-IN"/>
+        </w:rPr>
+        <w:t>get(</w:t>
+      </w:r>
+      <w:proofErr w:type="gramEnd"/>
+      <w:r>
+        <w:rPr>
+          <w:rFonts w:ascii="Courier New" w:eastAsia="Times New Roman" w:hAnsi="Courier New" w:cs="Courier New"/>
+          <w:sz w:val="20"/>
+          <w:szCs w:val="20"/>
+          <w:lang w:eastAsia="en-IN"/>
+        </w:rPr>
+        <w:t>)</w:t>
+      </w:r>
+      <w:r>
+        <w:rPr>
+          <w:rFonts w:ascii="Times New Roman" w:eastAsia="Times New Roman" w:hAnsi="Times New Roman" w:cs="Times New Roman"/>
+          <w:sz w:val="24"/>
+          <w:szCs w:val="24"/>
+          <w:lang w:eastAsia="en-IN"/>
+        </w:rPr>
+        <w:t xml:space="preserve">, </w:t>
+      </w:r>
+      <w:r>
+        <w:rPr>
+          <w:rFonts w:ascii="Courier New" w:eastAsia="Times New Roman" w:hAnsi="Courier New" w:cs="Courier New"/>
+          <w:sz w:val="20"/>
+          <w:szCs w:val="20"/>
+          <w:lang w:eastAsia="en-IN"/>
+        </w:rPr>
+        <w:t>set()</w:t>
+      </w:r>
+      <w:r>
+        <w:rPr>
+          <w:rFonts w:ascii="Times New Roman" w:eastAsia="Times New Roman" w:hAnsi="Times New Roman" w:cs="Times New Roman"/>
+          <w:sz w:val="24"/>
+          <w:szCs w:val="24"/>
+          <w:lang w:eastAsia="en-IN"/>
+        </w:rPr>
+        <w:t xml:space="preserve">, </w:t>
+      </w:r>
+      <w:r>
+        <w:rPr>
+          <w:rFonts w:ascii="Courier New" w:eastAsia="Times New Roman" w:hAnsi="Courier New" w:cs="Courier New"/>
+          <w:sz w:val="20"/>
+          <w:szCs w:val="20"/>
+          <w:lang w:eastAsia="en-IN"/>
+        </w:rPr>
+        <w:t>remove()</w:t>
+      </w:r>
+      <w:r>
+        <w:rPr>
+          <w:rFonts w:ascii="Times New Roman" w:eastAsia="Times New Roman" w:hAnsi="Times New Roman" w:cs="Times New Roman"/>
+          <w:sz w:val="24"/>
+          <w:szCs w:val="24"/>
+          <w:lang w:eastAsia="en-IN"/>
+        </w:rPr>
+        <w:t xml:space="preserve">, </w:t>
+      </w:r>
+      <w:r>
+        <w:rPr>
+          <w:rFonts w:ascii="Courier New" w:eastAsia="Times New Roman" w:hAnsi="Courier New" w:cs="Courier New"/>
+          <w:sz w:val="20"/>
+          <w:szCs w:val="20"/>
+          <w:lang w:eastAsia="en-IN"/>
+        </w:rPr>
+        <w:t>contains()</w:t>
+      </w:r>
+      <w:r>
+        <w:rPr>
+          <w:rFonts w:ascii="Times New Roman" w:eastAsia="Times New Roman" w:hAnsi="Times New Roman" w:cs="Times New Roman"/>
+          <w:sz w:val="24"/>
+          <w:szCs w:val="24"/>
+          <w:lang w:eastAsia="en-IN"/>
+        </w:rPr>
+        <w:t xml:space="preserve">, </w:t>
+      </w:r>
+      <w:proofErr w:type="spellStart"/>
+      <w:r>
+        <w:rPr>
+          <w:rFonts w:ascii="Courier New" w:eastAsia="Times New Roman" w:hAnsi="Courier New" w:cs="Courier New"/>
+          <w:sz w:val="20"/>
+          <w:szCs w:val="20"/>
+          <w:lang w:eastAsia="en-IN"/>
+        </w:rPr>
+        <w:t>indexOf</w:t>
+      </w:r>
+      <w:proofErr w:type="spellEnd"/>
+      <w:r>
+        <w:rPr>
+          <w:rFonts w:ascii="Courier New" w:eastAsia="Times New Roman" w:hAnsi="Courier New" w:cs="Courier New"/>
+          <w:sz w:val="20"/>
+          <w:szCs w:val="20"/>
+          <w:lang w:eastAsia="en-IN"/>
+        </w:rPr>
+        <w:t>()</w:t>
+      </w:r>
+      <w:r>
+        <w:rPr>
+          <w:rFonts w:ascii="Times New Roman" w:eastAsia="Times New Roman" w:hAnsi="Times New Roman" w:cs="Times New Roman"/>
+          <w:sz w:val="24"/>
+          <w:szCs w:val="24"/>
+          <w:lang w:eastAsia="en-IN"/>
+        </w:rPr>
+        <w:t xml:space="preserve">, enhanced </w:t>
+      </w:r>
+      <w:r>
+        <w:rPr>
+          <w:rFonts w:ascii="Courier New" w:eastAsia="Times New Roman" w:hAnsi="Courier New" w:cs="Courier New"/>
+          <w:sz w:val="20"/>
+          <w:szCs w:val="20"/>
+          <w:lang w:eastAsia="en-IN"/>
+        </w:rPr>
+        <w:t>for</w:t>
+      </w:r>
+      <w:r>
+        <w:rPr>
+          <w:rFonts w:ascii="Times New Roman" w:eastAsia="Times New Roman" w:hAnsi="Times New Roman" w:cs="Times New Roman"/>
+          <w:sz w:val="24"/>
+          <w:szCs w:val="24"/>
+          <w:lang w:eastAsia="en-IN"/>
+        </w:rPr>
+        <w:t xml:space="preserve"> loop.</w:t>
+      </w:r>
+    </w:p>
+    <w:p/>
     <w:sectPr>
       <w:pgSz w:w="11906" w:h="16838"/>
       <w:pgMar w:top="1440" w:right="1440" w:bottom="1440" w:left="1440" w:header="708" w:footer="708" w:gutter="0"/>
@@ -904,9 +1341,9 @@
 <file path=word/numbering.xml><?xml version="1.0" encoding="utf-8"?>
 <w:numbering xmlns:wpc="http://schemas.microsoft.com/office/word/2010/wordprocessingCanvas" xmlns:cx="http://schemas.microsoft.com/office/drawing/2014/chartex" xmlns:cx1="http://schemas.microsoft.com/office/drawing/2015/9/8/chartex" xmlns:cx2="http://schemas.microsoft.com/office/drawing/2015/10/21/chartex" xmlns:cx3="http://schemas.microsoft.com/office/drawing/2016/5/9/chartex" xmlns:cx4="http://schemas.microsoft.com/office/drawing/2016/5/10/chartex" xmlns:cx5="http://schemas.microsoft.com/office/drawing/2016/5/11/chartex" xmlns:cx6="http://schemas.microsoft.com/office/drawing/2016/5/12/chartex" xmlns:cx7="http://schemas.microsoft.com/office/drawing/2016/5/13/chartex" xmlns:cx8="http://schemas.microsoft.com/office/drawing/2016/5/14/chartex" xmlns:mc="http://schemas.openxmlformats.org/markup-compatibility/2006" xmlns:aink="http://schemas.microsoft.com/office/drawing/2016/ink" xmlns:am3d="http://schemas.microsoft.com/office/drawing/2017/model3d" xmlns:o="urn:schemas-microsoft-com:office:office" xmlns:r="http://schemas.openxmlformats.org/officeDocument/2006/relationships" xmlns:m="http://schemas.openxmlformats.org/officeDocument/2006/math" xmlns:v="urn:schemas-microsoft-com:vml" xmlns:wp14="http://schemas.microsoft.com/office/word/2010/wordprocessingDrawing" xmlns:wp="http://schemas.openxmlformats.org/drawingml/2006/wordprocessingDrawing" xmlns:w10="urn:schemas-microsoft-com:office:word" xmlns:w="http://schemas.openxmlformats.org/wordprocessingml/2006/main" xmlns:w14="http://schemas.microsoft.com/office/word/2010/wordml" xmlns:w15="http://schemas.microsoft.com/office/word/2012/wordml" xmlns:w16cex="http://schemas.microsoft.com/office/word/2018/wordml/cex" xmlns:w16cid="http://schemas.microsoft.com/office/word/2016/wordml/cid" xmlns:w16="http://schemas.microsoft.com/office/word/2018/wordml" xmlns:w16sdtdh="http://schemas.microsoft.com/office/word/2020/wordml/sdtdatahash" xmlns:w16se="http://schemas.microsoft.com/office/word/2015/wordml/symex" xmlns:wpg="http://schemas.microsoft.com/office/word/2010/wordprocessingGroup" xmlns:wpi="http://schemas.microsoft.com/office/word/2010/wordprocessingInk" xmlns:wne="http://schemas.microsoft.com/office/word/2006/wordml" xmlns:wps="http://schemas.microsoft.com/office/word/2010/wordprocessingShape" mc:Ignorable="w14 w15 w16se w16cid w16 w16cex w16sdtdh wp14">
   <w:abstractNum w:abstractNumId="0" w15:restartNumberingAfterBreak="0">
-    <w:nsid w:val="3F084DBB"/>
+    <w:nsid w:val="2B8266A4"/>
     <w:multiLevelType w:val="multilevel"/>
-    <w:tmpl w:val="A8925D26"/>
+    <w:tmpl w:val="E36C6818"/>
     <w:lvl w:ilvl="0">
       <w:start w:val="1"/>
       <w:numFmt w:val="bullet"/>
@@ -1053,180 +1490,115 @@
     </w:lvl>
   </w:abstractNum>
   <w:abstractNum w:abstractNumId="1" w15:restartNumberingAfterBreak="0">
-    <w:nsid w:val="43FD71D1"/>
-    <w:multiLevelType w:val="hybridMultilevel"/>
-    <w:tmpl w:val="67D6EA10"/>
-    <w:lvl w:ilvl="0" w:tplc="40090017">
+    <w:nsid w:val="6FC36093"/>
+    <w:multiLevelType w:val="multilevel"/>
+    <w:tmpl w:val="5212EA9E"/>
+    <w:lvl w:ilvl="0">
       <w:start w:val="1"/>
-      <w:numFmt w:val="lowerLetter"/>
-      <w:lvlText w:val="%1)"/>
+      <w:numFmt w:val="decimal"/>
+      <w:lvlText w:val="%1."/>
       <w:lvlJc w:val="left"/>
       <w:pPr>
+        <w:tabs>
+          <w:tab w:val="num" w:pos="720"/>
+        </w:tabs>
         <w:ind w:left="720" w:hanging="360"/>
       </w:pPr>
-      <w:rPr>
-        <w:rFonts w:hint="default"/>
-      </w:rPr>
     </w:lvl>
-    <w:lvl w:ilvl="1" w:tplc="40090019" w:tentative="1">
+    <w:lvl w:ilvl="1" w:tentative="1">
       <w:start w:val="1"/>
-      <w:numFmt w:val="lowerLetter"/>
+      <w:numFmt w:val="decimal"/>
       <w:lvlText w:val="%2."/>
       <w:lvlJc w:val="left"/>
       <w:pPr>
+        <w:tabs>
+          <w:tab w:val="num" w:pos="1440"/>
+        </w:tabs>
         <w:ind w:left="1440" w:hanging="360"/>
       </w:pPr>
     </w:lvl>
-    <w:lvl w:ilvl="2" w:tplc="4009001B" w:tentative="1">
+    <w:lvl w:ilvl="2" w:tentative="1">
       <w:start w:val="1"/>
-      <w:numFmt w:val="lowerRoman"/>
+      <w:numFmt w:val="decimal"/>
       <w:lvlText w:val="%3."/>
-      <w:lvlJc w:val="right"/>
-      <w:pPr>
-        <w:ind w:left="2160" w:hanging="180"/>
+      <w:lvlJc w:val="left"/>
+      <w:pPr>
+        <w:tabs>
+          <w:tab w:val="num" w:pos="2160"/>
+        </w:tabs>
+        <w:ind w:left="2160" w:hanging="360"/>
       </w:pPr>
     </w:lvl>
-    <w:lvl w:ilvl="3" w:tplc="4009000F" w:tentative="1">
+    <w:lvl w:ilvl="3" w:tentative="1">
       <w:start w:val="1"/>
       <w:numFmt w:val="decimal"/>
       <w:lvlText w:val="%4."/>
       <w:lvlJc w:val="left"/>
       <w:pPr>
+        <w:tabs>
+          <w:tab w:val="num" w:pos="2880"/>
+        </w:tabs>
         <w:ind w:left="2880" w:hanging="360"/>
       </w:pPr>
     </w:lvl>
-    <w:lvl w:ilvl="4" w:tplc="40090019" w:tentative="1">
+    <w:lvl w:ilvl="4" w:tentative="1">
       <w:start w:val="1"/>
-      <w:numFmt w:val="lowerLetter"/>
+      <w:numFmt w:val="decimal"/>
       <w:lvlText w:val="%5."/>
       <w:lvlJc w:val="left"/>
       <w:pPr>
+        <w:tabs>
+          <w:tab w:val="num" w:pos="3600"/>
+        </w:tabs>
         <w:ind w:left="3600" w:hanging="360"/>
       </w:pPr>
     </w:lvl>
-    <w:lvl w:ilvl="5" w:tplc="4009001B" w:tentative="1">
+    <w:lvl w:ilvl="5" w:tentative="1">
       <w:start w:val="1"/>
-      <w:numFmt w:val="lowerRoman"/>
+      <w:numFmt w:val="decimal"/>
       <w:lvlText w:val="%6."/>
-      <w:lvlJc w:val="right"/>
-      <w:pPr>
-        <w:ind w:left="4320" w:hanging="180"/>
+      <w:lvlJc w:val="left"/>
+      <w:pPr>
+        <w:tabs>
+          <w:tab w:val="num" w:pos="4320"/>
+        </w:tabs>
+        <w:ind w:left="4320" w:hanging="360"/>
       </w:pPr>
     </w:lvl>
-    <w:lvl w:ilvl="6" w:tplc="4009000F" w:tentative="1">
+    <w:lvl w:ilvl="6" w:tentative="1">
       <w:start w:val="1"/>
       <w:numFmt w:val="decimal"/>
       <w:lvlText w:val="%7."/>
       <w:lvlJc w:val="left"/>
       <w:pPr>
+        <w:tabs>
+          <w:tab w:val="num" w:pos="5040"/>
+        </w:tabs>
         <w:ind w:left="5040" w:hanging="360"/>
       </w:pPr>
     </w:lvl>
-    <w:lvl w:ilvl="7" w:tplc="40090019" w:tentative="1">
+    <w:lvl w:ilvl="7" w:tentative="1">
       <w:start w:val="1"/>
-      <w:numFmt w:val="lowerLetter"/>
+      <w:numFmt w:val="decimal"/>
       <w:lvlText w:val="%8."/>
       <w:lvlJc w:val="left"/>
       <w:pPr>
+        <w:tabs>
+          <w:tab w:val="num" w:pos="5760"/>
+        </w:tabs>
         <w:ind w:left="5760" w:hanging="360"/>
       </w:pPr>
     </w:lvl>
-    <w:lvl w:ilvl="8" w:tplc="4009001B" w:tentative="1">
-      <w:start w:val="1"/>
-      <w:numFmt w:val="lowerRoman"/>
-      <w:lvlText w:val="%9."/>
-      <w:lvlJc w:val="right"/>
-      <w:pPr>
-        <w:ind w:left="6480" w:hanging="180"/>
-      </w:pPr>
-    </w:lvl>
-  </w:abstractNum>
-  <w:abstractNum w:abstractNumId="2" w15:restartNumberingAfterBreak="0">
-    <w:nsid w:val="60E03248"/>
-    <w:multiLevelType w:val="hybridMultilevel"/>
-    <w:tmpl w:val="8028DC7A"/>
-    <w:lvl w:ilvl="0" w:tplc="40090017">
-      <w:start w:val="1"/>
-      <w:numFmt w:val="lowerLetter"/>
-      <w:lvlText w:val="%1)"/>
-      <w:lvlJc w:val="left"/>
-      <w:pPr>
-        <w:ind w:left="720" w:hanging="360"/>
-      </w:pPr>
-      <w:rPr>
-        <w:rFonts w:hint="default"/>
-      </w:rPr>
-    </w:lvl>
-    <w:lvl w:ilvl="1" w:tplc="40090019" w:tentative="1">
-      <w:start w:val="1"/>
-      <w:numFmt w:val="lowerLetter"/>
-      <w:lvlText w:val="%2."/>
-      <w:lvlJc w:val="left"/>
-      <w:pPr>
-        <w:ind w:left="1440" w:hanging="360"/>
-      </w:pPr>
-    </w:lvl>
-    <w:lvl w:ilvl="2" w:tplc="4009001B" w:tentative="1">
-      <w:start w:val="1"/>
-      <w:numFmt w:val="lowerRoman"/>
-      <w:lvlText w:val="%3."/>
-      <w:lvlJc w:val="right"/>
-      <w:pPr>
-        <w:ind w:left="2160" w:hanging="180"/>
-      </w:pPr>
-    </w:lvl>
-    <w:lvl w:ilvl="3" w:tplc="4009000F" w:tentative="1">
+    <w:lvl w:ilvl="8" w:tentative="1">
       <w:start w:val="1"/>
       <w:numFmt w:val="decimal"/>
-      <w:lvlText w:val="%4."/>
+      <w:lvlText w:val="%9."/>
       <w:lvlJc w:val="left"/>
       <w:pPr>
-        <w:ind w:left="2880" w:hanging="360"/>
-      </w:pPr>
-    </w:lvl>
-    <w:lvl w:ilvl="4" w:tplc="40090019" w:tentative="1">
-      <w:start w:val="1"/>
-      <w:numFmt w:val="lowerLetter"/>
-      <w:lvlText w:val="%5."/>
-      <w:lvlJc w:val="left"/>
-      <w:pPr>
-        <w:ind w:left="3600" w:hanging="360"/>
-      </w:pPr>
-    </w:lvl>
-    <w:lvl w:ilvl="5" w:tplc="4009001B" w:tentative="1">
-      <w:start w:val="1"/>
-      <w:numFmt w:val="lowerRoman"/>
-      <w:lvlText w:val="%6."/>
-      <w:lvlJc w:val="right"/>
-      <w:pPr>
-        <w:ind w:left="4320" w:hanging="180"/>
-      </w:pPr>
-    </w:lvl>
-    <w:lvl w:ilvl="6" w:tplc="4009000F" w:tentative="1">
-      <w:start w:val="1"/>
-      <w:numFmt w:val="decimal"/>
-      <w:lvlText w:val="%7."/>
-      <w:lvlJc w:val="left"/>
-      <w:pPr>
-        <w:ind w:left="5040" w:hanging="360"/>
-      </w:pPr>
-    </w:lvl>
-    <w:lvl w:ilvl="7" w:tplc="40090019" w:tentative="1">
-      <w:start w:val="1"/>
-      <w:numFmt w:val="lowerLetter"/>
-      <w:lvlText w:val="%8."/>
-      <w:lvlJc w:val="left"/>
-      <w:pPr>
-        <w:ind w:left="5760" w:hanging="360"/>
-      </w:pPr>
-    </w:lvl>
-    <w:lvl w:ilvl="8" w:tplc="4009001B" w:tentative="1">
-      <w:start w:val="1"/>
-      <w:numFmt w:val="lowerRoman"/>
-      <w:lvlText w:val="%9."/>
-      <w:lvlJc w:val="right"/>
-      <w:pPr>
-        <w:ind w:left="6480" w:hanging="180"/>
+        <w:tabs>
+          <w:tab w:val="num" w:pos="6480"/>
+        </w:tabs>
+        <w:ind w:left="6480" w:hanging="360"/>
       </w:pPr>
     </w:lvl>
   </w:abstractNum>
@@ -1234,9 +1606,6 @@
     <w:abstractNumId w:val="0"/>
   </w:num>
   <w:num w:numId="2">
-    <w:abstractNumId w:val="2"/>
-  </w:num>
-  <w:num w:numId="3">
     <w:abstractNumId w:val="1"/>
   </w:num>
 </w:numbering>
@@ -1637,13 +2006,34 @@
     <w:name w:val="Normal"/>
     <w:qFormat/>
   </w:style>
+  <w:style w:type="paragraph" w:styleId="Heading1">
+    <w:name w:val="heading 1"/>
+    <w:basedOn w:val="Normal"/>
+    <w:link w:val="Heading1Char"/>
+    <w:uiPriority w:val="9"/>
+    <w:qFormat/>
+    <w:rsid w:val="00E3330F"/>
+    <w:pPr>
+      <w:spacing w:before="100" w:beforeAutospacing="1" w:after="100" w:afterAutospacing="1"/>
+      <w:outlineLvl w:val="0"/>
+    </w:pPr>
+    <w:rPr>
+      <w:rFonts w:ascii="Times New Roman" w:eastAsia="Times New Roman" w:hAnsi="Times New Roman" w:cs="Times New Roman"/>
+      <w:b/>
+      <w:bCs/>
+      <w:kern w:val="36"/>
+      <w:sz w:val="48"/>
+      <w:szCs w:val="48"/>
+      <w:lang w:eastAsia="en-IN"/>
+    </w:rPr>
+  </w:style>
   <w:style w:type="paragraph" w:styleId="Heading3">
     <w:name w:val="heading 3"/>
     <w:basedOn w:val="Normal"/>
     <w:link w:val="Heading3Char"/>
     <w:uiPriority w:val="9"/>
     <w:qFormat/>
-    <w:rsid w:val="004A6CDE"/>
+    <w:rsid w:val="00E3330F"/>
     <w:pPr>
       <w:spacing w:before="100" w:beforeAutospacing="1" w:after="100" w:afterAutospacing="1"/>
       <w:outlineLvl w:val="2"/>
@@ -1684,12 +2074,28 @@
     <w:semiHidden/>
     <w:unhideWhenUsed/>
   </w:style>
+  <w:style w:type="character" w:customStyle="1" w:styleId="Heading1Char">
+    <w:name w:val="Heading 1 Char"/>
+    <w:basedOn w:val="DefaultParagraphFont"/>
+    <w:link w:val="Heading1"/>
+    <w:uiPriority w:val="9"/>
+    <w:rsid w:val="00E3330F"/>
+    <w:rPr>
+      <w:rFonts w:ascii="Times New Roman" w:eastAsia="Times New Roman" w:hAnsi="Times New Roman" w:cs="Times New Roman"/>
+      <w:b/>
+      <w:bCs/>
+      <w:kern w:val="36"/>
+      <w:sz w:val="48"/>
+      <w:szCs w:val="48"/>
+      <w:lang w:eastAsia="en-IN"/>
+    </w:rPr>
+  </w:style>
   <w:style w:type="character" w:customStyle="1" w:styleId="Heading3Char">
     <w:name w:val="Heading 3 Char"/>
     <w:basedOn w:val="DefaultParagraphFont"/>
     <w:link w:val="Heading3"/>
     <w:uiPriority w:val="9"/>
-    <w:rsid w:val="004A6CDE"/>
+    <w:rsid w:val="00E3330F"/>
     <w:rPr>
       <w:rFonts w:ascii="Times New Roman" w:eastAsia="Times New Roman" w:hAnsi="Times New Roman" w:cs="Times New Roman"/>
       <w:b/>
@@ -1699,10 +2105,13 @@
       <w:lang w:eastAsia="en-IN"/>
     </w:rPr>
   </w:style>
-  <w:style w:type="paragraph" w:customStyle="1" w:styleId="ui-markdownlist-item">
-    <w:name w:val="ui-markdown__list-item"/>
+  <w:style w:type="paragraph" w:styleId="NormalWeb">
+    <w:name w:val="Normal (Web)"/>
     <w:basedOn w:val="Normal"/>
-    <w:rsid w:val="004A6CDE"/>
+    <w:uiPriority w:val="99"/>
+    <w:semiHidden/>
+    <w:unhideWhenUsed/>
+    <w:rsid w:val="00E3330F"/>
     <w:pPr>
       <w:spacing w:before="100" w:beforeAutospacing="1" w:after="100" w:afterAutospacing="1"/>
     </w:pPr>
@@ -1719,25 +2128,22 @@
     <w:uiPriority w:val="99"/>
     <w:semiHidden/>
     <w:unhideWhenUsed/>
-    <w:rsid w:val="004A6CDE"/>
+    <w:rsid w:val="00E3330F"/>
     <w:rPr>
       <w:rFonts w:ascii="Courier New" w:eastAsia="Times New Roman" w:hAnsi="Courier New" w:cs="Courier New"/>
       <w:sz w:val="20"/>
       <w:szCs w:val="20"/>
     </w:rPr>
   </w:style>
-  <w:style w:type="paragraph" w:customStyle="1" w:styleId="ui-markdownparagraph">
-    <w:name w:val="ui-markdown__paragraph"/>
-    <w:basedOn w:val="Normal"/>
-    <w:rsid w:val="004A6CDE"/>
-    <w:pPr>
-      <w:spacing w:before="100" w:beforeAutospacing="1" w:after="100" w:afterAutospacing="1"/>
-    </w:pPr>
+  <w:style w:type="character" w:styleId="Strong">
+    <w:name w:val="Strong"/>
+    <w:basedOn w:val="DefaultParagraphFont"/>
+    <w:uiPriority w:val="22"/>
+    <w:qFormat/>
+    <w:rsid w:val="00E3330F"/>
     <w:rPr>
-      <w:rFonts w:ascii="Times New Roman" w:eastAsia="Times New Roman" w:hAnsi="Times New Roman" w:cs="Times New Roman"/>
-      <w:sz w:val="24"/>
-      <w:szCs w:val="24"/>
-      <w:lang w:eastAsia="en-IN"/>
+      <w:b/>
+      <w:bCs/>
     </w:rPr>
   </w:style>
   <w:style w:type="paragraph" w:styleId="HTMLPreformatted">
@@ -1747,7 +2153,7 @@
     <w:uiPriority w:val="99"/>
     <w:semiHidden/>
     <w:unhideWhenUsed/>
-    <w:rsid w:val="004A6CDE"/>
+    <w:rsid w:val="00E3330F"/>
     <w:pPr>
       <w:tabs>
         <w:tab w:val="left" w:pos="916"/>
@@ -1781,7 +2187,7 @@
     <w:link w:val="HTMLPreformatted"/>
     <w:uiPriority w:val="99"/>
     <w:semiHidden/>
-    <w:rsid w:val="004A6CDE"/>
+    <w:rsid w:val="00E3330F"/>
     <w:rPr>
       <w:rFonts w:ascii="Courier New" w:eastAsia="Times New Roman" w:hAnsi="Courier New" w:cs="Courier New"/>
       <w:sz w:val="20"/>
@@ -1789,10 +2195,15 @@
       <w:lang w:eastAsia="en-IN"/>
     </w:rPr>
   </w:style>
-  <w:style w:type="character" w:customStyle="1" w:styleId="ui-markdowninline-path-filename">
-    <w:name w:val="ui-markdown__inline-path-filename"/>
+  <w:style w:type="character" w:customStyle="1" w:styleId="g">
+    <w:name w:val="ͼg"/>
     <w:basedOn w:val="DefaultParagraphFont"/>
-    <w:rsid w:val="00CE7EF7"/>
+    <w:rsid w:val="00E3330F"/>
+  </w:style>
+  <w:style w:type="character" w:customStyle="1" w:styleId="m">
+    <w:name w:val="ͼm"/>
+    <w:basedOn w:val="DefaultParagraphFont"/>
+    <w:rsid w:val="00E3330F"/>
   </w:style>
 </w:styles>
 </file>

--- a/assessments/collections/collections_practice_exercises_part2.docx
+++ b/assessments/collections/collections_practice_exercises_part2.docx
@@ -5,497 +5,21 @@
     <w:p>
       <w:pPr>
         <w:spacing w:before="100" w:beforeAutospacing="1" w:after="100" w:afterAutospacing="1"/>
-        <w:outlineLvl w:val="0"/>
-        <w:rPr>
-          <w:rFonts w:ascii="Times New Roman" w:eastAsia="Times New Roman" w:hAnsi="Times New Roman" w:cs="Times New Roman"/>
-          <w:b/>
-          <w:bCs/>
-          <w:kern w:val="36"/>
-          <w:sz w:val="48"/>
-          <w:szCs w:val="48"/>
-          <w:lang w:eastAsia="en-IN"/>
-        </w:rPr>
-      </w:pPr>
-      <w:r>
-        <w:rPr>
-          <w:rFonts w:ascii="Times New Roman" w:eastAsia="Times New Roman" w:hAnsi="Times New Roman" w:cs="Times New Roman"/>
-          <w:b/>
-          <w:bCs/>
-          <w:kern w:val="36"/>
-          <w:sz w:val="48"/>
-          <w:szCs w:val="48"/>
-          <w:lang w:eastAsia="en-IN"/>
-        </w:rPr>
-        <w:t xml:space="preserve">Assignment 2 — Student Management Using </w:t>
-      </w:r>
-      <w:proofErr w:type="spellStart"/>
-      <w:r>
-        <w:rPr>
-          <w:rFonts w:ascii="Times New Roman" w:eastAsia="Times New Roman" w:hAnsi="Times New Roman" w:cs="Times New Roman"/>
-          <w:b/>
-          <w:bCs/>
-          <w:kern w:val="36"/>
-          <w:sz w:val="48"/>
-          <w:szCs w:val="48"/>
-          <w:lang w:eastAsia="en-IN"/>
-        </w:rPr>
-        <w:t>ArrayList</w:t>
-      </w:r>
-      <w:proofErr w:type="spellEnd"/>
-    </w:p>
-    <w:p>
-      <w:pPr>
-        <w:spacing w:before="100" w:beforeAutospacing="1" w:after="100" w:afterAutospacing="1"/>
-        <w:rPr>
-          <w:rFonts w:ascii="Times New Roman" w:eastAsia="Times New Roman" w:hAnsi="Times New Roman" w:cs="Times New Roman"/>
-          <w:sz w:val="24"/>
-          <w:szCs w:val="24"/>
-          <w:lang w:eastAsia="en-IN"/>
-        </w:rPr>
-      </w:pPr>
-      <w:r>
-        <w:rPr>
-          <w:rFonts w:ascii="Times New Roman" w:eastAsia="Times New Roman" w:hAnsi="Times New Roman" w:cs="Times New Roman"/>
-          <w:sz w:val="24"/>
-          <w:szCs w:val="24"/>
-          <w:lang w:eastAsia="en-IN"/>
-        </w:rPr>
-        <w:t xml:space="preserve">I would make Assignment 2 stay with </w:t>
-      </w:r>
-      <w:proofErr w:type="spellStart"/>
-      <w:r>
-        <w:rPr>
-          <w:rFonts w:ascii="Courier New" w:eastAsia="Times New Roman" w:hAnsi="Courier New" w:cs="Courier New"/>
-          <w:sz w:val="20"/>
-          <w:szCs w:val="20"/>
-          <w:lang w:eastAsia="en-IN"/>
-        </w:rPr>
-        <w:t>ArrayList</w:t>
-      </w:r>
-      <w:proofErr w:type="spellEnd"/>
-      <w:r>
-        <w:rPr>
-          <w:rFonts w:ascii="Times New Roman" w:eastAsia="Times New Roman" w:hAnsi="Times New Roman" w:cs="Times New Roman"/>
-          <w:sz w:val="24"/>
-          <w:szCs w:val="24"/>
-          <w:lang w:eastAsia="en-IN"/>
-        </w:rPr>
-        <w:t xml:space="preserve">, but now teach students that a collection is </w:t>
-      </w:r>
-      <w:r>
-        <w:rPr>
-          <w:rFonts w:ascii="Times New Roman" w:eastAsia="Times New Roman" w:hAnsi="Times New Roman" w:cs="Times New Roman"/>
-          <w:b/>
-          <w:bCs/>
-          <w:sz w:val="24"/>
-          <w:szCs w:val="24"/>
-          <w:lang w:eastAsia="en-IN"/>
-        </w:rPr>
-        <w:t>not just for adding and printing</w:t>
-      </w:r>
-      <w:r>
-        <w:rPr>
-          <w:rFonts w:ascii="Times New Roman" w:eastAsia="Times New Roman" w:hAnsi="Times New Roman" w:cs="Times New Roman"/>
-          <w:sz w:val="24"/>
-          <w:szCs w:val="24"/>
-          <w:lang w:eastAsia="en-IN"/>
-        </w:rPr>
-        <w:t>.</w:t>
-      </w:r>
-    </w:p>
-    <w:p>
-      <w:pPr>
-        <w:spacing w:before="100" w:beforeAutospacing="1" w:after="100" w:afterAutospacing="1"/>
-        <w:outlineLvl w:val="2"/>
-        <w:rPr>
-          <w:rFonts w:ascii="Times New Roman" w:eastAsia="Times New Roman" w:hAnsi="Times New Roman" w:cs="Times New Roman"/>
-          <w:b/>
-          <w:bCs/>
-          <w:sz w:val="27"/>
-          <w:szCs w:val="27"/>
-          <w:lang w:eastAsia="en-IN"/>
-        </w:rPr>
-      </w:pPr>
-      <w:r>
-        <w:rPr>
-          <w:rFonts w:ascii="Times New Roman" w:eastAsia="Times New Roman" w:hAnsi="Times New Roman" w:cs="Times New Roman"/>
-          <w:b/>
-          <w:bCs/>
-          <w:sz w:val="27"/>
-          <w:szCs w:val="27"/>
-          <w:lang w:eastAsia="en-IN"/>
-        </w:rPr>
-        <w:t>New concepts</w:t>
-      </w:r>
-    </w:p>
-    <w:p>
-      <w:pPr>
-        <w:numPr>
-          <w:ilvl w:val="0"/>
-          <w:numId w:val="1"/>
-        </w:numPr>
-        <w:spacing w:before="100" w:beforeAutospacing="1" w:after="100" w:afterAutospacing="1"/>
-        <w:rPr>
-          <w:rFonts w:ascii="Times New Roman" w:eastAsia="Times New Roman" w:hAnsi="Times New Roman" w:cs="Times New Roman"/>
-          <w:sz w:val="24"/>
-          <w:szCs w:val="24"/>
-          <w:lang w:eastAsia="en-IN"/>
-        </w:rPr>
-      </w:pPr>
-      <w:proofErr w:type="gramStart"/>
-      <w:r>
-        <w:rPr>
-          <w:rFonts w:ascii="Courier New" w:eastAsia="Times New Roman" w:hAnsi="Courier New" w:cs="Courier New"/>
-          <w:sz w:val="20"/>
-          <w:szCs w:val="20"/>
-          <w:lang w:eastAsia="en-IN"/>
-        </w:rPr>
-        <w:t>get(</w:t>
-      </w:r>
-      <w:proofErr w:type="gramEnd"/>
-      <w:r>
-        <w:rPr>
-          <w:rFonts w:ascii="Courier New" w:eastAsia="Times New Roman" w:hAnsi="Courier New" w:cs="Courier New"/>
-          <w:sz w:val="20"/>
-          <w:szCs w:val="20"/>
-          <w:lang w:eastAsia="en-IN"/>
-        </w:rPr>
-        <w:t>)</w:t>
-      </w:r>
-      <w:r>
-        <w:rPr>
-          <w:rFonts w:ascii="Times New Roman" w:eastAsia="Times New Roman" w:hAnsi="Times New Roman" w:cs="Times New Roman"/>
-          <w:sz w:val="24"/>
-          <w:szCs w:val="24"/>
-          <w:lang w:eastAsia="en-IN"/>
-        </w:rPr>
-        <w:t xml:space="preserve"> </w:t>
-      </w:r>
-    </w:p>
-    <w:p>
-      <w:pPr>
-        <w:numPr>
-          <w:ilvl w:val="0"/>
-          <w:numId w:val="1"/>
-        </w:numPr>
-        <w:spacing w:before="100" w:beforeAutospacing="1" w:after="100" w:afterAutospacing="1"/>
-        <w:rPr>
-          <w:rFonts w:ascii="Times New Roman" w:eastAsia="Times New Roman" w:hAnsi="Times New Roman" w:cs="Times New Roman"/>
-          <w:sz w:val="24"/>
-          <w:szCs w:val="24"/>
-          <w:lang w:eastAsia="en-IN"/>
-        </w:rPr>
-      </w:pPr>
-      <w:proofErr w:type="gramStart"/>
-      <w:r>
-        <w:rPr>
-          <w:rFonts w:ascii="Courier New" w:eastAsia="Times New Roman" w:hAnsi="Courier New" w:cs="Courier New"/>
-          <w:sz w:val="20"/>
-          <w:szCs w:val="20"/>
-          <w:lang w:eastAsia="en-IN"/>
-        </w:rPr>
-        <w:t>set(</w:t>
-      </w:r>
-      <w:proofErr w:type="gramEnd"/>
-      <w:r>
-        <w:rPr>
-          <w:rFonts w:ascii="Courier New" w:eastAsia="Times New Roman" w:hAnsi="Courier New" w:cs="Courier New"/>
-          <w:sz w:val="20"/>
-          <w:szCs w:val="20"/>
-          <w:lang w:eastAsia="en-IN"/>
-        </w:rPr>
-        <w:t>)</w:t>
-      </w:r>
-      <w:r>
-        <w:rPr>
-          <w:rFonts w:ascii="Times New Roman" w:eastAsia="Times New Roman" w:hAnsi="Times New Roman" w:cs="Times New Roman"/>
-          <w:sz w:val="24"/>
-          <w:szCs w:val="24"/>
-          <w:lang w:eastAsia="en-IN"/>
-        </w:rPr>
-        <w:t xml:space="preserve"> </w:t>
-      </w:r>
-    </w:p>
-    <w:p>
-      <w:pPr>
-        <w:numPr>
-          <w:ilvl w:val="0"/>
-          <w:numId w:val="1"/>
-        </w:numPr>
-        <w:spacing w:before="100" w:beforeAutospacing="1" w:after="100" w:afterAutospacing="1"/>
-        <w:rPr>
-          <w:rFonts w:ascii="Times New Roman" w:eastAsia="Times New Roman" w:hAnsi="Times New Roman" w:cs="Times New Roman"/>
-          <w:sz w:val="24"/>
-          <w:szCs w:val="24"/>
-          <w:lang w:eastAsia="en-IN"/>
-        </w:rPr>
-      </w:pPr>
-      <w:proofErr w:type="gramStart"/>
-      <w:r>
-        <w:rPr>
-          <w:rFonts w:ascii="Courier New" w:eastAsia="Times New Roman" w:hAnsi="Courier New" w:cs="Courier New"/>
-          <w:sz w:val="20"/>
-          <w:szCs w:val="20"/>
-          <w:lang w:eastAsia="en-IN"/>
-        </w:rPr>
-        <w:t>remove(</w:t>
-      </w:r>
-      <w:proofErr w:type="gramEnd"/>
-      <w:r>
-        <w:rPr>
-          <w:rFonts w:ascii="Courier New" w:eastAsia="Times New Roman" w:hAnsi="Courier New" w:cs="Courier New"/>
-          <w:sz w:val="20"/>
-          <w:szCs w:val="20"/>
-          <w:lang w:eastAsia="en-IN"/>
-        </w:rPr>
-        <w:t>)</w:t>
-      </w:r>
-      <w:r>
-        <w:rPr>
-          <w:rFonts w:ascii="Times New Roman" w:eastAsia="Times New Roman" w:hAnsi="Times New Roman" w:cs="Times New Roman"/>
-          <w:sz w:val="24"/>
-          <w:szCs w:val="24"/>
-          <w:lang w:eastAsia="en-IN"/>
-        </w:rPr>
-        <w:t xml:space="preserve"> </w:t>
-      </w:r>
-    </w:p>
-    <w:p>
-      <w:pPr>
-        <w:numPr>
-          <w:ilvl w:val="0"/>
-          <w:numId w:val="1"/>
-        </w:numPr>
-        <w:spacing w:before="100" w:beforeAutospacing="1" w:after="100" w:afterAutospacing="1"/>
-        <w:rPr>
-          <w:rFonts w:ascii="Times New Roman" w:eastAsia="Times New Roman" w:hAnsi="Times New Roman" w:cs="Times New Roman"/>
-          <w:sz w:val="24"/>
-          <w:szCs w:val="24"/>
-          <w:lang w:eastAsia="en-IN"/>
-        </w:rPr>
-      </w:pPr>
-      <w:proofErr w:type="gramStart"/>
-      <w:r>
-        <w:rPr>
-          <w:rFonts w:ascii="Courier New" w:eastAsia="Times New Roman" w:hAnsi="Courier New" w:cs="Courier New"/>
-          <w:sz w:val="20"/>
-          <w:szCs w:val="20"/>
-          <w:lang w:eastAsia="en-IN"/>
-        </w:rPr>
-        <w:t>contains(</w:t>
-      </w:r>
-      <w:proofErr w:type="gramEnd"/>
-      <w:r>
-        <w:rPr>
-          <w:rFonts w:ascii="Courier New" w:eastAsia="Times New Roman" w:hAnsi="Courier New" w:cs="Courier New"/>
-          <w:sz w:val="20"/>
-          <w:szCs w:val="20"/>
-          <w:lang w:eastAsia="en-IN"/>
-        </w:rPr>
-        <w:t>)</w:t>
-      </w:r>
-      <w:r>
-        <w:rPr>
-          <w:rFonts w:ascii="Times New Roman" w:eastAsia="Times New Roman" w:hAnsi="Times New Roman" w:cs="Times New Roman"/>
-          <w:sz w:val="24"/>
-          <w:szCs w:val="24"/>
-          <w:lang w:eastAsia="en-IN"/>
-        </w:rPr>
-        <w:t xml:space="preserve"> </w:t>
-      </w:r>
-    </w:p>
-    <w:p>
-      <w:pPr>
-        <w:numPr>
-          <w:ilvl w:val="0"/>
-          <w:numId w:val="1"/>
-        </w:numPr>
-        <w:spacing w:before="100" w:beforeAutospacing="1" w:after="100" w:afterAutospacing="1"/>
-        <w:rPr>
-          <w:rFonts w:ascii="Times New Roman" w:eastAsia="Times New Roman" w:hAnsi="Times New Roman" w:cs="Times New Roman"/>
-          <w:sz w:val="24"/>
-          <w:szCs w:val="24"/>
-          <w:lang w:eastAsia="en-IN"/>
-        </w:rPr>
-      </w:pPr>
-      <w:proofErr w:type="spellStart"/>
-      <w:proofErr w:type="gramStart"/>
-      <w:r>
-        <w:rPr>
-          <w:rFonts w:ascii="Courier New" w:eastAsia="Times New Roman" w:hAnsi="Courier New" w:cs="Courier New"/>
-          <w:sz w:val="20"/>
-          <w:szCs w:val="20"/>
-          <w:lang w:eastAsia="en-IN"/>
-        </w:rPr>
-        <w:t>indexOf</w:t>
-      </w:r>
-      <w:proofErr w:type="spellEnd"/>
-      <w:r>
-        <w:rPr>
-          <w:rFonts w:ascii="Courier New" w:eastAsia="Times New Roman" w:hAnsi="Courier New" w:cs="Courier New"/>
-          <w:sz w:val="20"/>
-          <w:szCs w:val="20"/>
-          <w:lang w:eastAsia="en-IN"/>
-        </w:rPr>
-        <w:t>(</w:t>
-      </w:r>
-      <w:proofErr w:type="gramEnd"/>
-      <w:r>
-        <w:rPr>
-          <w:rFonts w:ascii="Courier New" w:eastAsia="Times New Roman" w:hAnsi="Courier New" w:cs="Courier New"/>
-          <w:sz w:val="20"/>
-          <w:szCs w:val="20"/>
-          <w:lang w:eastAsia="en-IN"/>
-        </w:rPr>
-        <w:t>)</w:t>
-      </w:r>
-      <w:r>
-        <w:rPr>
-          <w:rFonts w:ascii="Times New Roman" w:eastAsia="Times New Roman" w:hAnsi="Times New Roman" w:cs="Times New Roman"/>
-          <w:sz w:val="24"/>
-          <w:szCs w:val="24"/>
-          <w:lang w:eastAsia="en-IN"/>
-        </w:rPr>
-        <w:t xml:space="preserve"> </w:t>
-      </w:r>
-    </w:p>
-    <w:p>
-      <w:pPr>
-        <w:numPr>
-          <w:ilvl w:val="0"/>
-          <w:numId w:val="1"/>
-        </w:numPr>
-        <w:spacing w:before="100" w:beforeAutospacing="1" w:after="100" w:afterAutospacing="1"/>
-        <w:rPr>
-          <w:rFonts w:ascii="Times New Roman" w:eastAsia="Times New Roman" w:hAnsi="Times New Roman" w:cs="Times New Roman"/>
-          <w:sz w:val="24"/>
-          <w:szCs w:val="24"/>
-          <w:lang w:eastAsia="en-IN"/>
-        </w:rPr>
-      </w:pPr>
-      <w:proofErr w:type="gramStart"/>
-      <w:r>
-        <w:rPr>
-          <w:rFonts w:ascii="Courier New" w:eastAsia="Times New Roman" w:hAnsi="Courier New" w:cs="Courier New"/>
-          <w:sz w:val="20"/>
-          <w:szCs w:val="20"/>
-          <w:lang w:eastAsia="en-IN"/>
-        </w:rPr>
-        <w:t>size(</w:t>
-      </w:r>
-      <w:proofErr w:type="gramEnd"/>
-      <w:r>
-        <w:rPr>
-          <w:rFonts w:ascii="Courier New" w:eastAsia="Times New Roman" w:hAnsi="Courier New" w:cs="Courier New"/>
-          <w:sz w:val="20"/>
-          <w:szCs w:val="20"/>
-          <w:lang w:eastAsia="en-IN"/>
-        </w:rPr>
-        <w:t>)</w:t>
-      </w:r>
-      <w:r>
-        <w:rPr>
-          <w:rFonts w:ascii="Times New Roman" w:eastAsia="Times New Roman" w:hAnsi="Times New Roman" w:cs="Times New Roman"/>
-          <w:sz w:val="24"/>
-          <w:szCs w:val="24"/>
-          <w:lang w:eastAsia="en-IN"/>
-        </w:rPr>
-        <w:t xml:space="preserve"> </w:t>
-      </w:r>
-    </w:p>
-    <w:p>
-      <w:pPr>
-        <w:numPr>
-          <w:ilvl w:val="0"/>
-          <w:numId w:val="1"/>
-        </w:numPr>
-        <w:spacing w:before="100" w:beforeAutospacing="1" w:after="100" w:afterAutospacing="1"/>
-        <w:rPr>
-          <w:rFonts w:ascii="Times New Roman" w:eastAsia="Times New Roman" w:hAnsi="Times New Roman" w:cs="Times New Roman"/>
-          <w:sz w:val="24"/>
-          <w:szCs w:val="24"/>
-          <w:lang w:eastAsia="en-IN"/>
-        </w:rPr>
-      </w:pPr>
-      <w:r>
-        <w:rPr>
-          <w:rFonts w:ascii="Times New Roman" w:eastAsia="Times New Roman" w:hAnsi="Times New Roman" w:cs="Times New Roman"/>
-          <w:sz w:val="24"/>
-          <w:szCs w:val="24"/>
-          <w:lang w:eastAsia="en-IN"/>
-        </w:rPr>
-        <w:t xml:space="preserve">updating objects </w:t>
-      </w:r>
-    </w:p>
-    <w:p>
-      <w:pPr>
-        <w:numPr>
-          <w:ilvl w:val="0"/>
-          <w:numId w:val="1"/>
-        </w:numPr>
-        <w:spacing w:before="100" w:beforeAutospacing="1" w:after="100" w:afterAutospacing="1"/>
-        <w:rPr>
-          <w:rFonts w:ascii="Times New Roman" w:eastAsia="Times New Roman" w:hAnsi="Times New Roman" w:cs="Times New Roman"/>
-          <w:sz w:val="24"/>
-          <w:szCs w:val="24"/>
-          <w:lang w:eastAsia="en-IN"/>
-        </w:rPr>
-      </w:pPr>
-      <w:r>
-        <w:rPr>
-          <w:rFonts w:ascii="Times New Roman" w:eastAsia="Times New Roman" w:hAnsi="Times New Roman" w:cs="Times New Roman"/>
-          <w:sz w:val="24"/>
-          <w:szCs w:val="24"/>
-          <w:lang w:eastAsia="en-IN"/>
-        </w:rPr>
-        <w:t xml:space="preserve">deleting objects </w:t>
-      </w:r>
-    </w:p>
-    <w:p>
-      <w:pPr>
-        <w:spacing w:before="100" w:beforeAutospacing="1" w:after="100" w:afterAutospacing="1"/>
-        <w:outlineLvl w:val="2"/>
-        <w:rPr>
-          <w:rFonts w:ascii="Times New Roman" w:eastAsia="Times New Roman" w:hAnsi="Times New Roman" w:cs="Times New Roman"/>
-          <w:b/>
-          <w:bCs/>
-          <w:sz w:val="27"/>
-          <w:szCs w:val="27"/>
-          <w:lang w:eastAsia="en-IN"/>
-        </w:rPr>
-      </w:pPr>
-      <w:r>
-        <w:rPr>
-          <w:rFonts w:ascii="Times New Roman" w:eastAsia="Times New Roman" w:hAnsi="Times New Roman" w:cs="Times New Roman"/>
-          <w:b/>
-          <w:bCs/>
-          <w:sz w:val="27"/>
-          <w:szCs w:val="27"/>
-          <w:lang w:eastAsia="en-IN"/>
-        </w:rPr>
-        <w:t>Problem</w:t>
-      </w:r>
-    </w:p>
-    <w:p>
-      <w:pPr>
-        <w:spacing w:before="100" w:beforeAutospacing="1" w:after="100" w:afterAutospacing="1"/>
-        <w:rPr>
-          <w:rFonts w:ascii="Times New Roman" w:eastAsia="Times New Roman" w:hAnsi="Times New Roman" w:cs="Times New Roman"/>
-          <w:sz w:val="24"/>
-          <w:szCs w:val="24"/>
-          <w:lang w:eastAsia="en-IN"/>
-        </w:rPr>
-      </w:pPr>
-      <w:r>
-        <w:rPr>
-          <w:rFonts w:ascii="Times New Roman" w:eastAsia="Times New Roman" w:hAnsi="Times New Roman" w:cs="Times New Roman"/>
-          <w:b/>
-          <w:bCs/>
-          <w:sz w:val="24"/>
-          <w:szCs w:val="24"/>
-          <w:lang w:eastAsia="en-IN"/>
-        </w:rPr>
-        <w:t>Class: Student</w:t>
+        <w:rPr>
+          <w:rFonts w:ascii="Times New Roman" w:eastAsia="Times New Roman" w:hAnsi="Times New Roman" w:cs="Times New Roman"/>
+          <w:sz w:val="24"/>
+          <w:szCs w:val="24"/>
+          <w:lang w:eastAsia="en-IN"/>
+        </w:rPr>
+      </w:pPr>
+      <w:r>
+        <w:rPr>
+          <w:rFonts w:ascii="Times New Roman" w:eastAsia="Times New Roman" w:hAnsi="Times New Roman" w:cs="Times New Roman"/>
+          <w:sz w:val="24"/>
+          <w:szCs w:val="24"/>
+          <w:lang w:eastAsia="en-IN"/>
+        </w:rPr>
+        <w:t>Create a menu-driven program:</w:t>
       </w:r>
     </w:p>
     <w:p>
@@ -532,7 +56,7 @@
           <w:szCs w:val="20"/>
           <w:lang w:eastAsia="en-IN"/>
         </w:rPr>
-        <w:t>class Student {</w:t>
+        <w:t>========== Employee Management System ==========</w:t>
       </w:r>
     </w:p>
     <w:p>
@@ -562,35 +86,6 @@
           <w:lang w:eastAsia="en-IN"/>
         </w:rPr>
       </w:pPr>
-      <w:r>
-        <w:rPr>
-          <w:rFonts w:ascii="Courier New" w:eastAsia="Times New Roman" w:hAnsi="Courier New" w:cs="Courier New"/>
-          <w:sz w:val="20"/>
-          <w:szCs w:val="20"/>
-          <w:lang w:eastAsia="en-IN"/>
-        </w:rPr>
-        <w:t xml:space="preserve">    int </w:t>
-      </w:r>
-      <w:proofErr w:type="spellStart"/>
-      <w:r>
-        <w:rPr>
-          <w:rFonts w:ascii="Courier New" w:eastAsia="Times New Roman" w:hAnsi="Courier New" w:cs="Courier New"/>
-          <w:sz w:val="20"/>
-          <w:szCs w:val="20"/>
-          <w:lang w:eastAsia="en-IN"/>
-        </w:rPr>
-        <w:t>rollNo</w:t>
-      </w:r>
-      <w:proofErr w:type="spellEnd"/>
-      <w:r>
-        <w:rPr>
-          <w:rFonts w:ascii="Courier New" w:eastAsia="Times New Roman" w:hAnsi="Courier New" w:cs="Courier New"/>
-          <w:sz w:val="20"/>
-          <w:szCs w:val="20"/>
-          <w:lang w:eastAsia="en-IN"/>
-        </w:rPr>
-        <w:t>;</w:t>
-      </w:r>
     </w:p>
     <w:p>
       <w:pPr>
@@ -626,7 +121,7 @@
           <w:szCs w:val="20"/>
           <w:lang w:eastAsia="en-IN"/>
         </w:rPr>
-        <w:t xml:space="preserve">    String name;</w:t>
+        <w:t>1. Display all employees</w:t>
       </w:r>
     </w:p>
     <w:p>
@@ -663,7 +158,7 @@
           <w:szCs w:val="20"/>
           <w:lang w:eastAsia="en-IN"/>
         </w:rPr>
-        <w:t xml:space="preserve">    String course;</w:t>
+        <w:t>2. Search employee</w:t>
       </w:r>
     </w:p>
     <w:p>
@@ -700,7 +195,7 @@
           <w:szCs w:val="20"/>
           <w:lang w:eastAsia="en-IN"/>
         </w:rPr>
-        <w:t xml:space="preserve">    double marks;</w:t>
+        <w:t>3. Remove employees with salary below 30000</w:t>
       </w:r>
     </w:p>
     <w:p>
@@ -737,19 +232,444 @@
           <w:szCs w:val="20"/>
           <w:lang w:eastAsia="en-IN"/>
         </w:rPr>
-        <w:t>}</w:t>
+        <w:t>4. Traverse using Iterator</w:t>
+      </w:r>
+    </w:p>
+    <w:p>
+      <w:pPr>
+        <w:tabs>
+          <w:tab w:val="left" w:pos="916"/>
+          <w:tab w:val="left" w:pos="1832"/>
+          <w:tab w:val="left" w:pos="2748"/>
+          <w:tab w:val="left" w:pos="3664"/>
+          <w:tab w:val="left" w:pos="4580"/>
+          <w:tab w:val="left" w:pos="5496"/>
+          <w:tab w:val="left" w:pos="6412"/>
+          <w:tab w:val="left" w:pos="7328"/>
+          <w:tab w:val="left" w:pos="8244"/>
+          <w:tab w:val="left" w:pos="9160"/>
+          <w:tab w:val="left" w:pos="10076"/>
+          <w:tab w:val="left" w:pos="10992"/>
+          <w:tab w:val="left" w:pos="11908"/>
+          <w:tab w:val="left" w:pos="12824"/>
+          <w:tab w:val="left" w:pos="13740"/>
+          <w:tab w:val="left" w:pos="14656"/>
+        </w:tabs>
+        <w:rPr>
+          <w:rFonts w:ascii="Courier New" w:eastAsia="Times New Roman" w:hAnsi="Courier New" w:cs="Courier New"/>
+          <w:sz w:val="20"/>
+          <w:szCs w:val="20"/>
+          <w:lang w:eastAsia="en-IN"/>
+        </w:rPr>
+      </w:pPr>
+      <w:r>
+        <w:rPr>
+          <w:rFonts w:ascii="Courier New" w:eastAsia="Times New Roman" w:hAnsi="Courier New" w:cs="Courier New"/>
+          <w:sz w:val="20"/>
+          <w:szCs w:val="20"/>
+          <w:lang w:eastAsia="en-IN"/>
+        </w:rPr>
+        <w:t xml:space="preserve">5. Traverse forward using </w:t>
+      </w:r>
+      <w:proofErr w:type="spellStart"/>
+      <w:r>
+        <w:rPr>
+          <w:rFonts w:ascii="Courier New" w:eastAsia="Times New Roman" w:hAnsi="Courier New" w:cs="Courier New"/>
+          <w:sz w:val="20"/>
+          <w:szCs w:val="20"/>
+          <w:lang w:eastAsia="en-IN"/>
+        </w:rPr>
+        <w:t>ListIterator</w:t>
+      </w:r>
+      <w:proofErr w:type="spellEnd"/>
+    </w:p>
+    <w:p>
+      <w:pPr>
+        <w:tabs>
+          <w:tab w:val="left" w:pos="916"/>
+          <w:tab w:val="left" w:pos="1832"/>
+          <w:tab w:val="left" w:pos="2748"/>
+          <w:tab w:val="left" w:pos="3664"/>
+          <w:tab w:val="left" w:pos="4580"/>
+          <w:tab w:val="left" w:pos="5496"/>
+          <w:tab w:val="left" w:pos="6412"/>
+          <w:tab w:val="left" w:pos="7328"/>
+          <w:tab w:val="left" w:pos="8244"/>
+          <w:tab w:val="left" w:pos="9160"/>
+          <w:tab w:val="left" w:pos="10076"/>
+          <w:tab w:val="left" w:pos="10992"/>
+          <w:tab w:val="left" w:pos="11908"/>
+          <w:tab w:val="left" w:pos="12824"/>
+          <w:tab w:val="left" w:pos="13740"/>
+          <w:tab w:val="left" w:pos="14656"/>
+        </w:tabs>
+        <w:rPr>
+          <w:rFonts w:ascii="Courier New" w:eastAsia="Times New Roman" w:hAnsi="Courier New" w:cs="Courier New"/>
+          <w:sz w:val="20"/>
+          <w:szCs w:val="20"/>
+          <w:lang w:eastAsia="en-IN"/>
+        </w:rPr>
+      </w:pPr>
+      <w:r>
+        <w:rPr>
+          <w:rFonts w:ascii="Courier New" w:eastAsia="Times New Roman" w:hAnsi="Courier New" w:cs="Courier New"/>
+          <w:sz w:val="20"/>
+          <w:szCs w:val="20"/>
+          <w:lang w:eastAsia="en-IN"/>
+        </w:rPr>
+        <w:t xml:space="preserve">6. Traverse backward using </w:t>
+      </w:r>
+      <w:proofErr w:type="spellStart"/>
+      <w:r>
+        <w:rPr>
+          <w:rFonts w:ascii="Courier New" w:eastAsia="Times New Roman" w:hAnsi="Courier New" w:cs="Courier New"/>
+          <w:sz w:val="20"/>
+          <w:szCs w:val="20"/>
+          <w:lang w:eastAsia="en-IN"/>
+        </w:rPr>
+        <w:t>ListIterator</w:t>
+      </w:r>
+      <w:proofErr w:type="spellEnd"/>
+    </w:p>
+    <w:p>
+      <w:pPr>
+        <w:tabs>
+          <w:tab w:val="left" w:pos="916"/>
+          <w:tab w:val="left" w:pos="1832"/>
+          <w:tab w:val="left" w:pos="2748"/>
+          <w:tab w:val="left" w:pos="3664"/>
+          <w:tab w:val="left" w:pos="4580"/>
+          <w:tab w:val="left" w:pos="5496"/>
+          <w:tab w:val="left" w:pos="6412"/>
+          <w:tab w:val="left" w:pos="7328"/>
+          <w:tab w:val="left" w:pos="8244"/>
+          <w:tab w:val="left" w:pos="9160"/>
+          <w:tab w:val="left" w:pos="10076"/>
+          <w:tab w:val="left" w:pos="10992"/>
+          <w:tab w:val="left" w:pos="11908"/>
+          <w:tab w:val="left" w:pos="12824"/>
+          <w:tab w:val="left" w:pos="13740"/>
+          <w:tab w:val="left" w:pos="14656"/>
+        </w:tabs>
+        <w:rPr>
+          <w:rFonts w:ascii="Courier New" w:eastAsia="Times New Roman" w:hAnsi="Courier New" w:cs="Courier New"/>
+          <w:sz w:val="20"/>
+          <w:szCs w:val="20"/>
+          <w:lang w:eastAsia="en-IN"/>
+        </w:rPr>
+      </w:pPr>
+      <w:r>
+        <w:rPr>
+          <w:rFonts w:ascii="Courier New" w:eastAsia="Times New Roman" w:hAnsi="Courier New" w:cs="Courier New"/>
+          <w:sz w:val="20"/>
+          <w:szCs w:val="20"/>
+          <w:lang w:eastAsia="en-IN"/>
+        </w:rPr>
+        <w:t>7. Update employee</w:t>
+      </w:r>
+    </w:p>
+    <w:p>
+      <w:pPr>
+        <w:tabs>
+          <w:tab w:val="left" w:pos="916"/>
+          <w:tab w:val="left" w:pos="1832"/>
+          <w:tab w:val="left" w:pos="2748"/>
+          <w:tab w:val="left" w:pos="3664"/>
+          <w:tab w:val="left" w:pos="4580"/>
+          <w:tab w:val="left" w:pos="5496"/>
+          <w:tab w:val="left" w:pos="6412"/>
+          <w:tab w:val="left" w:pos="7328"/>
+          <w:tab w:val="left" w:pos="8244"/>
+          <w:tab w:val="left" w:pos="9160"/>
+          <w:tab w:val="left" w:pos="10076"/>
+          <w:tab w:val="left" w:pos="10992"/>
+          <w:tab w:val="left" w:pos="11908"/>
+          <w:tab w:val="left" w:pos="12824"/>
+          <w:tab w:val="left" w:pos="13740"/>
+          <w:tab w:val="left" w:pos="14656"/>
+        </w:tabs>
+        <w:rPr>
+          <w:rFonts w:ascii="Courier New" w:eastAsia="Times New Roman" w:hAnsi="Courier New" w:cs="Courier New"/>
+          <w:sz w:val="20"/>
+          <w:szCs w:val="20"/>
+          <w:lang w:eastAsia="en-IN"/>
+        </w:rPr>
+      </w:pPr>
+      <w:r>
+        <w:rPr>
+          <w:rFonts w:ascii="Courier New" w:eastAsia="Times New Roman" w:hAnsi="Courier New" w:cs="Courier New"/>
+          <w:sz w:val="20"/>
+          <w:szCs w:val="20"/>
+          <w:lang w:eastAsia="en-IN"/>
+        </w:rPr>
+        <w:t>8. Add employee</w:t>
+      </w:r>
+    </w:p>
+    <w:p>
+      <w:pPr>
+        <w:tabs>
+          <w:tab w:val="left" w:pos="916"/>
+          <w:tab w:val="left" w:pos="1832"/>
+          <w:tab w:val="left" w:pos="2748"/>
+          <w:tab w:val="left" w:pos="3664"/>
+          <w:tab w:val="left" w:pos="4580"/>
+          <w:tab w:val="left" w:pos="5496"/>
+          <w:tab w:val="left" w:pos="6412"/>
+          <w:tab w:val="left" w:pos="7328"/>
+          <w:tab w:val="left" w:pos="8244"/>
+          <w:tab w:val="left" w:pos="9160"/>
+          <w:tab w:val="left" w:pos="10076"/>
+          <w:tab w:val="left" w:pos="10992"/>
+          <w:tab w:val="left" w:pos="11908"/>
+          <w:tab w:val="left" w:pos="12824"/>
+          <w:tab w:val="left" w:pos="13740"/>
+          <w:tab w:val="left" w:pos="14656"/>
+        </w:tabs>
+        <w:rPr>
+          <w:rFonts w:ascii="Courier New" w:eastAsia="Times New Roman" w:hAnsi="Courier New" w:cs="Courier New"/>
+          <w:sz w:val="20"/>
+          <w:szCs w:val="20"/>
+          <w:lang w:eastAsia="en-IN"/>
+        </w:rPr>
+      </w:pPr>
+      <w:r>
+        <w:rPr>
+          <w:rFonts w:ascii="Courier New" w:eastAsia="Times New Roman" w:hAnsi="Courier New" w:cs="Courier New"/>
+          <w:sz w:val="20"/>
+          <w:szCs w:val="20"/>
+          <w:lang w:eastAsia="en-IN"/>
+        </w:rPr>
+        <w:t>9. Remove employee</w:t>
+      </w:r>
+    </w:p>
+    <w:p>
+      <w:pPr>
+        <w:tabs>
+          <w:tab w:val="left" w:pos="916"/>
+          <w:tab w:val="left" w:pos="1832"/>
+          <w:tab w:val="left" w:pos="2748"/>
+          <w:tab w:val="left" w:pos="3664"/>
+          <w:tab w:val="left" w:pos="4580"/>
+          <w:tab w:val="left" w:pos="5496"/>
+          <w:tab w:val="left" w:pos="6412"/>
+          <w:tab w:val="left" w:pos="7328"/>
+          <w:tab w:val="left" w:pos="8244"/>
+          <w:tab w:val="left" w:pos="9160"/>
+          <w:tab w:val="left" w:pos="10076"/>
+          <w:tab w:val="left" w:pos="10992"/>
+          <w:tab w:val="left" w:pos="11908"/>
+          <w:tab w:val="left" w:pos="12824"/>
+          <w:tab w:val="left" w:pos="13740"/>
+          <w:tab w:val="left" w:pos="14656"/>
+        </w:tabs>
+        <w:rPr>
+          <w:rFonts w:ascii="Courier New" w:eastAsia="Times New Roman" w:hAnsi="Courier New" w:cs="Courier New"/>
+          <w:sz w:val="20"/>
+          <w:szCs w:val="20"/>
+          <w:lang w:eastAsia="en-IN"/>
+        </w:rPr>
+      </w:pPr>
+      <w:r>
+        <w:rPr>
+          <w:rFonts w:ascii="Courier New" w:eastAsia="Times New Roman" w:hAnsi="Courier New" w:cs="Courier New"/>
+          <w:sz w:val="20"/>
+          <w:szCs w:val="20"/>
+          <w:lang w:eastAsia="en-IN"/>
+        </w:rPr>
+        <w:t>10. Display employee with highest salary</w:t>
+      </w:r>
+    </w:p>
+    <w:p>
+      <w:pPr>
+        <w:tabs>
+          <w:tab w:val="left" w:pos="916"/>
+          <w:tab w:val="left" w:pos="1832"/>
+          <w:tab w:val="left" w:pos="2748"/>
+          <w:tab w:val="left" w:pos="3664"/>
+          <w:tab w:val="left" w:pos="4580"/>
+          <w:tab w:val="left" w:pos="5496"/>
+          <w:tab w:val="left" w:pos="6412"/>
+          <w:tab w:val="left" w:pos="7328"/>
+          <w:tab w:val="left" w:pos="8244"/>
+          <w:tab w:val="left" w:pos="9160"/>
+          <w:tab w:val="left" w:pos="10076"/>
+          <w:tab w:val="left" w:pos="10992"/>
+          <w:tab w:val="left" w:pos="11908"/>
+          <w:tab w:val="left" w:pos="12824"/>
+          <w:tab w:val="left" w:pos="13740"/>
+          <w:tab w:val="left" w:pos="14656"/>
+        </w:tabs>
+        <w:rPr>
+          <w:rFonts w:ascii="Courier New" w:eastAsia="Times New Roman" w:hAnsi="Courier New" w:cs="Courier New"/>
+          <w:sz w:val="20"/>
+          <w:szCs w:val="20"/>
+          <w:lang w:eastAsia="en-IN"/>
+        </w:rPr>
+      </w:pPr>
+      <w:r>
+        <w:rPr>
+          <w:rFonts w:ascii="Courier New" w:eastAsia="Times New Roman" w:hAnsi="Courier New" w:cs="Courier New"/>
+          <w:sz w:val="20"/>
+          <w:szCs w:val="20"/>
+          <w:lang w:eastAsia="en-IN"/>
+        </w:rPr>
+        <w:t>11. Exit</w:t>
+      </w:r>
+    </w:p>
+    <w:p>
+      <w:pPr>
+        <w:tabs>
+          <w:tab w:val="left" w:pos="916"/>
+          <w:tab w:val="left" w:pos="1832"/>
+          <w:tab w:val="left" w:pos="2748"/>
+          <w:tab w:val="left" w:pos="3664"/>
+          <w:tab w:val="left" w:pos="4580"/>
+          <w:tab w:val="left" w:pos="5496"/>
+          <w:tab w:val="left" w:pos="6412"/>
+          <w:tab w:val="left" w:pos="7328"/>
+          <w:tab w:val="left" w:pos="8244"/>
+          <w:tab w:val="left" w:pos="9160"/>
+          <w:tab w:val="left" w:pos="10076"/>
+          <w:tab w:val="left" w:pos="10992"/>
+          <w:tab w:val="left" w:pos="11908"/>
+          <w:tab w:val="left" w:pos="12824"/>
+          <w:tab w:val="left" w:pos="13740"/>
+          <w:tab w:val="left" w:pos="14656"/>
+        </w:tabs>
+        <w:rPr>
+          <w:rFonts w:ascii="Courier New" w:eastAsia="Times New Roman" w:hAnsi="Courier New" w:cs="Courier New"/>
+          <w:sz w:val="20"/>
+          <w:szCs w:val="20"/>
+          <w:lang w:eastAsia="en-IN"/>
+        </w:rPr>
+      </w:pPr>
+    </w:p>
+    <w:p>
+      <w:pPr>
+        <w:tabs>
+          <w:tab w:val="left" w:pos="916"/>
+          <w:tab w:val="left" w:pos="1832"/>
+          <w:tab w:val="left" w:pos="2748"/>
+          <w:tab w:val="left" w:pos="3664"/>
+          <w:tab w:val="left" w:pos="4580"/>
+          <w:tab w:val="left" w:pos="5496"/>
+          <w:tab w:val="left" w:pos="6412"/>
+          <w:tab w:val="left" w:pos="7328"/>
+          <w:tab w:val="left" w:pos="8244"/>
+          <w:tab w:val="left" w:pos="9160"/>
+          <w:tab w:val="left" w:pos="10076"/>
+          <w:tab w:val="left" w:pos="10992"/>
+          <w:tab w:val="left" w:pos="11908"/>
+          <w:tab w:val="left" w:pos="12824"/>
+          <w:tab w:val="left" w:pos="13740"/>
+          <w:tab w:val="left" w:pos="14656"/>
+        </w:tabs>
+        <w:rPr>
+          <w:rFonts w:ascii="Courier New" w:eastAsia="Times New Roman" w:hAnsi="Courier New" w:cs="Courier New"/>
+          <w:sz w:val="20"/>
+          <w:szCs w:val="20"/>
+          <w:lang w:eastAsia="en-IN"/>
+        </w:rPr>
+      </w:pPr>
+      <w:r>
+        <w:rPr>
+          <w:rFonts w:ascii="Courier New" w:eastAsia="Times New Roman" w:hAnsi="Courier New" w:cs="Courier New"/>
+          <w:sz w:val="20"/>
+          <w:szCs w:val="20"/>
+          <w:lang w:eastAsia="en-IN"/>
+        </w:rPr>
+        <w:t>Enter your choice:</w:t>
       </w:r>
     </w:p>
     <w:p>
       <w:pPr>
         <w:spacing w:before="100" w:beforeAutospacing="1" w:after="100" w:afterAutospacing="1"/>
-        <w:outlineLvl w:val="2"/>
+        <w:rPr>
+          <w:rFonts w:ascii="Times New Roman" w:eastAsia="Times New Roman" w:hAnsi="Times New Roman" w:cs="Times New Roman"/>
+          <w:sz w:val="24"/>
+          <w:szCs w:val="24"/>
+          <w:lang w:eastAsia="en-IN"/>
+        </w:rPr>
+      </w:pPr>
+      <w:r>
+        <w:rPr>
+          <w:rFonts w:ascii="Times New Roman" w:eastAsia="Times New Roman" w:hAnsi="Times New Roman" w:cs="Times New Roman"/>
+          <w:sz w:val="24"/>
+          <w:szCs w:val="24"/>
+          <w:lang w:eastAsia="en-IN"/>
+        </w:rPr>
+        <w:t>Use a loop to repeatedly display the menu until the user chooses:</w:t>
+      </w:r>
+    </w:p>
+    <w:p>
+      <w:pPr>
+        <w:tabs>
+          <w:tab w:val="left" w:pos="916"/>
+          <w:tab w:val="left" w:pos="1832"/>
+          <w:tab w:val="left" w:pos="2748"/>
+          <w:tab w:val="left" w:pos="3664"/>
+          <w:tab w:val="left" w:pos="4580"/>
+          <w:tab w:val="left" w:pos="5496"/>
+          <w:tab w:val="left" w:pos="6412"/>
+          <w:tab w:val="left" w:pos="7328"/>
+          <w:tab w:val="left" w:pos="8244"/>
+          <w:tab w:val="left" w:pos="9160"/>
+          <w:tab w:val="left" w:pos="10076"/>
+          <w:tab w:val="left" w:pos="10992"/>
+          <w:tab w:val="left" w:pos="11908"/>
+          <w:tab w:val="left" w:pos="12824"/>
+          <w:tab w:val="left" w:pos="13740"/>
+          <w:tab w:val="left" w:pos="14656"/>
+        </w:tabs>
+        <w:rPr>
+          <w:rFonts w:ascii="Courier New" w:eastAsia="Times New Roman" w:hAnsi="Courier New" w:cs="Courier New"/>
+          <w:sz w:val="20"/>
+          <w:szCs w:val="20"/>
+          <w:lang w:eastAsia="en-IN"/>
+        </w:rPr>
+      </w:pPr>
+      <w:r>
+        <w:rPr>
+          <w:rFonts w:ascii="Courier New" w:eastAsia="Times New Roman" w:hAnsi="Courier New" w:cs="Courier New"/>
+          <w:sz w:val="20"/>
+          <w:szCs w:val="20"/>
+          <w:lang w:eastAsia="en-IN"/>
+        </w:rPr>
+        <w:t>11. Exit</w:t>
+      </w:r>
+    </w:p>
+    <w:p>
+      <w:pPr>
+        <w:rPr>
+          <w:rFonts w:ascii="Times New Roman" w:eastAsia="Times New Roman" w:hAnsi="Times New Roman" w:cs="Times New Roman"/>
+          <w:sz w:val="24"/>
+          <w:szCs w:val="24"/>
+          <w:lang w:eastAsia="en-IN"/>
+        </w:rPr>
+      </w:pPr>
+      <w:r>
+        <w:rPr>
+          <w:rFonts w:ascii="Times New Roman" w:eastAsia="Times New Roman" w:hAnsi="Times New Roman" w:cs="Times New Roman"/>
+          <w:sz w:val="24"/>
+          <w:szCs w:val="24"/>
+          <w:lang w:eastAsia="en-IN"/>
+        </w:rPr>
+        <w:pict w14:anchorId="7B01C94A">
+          <v:rect id="_x0000_i1025" style="width:0;height:1.5pt" o:hralign="center" o:hrstd="t" o:hr="t" fillcolor="#a0a0a0" stroked="f"/>
+        </w:pict>
+      </w:r>
+    </w:p>
+    <w:p>
+      <w:pPr>
+        <w:spacing w:before="100" w:beforeAutospacing="1" w:after="100" w:afterAutospacing="1"/>
+        <w:outlineLvl w:val="0"/>
         <w:rPr>
           <w:rFonts w:ascii="Times New Roman" w:eastAsia="Times New Roman" w:hAnsi="Times New Roman" w:cs="Times New Roman"/>
           <w:b/>
           <w:bCs/>
-          <w:sz w:val="27"/>
-          <w:szCs w:val="27"/>
+          <w:kern w:val="36"/>
+          <w:sz w:val="48"/>
+          <w:szCs w:val="48"/>
           <w:lang w:eastAsia="en-IN"/>
         </w:rPr>
       </w:pPr>
@@ -758,67 +678,19 @@
           <w:rFonts w:ascii="Times New Roman" w:eastAsia="Times New Roman" w:hAnsi="Times New Roman" w:cs="Times New Roman"/>
           <w:b/>
           <w:bCs/>
-          <w:sz w:val="27"/>
-          <w:szCs w:val="27"/>
-          <w:lang w:eastAsia="en-IN"/>
-        </w:rPr>
-        <w:t>Tasks</w:t>
-      </w:r>
-    </w:p>
-    <w:p>
-      <w:pPr>
-        <w:spacing w:before="100" w:beforeAutospacing="1" w:after="100" w:afterAutospacing="1"/>
-        <w:rPr>
-          <w:rFonts w:ascii="Times New Roman" w:eastAsia="Times New Roman" w:hAnsi="Times New Roman" w:cs="Times New Roman"/>
-          <w:sz w:val="24"/>
-          <w:szCs w:val="24"/>
-          <w:lang w:eastAsia="en-IN"/>
-        </w:rPr>
-      </w:pPr>
-      <w:r>
-        <w:rPr>
-          <w:rFonts w:ascii="Times New Roman" w:eastAsia="Times New Roman" w:hAnsi="Times New Roman" w:cs="Times New Roman"/>
-          <w:sz w:val="24"/>
-          <w:szCs w:val="24"/>
-          <w:lang w:eastAsia="en-IN"/>
-        </w:rPr>
-        <w:t xml:space="preserve">Create an </w:t>
-      </w:r>
-      <w:proofErr w:type="spellStart"/>
-      <w:r>
-        <w:rPr>
-          <w:rFonts w:ascii="Courier New" w:eastAsia="Times New Roman" w:hAnsi="Courier New" w:cs="Courier New"/>
-          <w:sz w:val="20"/>
-          <w:szCs w:val="20"/>
-          <w:lang w:eastAsia="en-IN"/>
-        </w:rPr>
-        <w:t>ArrayList</w:t>
-      </w:r>
-      <w:proofErr w:type="spellEnd"/>
-      <w:r>
-        <w:rPr>
-          <w:rFonts w:ascii="Courier New" w:eastAsia="Times New Roman" w:hAnsi="Courier New" w:cs="Courier New"/>
-          <w:sz w:val="20"/>
-          <w:szCs w:val="20"/>
-          <w:lang w:eastAsia="en-IN"/>
-        </w:rPr>
-        <w:t>&lt;Student&gt;</w:t>
-      </w:r>
-      <w:r>
-        <w:rPr>
-          <w:rFonts w:ascii="Times New Roman" w:eastAsia="Times New Roman" w:hAnsi="Times New Roman" w:cs="Times New Roman"/>
-          <w:sz w:val="24"/>
-          <w:szCs w:val="24"/>
-          <w:lang w:eastAsia="en-IN"/>
-        </w:rPr>
-        <w:t xml:space="preserve"> and initially add 5 students.</w:t>
+          <w:kern w:val="36"/>
+          <w:sz w:val="48"/>
+          <w:szCs w:val="48"/>
+          <w:lang w:eastAsia="en-IN"/>
+        </w:rPr>
+        <w:t>Important Rules</w:t>
       </w:r>
     </w:p>
     <w:p>
       <w:pPr>
         <w:numPr>
           <w:ilvl w:val="0"/>
-          <w:numId w:val="2"/>
+          <w:numId w:val="1"/>
         </w:numPr>
         <w:spacing w:before="100" w:beforeAutospacing="1" w:after="100" w:afterAutospacing="1"/>
         <w:rPr>
@@ -835,14 +707,43 @@
           <w:szCs w:val="24"/>
           <w:lang w:eastAsia="en-IN"/>
         </w:rPr>
-        <w:t xml:space="preserve">Print all students. </w:t>
+        <w:t xml:space="preserve">Use </w:t>
+      </w:r>
+      <w:proofErr w:type="spellStart"/>
+      <w:r>
+        <w:rPr>
+          <w:rFonts w:ascii="Courier New" w:eastAsia="Times New Roman" w:hAnsi="Courier New" w:cs="Courier New"/>
+          <w:sz w:val="20"/>
+          <w:szCs w:val="20"/>
+          <w:lang w:eastAsia="en-IN"/>
+        </w:rPr>
+        <w:t>ArrayList</w:t>
+      </w:r>
+      <w:proofErr w:type="spellEnd"/>
+      <w:r>
+        <w:rPr>
+          <w:rFonts w:ascii="Courier New" w:eastAsia="Times New Roman" w:hAnsi="Courier New" w:cs="Courier New"/>
+          <w:sz w:val="20"/>
+          <w:szCs w:val="20"/>
+          <w:lang w:eastAsia="en-IN"/>
+        </w:rPr>
+        <w:t>&lt;Employee&gt;</w:t>
+      </w:r>
+      <w:r>
+        <w:rPr>
+          <w:rFonts w:ascii="Times New Roman" w:eastAsia="Times New Roman" w:hAnsi="Times New Roman" w:cs="Times New Roman"/>
+          <w:sz w:val="24"/>
+          <w:szCs w:val="24"/>
+          <w:lang w:eastAsia="en-IN"/>
+        </w:rPr>
+        <w:t>.</w:t>
       </w:r>
     </w:p>
     <w:p>
       <w:pPr>
         <w:numPr>
           <w:ilvl w:val="0"/>
-          <w:numId w:val="2"/>
+          <w:numId w:val="1"/>
         </w:numPr>
         <w:spacing w:before="100" w:beforeAutospacing="1" w:after="100" w:afterAutospacing="1"/>
         <w:rPr>
@@ -859,14 +760,32 @@
           <w:szCs w:val="24"/>
           <w:lang w:eastAsia="en-IN"/>
         </w:rPr>
-        <w:t xml:space="preserve">Ask the user for a roll number and search for that student. </w:t>
+        <w:t xml:space="preserve">Use an enhanced </w:t>
+      </w:r>
+      <w:r>
+        <w:rPr>
+          <w:rFonts w:ascii="Courier New" w:eastAsia="Times New Roman" w:hAnsi="Courier New" w:cs="Courier New"/>
+          <w:sz w:val="20"/>
+          <w:szCs w:val="20"/>
+          <w:lang w:eastAsia="en-IN"/>
+        </w:rPr>
+        <w:t>for</w:t>
+      </w:r>
+      <w:r>
+        <w:rPr>
+          <w:rFonts w:ascii="Times New Roman" w:eastAsia="Times New Roman" w:hAnsi="Times New Roman" w:cs="Times New Roman"/>
+          <w:sz w:val="24"/>
+          <w:szCs w:val="24"/>
+          <w:lang w:eastAsia="en-IN"/>
+        </w:rPr>
+        <w:t xml:space="preserve"> loop where asked.</w:t>
       </w:r>
     </w:p>
     <w:p>
       <w:pPr>
         <w:numPr>
           <w:ilvl w:val="0"/>
-          <w:numId w:val="2"/>
+          <w:numId w:val="1"/>
         </w:numPr>
         <w:spacing w:before="100" w:beforeAutospacing="1" w:after="100" w:afterAutospacing="1"/>
         <w:rPr>
@@ -883,43 +802,32 @@
           <w:szCs w:val="24"/>
           <w:lang w:eastAsia="en-IN"/>
         </w:rPr>
-        <w:t xml:space="preserve">Display the student using </w:t>
-      </w:r>
-      <w:proofErr w:type="gramStart"/>
-      <w:r>
-        <w:rPr>
-          <w:rFonts w:ascii="Courier New" w:eastAsia="Times New Roman" w:hAnsi="Courier New" w:cs="Courier New"/>
-          <w:sz w:val="20"/>
-          <w:szCs w:val="20"/>
-          <w:lang w:eastAsia="en-IN"/>
-        </w:rPr>
-        <w:t>get(</w:t>
-      </w:r>
-      <w:proofErr w:type="gramEnd"/>
-      <w:r>
-        <w:rPr>
-          <w:rFonts w:ascii="Courier New" w:eastAsia="Times New Roman" w:hAnsi="Courier New" w:cs="Courier New"/>
-          <w:sz w:val="20"/>
-          <w:szCs w:val="20"/>
-          <w:lang w:eastAsia="en-IN"/>
-        </w:rPr>
-        <w:t>)</w:t>
-      </w:r>
-      <w:r>
-        <w:rPr>
-          <w:rFonts w:ascii="Times New Roman" w:eastAsia="Times New Roman" w:hAnsi="Times New Roman" w:cs="Times New Roman"/>
-          <w:sz w:val="24"/>
-          <w:szCs w:val="24"/>
-          <w:lang w:eastAsia="en-IN"/>
-        </w:rPr>
-        <w:t xml:space="preserve">. </w:t>
+        <w:t xml:space="preserve">Use </w:t>
+      </w:r>
+      <w:r>
+        <w:rPr>
+          <w:rFonts w:ascii="Courier New" w:eastAsia="Times New Roman" w:hAnsi="Courier New" w:cs="Courier New"/>
+          <w:sz w:val="20"/>
+          <w:szCs w:val="20"/>
+          <w:lang w:eastAsia="en-IN"/>
+        </w:rPr>
+        <w:t>Iterator</w:t>
+      </w:r>
+      <w:r>
+        <w:rPr>
+          <w:rFonts w:ascii="Times New Roman" w:eastAsia="Times New Roman" w:hAnsi="Times New Roman" w:cs="Times New Roman"/>
+          <w:sz w:val="24"/>
+          <w:szCs w:val="24"/>
+          <w:lang w:eastAsia="en-IN"/>
+        </w:rPr>
+        <w:t xml:space="preserve"> where asked.</w:t>
       </w:r>
     </w:p>
     <w:p>
       <w:pPr>
         <w:numPr>
           <w:ilvl w:val="0"/>
-          <w:numId w:val="2"/>
+          <w:numId w:val="1"/>
         </w:numPr>
         <w:spacing w:before="100" w:beforeAutospacing="1" w:after="100" w:afterAutospacing="1"/>
         <w:rPr>
@@ -936,43 +844,34 @@
           <w:szCs w:val="24"/>
           <w:lang w:eastAsia="en-IN"/>
         </w:rPr>
-        <w:t xml:space="preserve">Update the course of a student using </w:t>
-      </w:r>
-      <w:proofErr w:type="gramStart"/>
-      <w:r>
-        <w:rPr>
-          <w:rFonts w:ascii="Courier New" w:eastAsia="Times New Roman" w:hAnsi="Courier New" w:cs="Courier New"/>
-          <w:sz w:val="20"/>
-          <w:szCs w:val="20"/>
-          <w:lang w:eastAsia="en-IN"/>
-        </w:rPr>
-        <w:t>set(</w:t>
-      </w:r>
-      <w:proofErr w:type="gramEnd"/>
-      <w:r>
-        <w:rPr>
-          <w:rFonts w:ascii="Courier New" w:eastAsia="Times New Roman" w:hAnsi="Courier New" w:cs="Courier New"/>
-          <w:sz w:val="20"/>
-          <w:szCs w:val="20"/>
-          <w:lang w:eastAsia="en-IN"/>
-        </w:rPr>
-        <w:t>)</w:t>
-      </w:r>
-      <w:r>
-        <w:rPr>
-          <w:rFonts w:ascii="Times New Roman" w:eastAsia="Times New Roman" w:hAnsi="Times New Roman" w:cs="Times New Roman"/>
-          <w:sz w:val="24"/>
-          <w:szCs w:val="24"/>
-          <w:lang w:eastAsia="en-IN"/>
-        </w:rPr>
-        <w:t xml:space="preserve">. </w:t>
+        <w:t xml:space="preserve">Use </w:t>
+      </w:r>
+      <w:proofErr w:type="spellStart"/>
+      <w:r>
+        <w:rPr>
+          <w:rFonts w:ascii="Courier New" w:eastAsia="Times New Roman" w:hAnsi="Courier New" w:cs="Courier New"/>
+          <w:sz w:val="20"/>
+          <w:szCs w:val="20"/>
+          <w:lang w:eastAsia="en-IN"/>
+        </w:rPr>
+        <w:t>ListIterator</w:t>
+      </w:r>
+      <w:proofErr w:type="spellEnd"/>
+      <w:r>
+        <w:rPr>
+          <w:rFonts w:ascii="Times New Roman" w:eastAsia="Times New Roman" w:hAnsi="Times New Roman" w:cs="Times New Roman"/>
+          <w:sz w:val="24"/>
+          <w:szCs w:val="24"/>
+          <w:lang w:eastAsia="en-IN"/>
+        </w:rPr>
+        <w:t xml:space="preserve"> where asked.</w:t>
       </w:r>
     </w:p>
     <w:p>
       <w:pPr>
         <w:numPr>
           <w:ilvl w:val="0"/>
-          <w:numId w:val="2"/>
+          <w:numId w:val="1"/>
         </w:numPr>
         <w:spacing w:before="100" w:beforeAutospacing="1" w:after="100" w:afterAutospacing="1"/>
         <w:rPr>
@@ -989,7 +888,7 @@
           <w:szCs w:val="24"/>
           <w:lang w:eastAsia="en-IN"/>
         </w:rPr>
-        <w:t xml:space="preserve">Remove a student using </w:t>
+        <w:t xml:space="preserve">For removal using an iterator, use the iterator's own </w:t>
       </w:r>
       <w:proofErr w:type="gramStart"/>
       <w:r>
@@ -1018,14 +917,14 @@
           <w:szCs w:val="24"/>
           <w:lang w:eastAsia="en-IN"/>
         </w:rPr>
-        <w:t xml:space="preserve">. </w:t>
+        <w:t xml:space="preserve"> method.</w:t>
       </w:r>
     </w:p>
     <w:p>
       <w:pPr>
         <w:numPr>
           <w:ilvl w:val="0"/>
-          <w:numId w:val="2"/>
+          <w:numId w:val="1"/>
         </w:numPr>
         <w:spacing w:before="100" w:beforeAutospacing="1" w:after="100" w:afterAutospacing="1"/>
         <w:rPr>
@@ -1042,14 +941,63 @@
           <w:szCs w:val="24"/>
           <w:lang w:eastAsia="en-IN"/>
         </w:rPr>
-        <w:t xml:space="preserve">Check whether a student with a particular roll number exists. </w:t>
+        <w:t xml:space="preserve">For replacement using </w:t>
+      </w:r>
+      <w:proofErr w:type="spellStart"/>
+      <w:r>
+        <w:rPr>
+          <w:rFonts w:ascii="Courier New" w:eastAsia="Times New Roman" w:hAnsi="Courier New" w:cs="Courier New"/>
+          <w:sz w:val="20"/>
+          <w:szCs w:val="20"/>
+          <w:lang w:eastAsia="en-IN"/>
+        </w:rPr>
+        <w:t>ListIterator</w:t>
+      </w:r>
+      <w:proofErr w:type="spellEnd"/>
+      <w:r>
+        <w:rPr>
+          <w:rFonts w:ascii="Times New Roman" w:eastAsia="Times New Roman" w:hAnsi="Times New Roman" w:cs="Times New Roman"/>
+          <w:sz w:val="24"/>
+          <w:szCs w:val="24"/>
+          <w:lang w:eastAsia="en-IN"/>
+        </w:rPr>
+        <w:t xml:space="preserve">, use </w:t>
+      </w:r>
+      <w:proofErr w:type="gramStart"/>
+      <w:r>
+        <w:rPr>
+          <w:rFonts w:ascii="Courier New" w:eastAsia="Times New Roman" w:hAnsi="Courier New" w:cs="Courier New"/>
+          <w:sz w:val="20"/>
+          <w:szCs w:val="20"/>
+          <w:lang w:eastAsia="en-IN"/>
+        </w:rPr>
+        <w:t>set(</w:t>
+      </w:r>
+      <w:proofErr w:type="gramEnd"/>
+      <w:r>
+        <w:rPr>
+          <w:rFonts w:ascii="Courier New" w:eastAsia="Times New Roman" w:hAnsi="Courier New" w:cs="Courier New"/>
+          <w:sz w:val="20"/>
+          <w:szCs w:val="20"/>
+          <w:lang w:eastAsia="en-IN"/>
+        </w:rPr>
+        <w:t>)</w:t>
+      </w:r>
+      <w:r>
+        <w:rPr>
+          <w:rFonts w:ascii="Times New Roman" w:eastAsia="Times New Roman" w:hAnsi="Times New Roman" w:cs="Times New Roman"/>
+          <w:sz w:val="24"/>
+          <w:szCs w:val="24"/>
+          <w:lang w:eastAsia="en-IN"/>
+        </w:rPr>
+        <w:t>.</w:t>
       </w:r>
     </w:p>
     <w:p>
       <w:pPr>
         <w:numPr>
           <w:ilvl w:val="0"/>
-          <w:numId w:val="2"/>
+          <w:numId w:val="1"/>
         </w:numPr>
         <w:spacing w:before="100" w:beforeAutospacing="1" w:after="100" w:afterAutospacing="1"/>
         <w:rPr>
@@ -1066,14 +1014,63 @@
           <w:szCs w:val="24"/>
           <w:lang w:eastAsia="en-IN"/>
         </w:rPr>
-        <w:t xml:space="preserve">Find the index of a particular student. </w:t>
+        <w:t xml:space="preserve">For insertion using </w:t>
+      </w:r>
+      <w:proofErr w:type="spellStart"/>
+      <w:r>
+        <w:rPr>
+          <w:rFonts w:ascii="Courier New" w:eastAsia="Times New Roman" w:hAnsi="Courier New" w:cs="Courier New"/>
+          <w:sz w:val="20"/>
+          <w:szCs w:val="20"/>
+          <w:lang w:eastAsia="en-IN"/>
+        </w:rPr>
+        <w:t>ListIterator</w:t>
+      </w:r>
+      <w:proofErr w:type="spellEnd"/>
+      <w:r>
+        <w:rPr>
+          <w:rFonts w:ascii="Times New Roman" w:eastAsia="Times New Roman" w:hAnsi="Times New Roman" w:cs="Times New Roman"/>
+          <w:sz w:val="24"/>
+          <w:szCs w:val="24"/>
+          <w:lang w:eastAsia="en-IN"/>
+        </w:rPr>
+        <w:t xml:space="preserve">, use </w:t>
+      </w:r>
+      <w:proofErr w:type="gramStart"/>
+      <w:r>
+        <w:rPr>
+          <w:rFonts w:ascii="Courier New" w:eastAsia="Times New Roman" w:hAnsi="Courier New" w:cs="Courier New"/>
+          <w:sz w:val="20"/>
+          <w:szCs w:val="20"/>
+          <w:lang w:eastAsia="en-IN"/>
+        </w:rPr>
+        <w:t>add(</w:t>
+      </w:r>
+      <w:proofErr w:type="gramEnd"/>
+      <w:r>
+        <w:rPr>
+          <w:rFonts w:ascii="Courier New" w:eastAsia="Times New Roman" w:hAnsi="Courier New" w:cs="Courier New"/>
+          <w:sz w:val="20"/>
+          <w:szCs w:val="20"/>
+          <w:lang w:eastAsia="en-IN"/>
+        </w:rPr>
+        <w:t>)</w:t>
+      </w:r>
+      <w:r>
+        <w:rPr>
+          <w:rFonts w:ascii="Times New Roman" w:eastAsia="Times New Roman" w:hAnsi="Times New Roman" w:cs="Times New Roman"/>
+          <w:sz w:val="24"/>
+          <w:szCs w:val="24"/>
+          <w:lang w:eastAsia="en-IN"/>
+        </w:rPr>
+        <w:t>.</w:t>
       </w:r>
     </w:p>
     <w:p>
       <w:pPr>
         <w:numPr>
           <w:ilvl w:val="0"/>
-          <w:numId w:val="2"/>
+          <w:numId w:val="1"/>
         </w:numPr>
         <w:spacing w:before="100" w:beforeAutospacing="1" w:after="100" w:afterAutospacing="1"/>
         <w:rPr>
@@ -1090,14 +1087,14 @@
           <w:szCs w:val="24"/>
           <w:lang w:eastAsia="en-IN"/>
         </w:rPr>
-        <w:t xml:space="preserve">Print the total number of students. </w:t>
+        <w:t>Do not use Streams or Lambda expressions.</w:t>
       </w:r>
     </w:p>
     <w:p>
       <w:pPr>
         <w:numPr>
           <w:ilvl w:val="0"/>
-          <w:numId w:val="2"/>
+          <w:numId w:val="1"/>
         </w:numPr>
         <w:spacing w:before="100" w:beforeAutospacing="1" w:after="100" w:afterAutospacing="1"/>
         <w:rPr>
@@ -1114,14 +1111,50 @@
           <w:szCs w:val="24"/>
           <w:lang w:eastAsia="en-IN"/>
         </w:rPr>
-        <w:t xml:space="preserve">Print students having marks greater than 75. </w:t>
+        <w:t xml:space="preserve">Do not use </w:t>
+      </w:r>
+      <w:r>
+        <w:rPr>
+          <w:rFonts w:ascii="Courier New" w:eastAsia="Times New Roman" w:hAnsi="Courier New" w:cs="Courier New"/>
+          <w:sz w:val="20"/>
+          <w:szCs w:val="20"/>
+          <w:lang w:eastAsia="en-IN"/>
+        </w:rPr>
+        <w:t>HashSet</w:t>
+      </w:r>
+      <w:r>
+        <w:rPr>
+          <w:rFonts w:ascii="Times New Roman" w:eastAsia="Times New Roman" w:hAnsi="Times New Roman" w:cs="Times New Roman"/>
+          <w:sz w:val="24"/>
+          <w:szCs w:val="24"/>
+          <w:lang w:eastAsia="en-IN"/>
+        </w:rPr>
+        <w:t xml:space="preserve">, </w:t>
+      </w:r>
+      <w:r>
+        <w:rPr>
+          <w:rFonts w:ascii="Courier New" w:eastAsia="Times New Roman" w:hAnsi="Courier New" w:cs="Courier New"/>
+          <w:sz w:val="20"/>
+          <w:szCs w:val="20"/>
+          <w:lang w:eastAsia="en-IN"/>
+        </w:rPr>
+        <w:t>HashMap</w:t>
+      </w:r>
+      <w:r>
+        <w:rPr>
+          <w:rFonts w:ascii="Times New Roman" w:eastAsia="Times New Roman" w:hAnsi="Times New Roman" w:cs="Times New Roman"/>
+          <w:sz w:val="24"/>
+          <w:szCs w:val="24"/>
+          <w:lang w:eastAsia="en-IN"/>
+        </w:rPr>
+        <w:t>, or other collections in this assignment.</w:t>
       </w:r>
     </w:p>
     <w:p>
       <w:pPr>
         <w:numPr>
           <w:ilvl w:val="0"/>
-          <w:numId w:val="2"/>
+          <w:numId w:val="1"/>
         </w:numPr>
         <w:spacing w:before="100" w:beforeAutospacing="1" w:after="100" w:afterAutospacing="1"/>
         <w:rPr>
@@ -1138,73 +1171,28 @@
           <w:szCs w:val="24"/>
           <w:lang w:eastAsia="en-IN"/>
         </w:rPr>
-        <w:t xml:space="preserve">Print the student with the highest marks. </w:t>
-      </w:r>
-    </w:p>
-    <w:p>
-      <w:pPr>
-        <w:spacing w:before="100" w:beforeAutospacing="1" w:after="100" w:afterAutospacing="1"/>
-        <w:outlineLvl w:val="2"/>
-        <w:rPr>
-          <w:rFonts w:ascii="Times New Roman" w:eastAsia="Times New Roman" w:hAnsi="Times New Roman" w:cs="Times New Roman"/>
-          <w:b/>
-          <w:bCs/>
-          <w:sz w:val="27"/>
-          <w:szCs w:val="27"/>
-          <w:lang w:eastAsia="en-IN"/>
-        </w:rPr>
-      </w:pPr>
-      <w:r>
-        <w:rPr>
-          <w:rFonts w:ascii="Times New Roman" w:eastAsia="Times New Roman" w:hAnsi="Times New Roman" w:cs="Times New Roman"/>
-          <w:b/>
-          <w:bCs/>
-          <w:sz w:val="27"/>
-          <w:szCs w:val="27"/>
-          <w:lang w:eastAsia="en-IN"/>
-        </w:rPr>
-        <w:t>Concepts</w:t>
-      </w:r>
-    </w:p>
-    <w:p>
-      <w:pPr>
-        <w:spacing w:before="100" w:beforeAutospacing="1" w:after="100" w:afterAutospacing="1"/>
-        <w:rPr>
-          <w:rFonts w:ascii="Times New Roman" w:eastAsia="Times New Roman" w:hAnsi="Times New Roman" w:cs="Times New Roman"/>
-          <w:sz w:val="24"/>
-          <w:szCs w:val="24"/>
-          <w:lang w:eastAsia="en-IN"/>
-        </w:rPr>
-      </w:pPr>
+        <w:t xml:space="preserve">Create and use proper constructors and </w:t>
+      </w:r>
       <w:proofErr w:type="spellStart"/>
-      <w:r>
-        <w:rPr>
-          <w:rFonts w:ascii="Courier New" w:eastAsia="Times New Roman" w:hAnsi="Courier New" w:cs="Courier New"/>
-          <w:sz w:val="20"/>
-          <w:szCs w:val="20"/>
-          <w:lang w:eastAsia="en-IN"/>
-        </w:rPr>
-        <w:t>ArrayList</w:t>
+      <w:proofErr w:type="gramStart"/>
+      <w:r>
+        <w:rPr>
+          <w:rFonts w:ascii="Courier New" w:eastAsia="Times New Roman" w:hAnsi="Courier New" w:cs="Courier New"/>
+          <w:sz w:val="20"/>
+          <w:szCs w:val="20"/>
+          <w:lang w:eastAsia="en-IN"/>
+        </w:rPr>
+        <w:t>toString</w:t>
       </w:r>
       <w:proofErr w:type="spellEnd"/>
       <w:r>
         <w:rPr>
-          <w:rFonts w:ascii="Times New Roman" w:eastAsia="Times New Roman" w:hAnsi="Times New Roman" w:cs="Times New Roman"/>
-          <w:sz w:val="24"/>
-          <w:szCs w:val="24"/>
-          <w:lang w:eastAsia="en-IN"/>
-        </w:rPr>
-        <w:t xml:space="preserve">, </w:t>
-      </w:r>
-      <w:proofErr w:type="gramStart"/>
-      <w:r>
-        <w:rPr>
-          <w:rFonts w:ascii="Courier New" w:eastAsia="Times New Roman" w:hAnsi="Courier New" w:cs="Courier New"/>
-          <w:sz w:val="20"/>
-          <w:szCs w:val="20"/>
-          <w:lang w:eastAsia="en-IN"/>
-        </w:rPr>
-        <w:t>get(</w:t>
+          <w:rFonts w:ascii="Courier New" w:eastAsia="Times New Roman" w:hAnsi="Courier New" w:cs="Courier New"/>
+          <w:sz w:val="20"/>
+          <w:szCs w:val="20"/>
+          <w:lang w:eastAsia="en-IN"/>
+        </w:rPr>
+        <w:t>(</w:t>
       </w:r>
       <w:proofErr w:type="gramEnd"/>
       <w:r>
@@ -1223,108 +1211,25 @@
           <w:szCs w:val="24"/>
           <w:lang w:eastAsia="en-IN"/>
         </w:rPr>
-        <w:t xml:space="preserve">, </w:t>
-      </w:r>
-      <w:r>
-        <w:rPr>
-          <w:rFonts w:ascii="Courier New" w:eastAsia="Times New Roman" w:hAnsi="Courier New" w:cs="Courier New"/>
-          <w:sz w:val="20"/>
-          <w:szCs w:val="20"/>
-          <w:lang w:eastAsia="en-IN"/>
-        </w:rPr>
-        <w:t>set()</w:t>
-      </w:r>
-      <w:r>
-        <w:rPr>
-          <w:rFonts w:ascii="Times New Roman" w:eastAsia="Times New Roman" w:hAnsi="Times New Roman" w:cs="Times New Roman"/>
-          <w:sz w:val="24"/>
-          <w:szCs w:val="24"/>
-          <w:lang w:eastAsia="en-IN"/>
-        </w:rPr>
-        <w:t xml:space="preserve">, </w:t>
-      </w:r>
-      <w:r>
-        <w:rPr>
-          <w:rFonts w:ascii="Courier New" w:eastAsia="Times New Roman" w:hAnsi="Courier New" w:cs="Courier New"/>
-          <w:sz w:val="20"/>
-          <w:szCs w:val="20"/>
-          <w:lang w:eastAsia="en-IN"/>
-        </w:rPr>
-        <w:t>remove()</w:t>
-      </w:r>
-      <w:r>
-        <w:rPr>
-          <w:rFonts w:ascii="Times New Roman" w:eastAsia="Times New Roman" w:hAnsi="Times New Roman" w:cs="Times New Roman"/>
-          <w:sz w:val="24"/>
-          <w:szCs w:val="24"/>
-          <w:lang w:eastAsia="en-IN"/>
-        </w:rPr>
-        <w:t xml:space="preserve">, </w:t>
-      </w:r>
-      <w:r>
-        <w:rPr>
-          <w:rFonts w:ascii="Courier New" w:eastAsia="Times New Roman" w:hAnsi="Courier New" w:cs="Courier New"/>
-          <w:sz w:val="20"/>
-          <w:szCs w:val="20"/>
-          <w:lang w:eastAsia="en-IN"/>
-        </w:rPr>
-        <w:t>contains()</w:t>
-      </w:r>
-      <w:r>
-        <w:rPr>
-          <w:rFonts w:ascii="Times New Roman" w:eastAsia="Times New Roman" w:hAnsi="Times New Roman" w:cs="Times New Roman"/>
-          <w:sz w:val="24"/>
-          <w:szCs w:val="24"/>
-          <w:lang w:eastAsia="en-IN"/>
-        </w:rPr>
-        <w:t xml:space="preserve">, </w:t>
-      </w:r>
-      <w:proofErr w:type="spellStart"/>
-      <w:r>
-        <w:rPr>
-          <w:rFonts w:ascii="Courier New" w:eastAsia="Times New Roman" w:hAnsi="Courier New" w:cs="Courier New"/>
-          <w:sz w:val="20"/>
-          <w:szCs w:val="20"/>
-          <w:lang w:eastAsia="en-IN"/>
-        </w:rPr>
-        <w:t>indexOf</w:t>
-      </w:r>
-      <w:proofErr w:type="spellEnd"/>
-      <w:r>
-        <w:rPr>
-          <w:rFonts w:ascii="Courier New" w:eastAsia="Times New Roman" w:hAnsi="Courier New" w:cs="Courier New"/>
-          <w:sz w:val="20"/>
-          <w:szCs w:val="20"/>
-          <w:lang w:eastAsia="en-IN"/>
-        </w:rPr>
-        <w:t>()</w:t>
-      </w:r>
-      <w:r>
-        <w:rPr>
-          <w:rFonts w:ascii="Times New Roman" w:eastAsia="Times New Roman" w:hAnsi="Times New Roman" w:cs="Times New Roman"/>
-          <w:sz w:val="24"/>
-          <w:szCs w:val="24"/>
-          <w:lang w:eastAsia="en-IN"/>
-        </w:rPr>
-        <w:t xml:space="preserve">, enhanced </w:t>
-      </w:r>
-      <w:r>
-        <w:rPr>
-          <w:rFonts w:ascii="Courier New" w:eastAsia="Times New Roman" w:hAnsi="Courier New" w:cs="Courier New"/>
-          <w:sz w:val="20"/>
-          <w:szCs w:val="20"/>
-          <w:lang w:eastAsia="en-IN"/>
-        </w:rPr>
-        <w:t>for</w:t>
-      </w:r>
-      <w:r>
-        <w:rPr>
-          <w:rFonts w:ascii="Times New Roman" w:eastAsia="Times New Roman" w:hAnsi="Times New Roman" w:cs="Times New Roman"/>
-          <w:sz w:val="24"/>
-          <w:szCs w:val="24"/>
-          <w:lang w:eastAsia="en-IN"/>
-        </w:rPr>
-        <w:t xml:space="preserve"> loop.</w:t>
+        <w:t xml:space="preserve"> in the </w:t>
+      </w:r>
+      <w:r>
+        <w:rPr>
+          <w:rFonts w:ascii="Courier New" w:eastAsia="Times New Roman" w:hAnsi="Courier New" w:cs="Courier New"/>
+          <w:sz w:val="20"/>
+          <w:szCs w:val="20"/>
+          <w:lang w:eastAsia="en-IN"/>
+        </w:rPr>
+        <w:t>Employee</w:t>
+      </w:r>
+      <w:r>
+        <w:rPr>
+          <w:rFonts w:ascii="Times New Roman" w:eastAsia="Times New Roman" w:hAnsi="Times New Roman" w:cs="Times New Roman"/>
+          <w:sz w:val="24"/>
+          <w:szCs w:val="24"/>
+          <w:lang w:eastAsia="en-IN"/>
+        </w:rPr>
+        <w:t xml:space="preserve"> class.</w:t>
       </w:r>
     </w:p>
     <w:p/>
@@ -1341,158 +1246,9 @@
 <file path=word/numbering.xml><?xml version="1.0" encoding="utf-8"?>
 <w:numbering xmlns:wpc="http://schemas.microsoft.com/office/word/2010/wordprocessingCanvas" xmlns:cx="http://schemas.microsoft.com/office/drawing/2014/chartex" xmlns:cx1="http://schemas.microsoft.com/office/drawing/2015/9/8/chartex" xmlns:cx2="http://schemas.microsoft.com/office/drawing/2015/10/21/chartex" xmlns:cx3="http://schemas.microsoft.com/office/drawing/2016/5/9/chartex" xmlns:cx4="http://schemas.microsoft.com/office/drawing/2016/5/10/chartex" xmlns:cx5="http://schemas.microsoft.com/office/drawing/2016/5/11/chartex" xmlns:cx6="http://schemas.microsoft.com/office/drawing/2016/5/12/chartex" xmlns:cx7="http://schemas.microsoft.com/office/drawing/2016/5/13/chartex" xmlns:cx8="http://schemas.microsoft.com/office/drawing/2016/5/14/chartex" xmlns:mc="http://schemas.openxmlformats.org/markup-compatibility/2006" xmlns:aink="http://schemas.microsoft.com/office/drawing/2016/ink" xmlns:am3d="http://schemas.microsoft.com/office/drawing/2017/model3d" xmlns:o="urn:schemas-microsoft-com:office:office" xmlns:r="http://schemas.openxmlformats.org/officeDocument/2006/relationships" xmlns:m="http://schemas.openxmlformats.org/officeDocument/2006/math" xmlns:v="urn:schemas-microsoft-com:vml" xmlns:wp14="http://schemas.microsoft.com/office/word/2010/wordprocessingDrawing" xmlns:wp="http://schemas.openxmlformats.org/drawingml/2006/wordprocessingDrawing" xmlns:w10="urn:schemas-microsoft-com:office:word" xmlns:w="http://schemas.openxmlformats.org/wordprocessingml/2006/main" xmlns:w14="http://schemas.microsoft.com/office/word/2010/wordml" xmlns:w15="http://schemas.microsoft.com/office/word/2012/wordml" xmlns:w16cex="http://schemas.microsoft.com/office/word/2018/wordml/cex" xmlns:w16cid="http://schemas.microsoft.com/office/word/2016/wordml/cid" xmlns:w16="http://schemas.microsoft.com/office/word/2018/wordml" xmlns:w16sdtdh="http://schemas.microsoft.com/office/word/2020/wordml/sdtdatahash" xmlns:w16se="http://schemas.microsoft.com/office/word/2015/wordml/symex" xmlns:wpg="http://schemas.microsoft.com/office/word/2010/wordprocessingGroup" xmlns:wpi="http://schemas.microsoft.com/office/word/2010/wordprocessingInk" xmlns:wne="http://schemas.microsoft.com/office/word/2006/wordml" xmlns:wps="http://schemas.microsoft.com/office/word/2010/wordprocessingShape" mc:Ignorable="w14 w15 w16se w16cid w16 w16cex w16sdtdh wp14">
   <w:abstractNum w:abstractNumId="0" w15:restartNumberingAfterBreak="0">
-    <w:nsid w:val="2B8266A4"/>
+    <w:nsid w:val="54AC17DD"/>
     <w:multiLevelType w:val="multilevel"/>
-    <w:tmpl w:val="E36C6818"/>
-    <w:lvl w:ilvl="0">
-      <w:start w:val="1"/>
-      <w:numFmt w:val="bullet"/>
-      <w:lvlText w:val=""/>
-      <w:lvlJc w:val="left"/>
-      <w:pPr>
-        <w:tabs>
-          <w:tab w:val="num" w:pos="720"/>
-        </w:tabs>
-        <w:ind w:left="720" w:hanging="360"/>
-      </w:pPr>
-      <w:rPr>
-        <w:rFonts w:ascii="Symbol" w:hAnsi="Symbol" w:hint="default"/>
-        <w:sz w:val="20"/>
-      </w:rPr>
-    </w:lvl>
-    <w:lvl w:ilvl="1" w:tentative="1">
-      <w:start w:val="1"/>
-      <w:numFmt w:val="bullet"/>
-      <w:lvlText w:val="o"/>
-      <w:lvlJc w:val="left"/>
-      <w:pPr>
-        <w:tabs>
-          <w:tab w:val="num" w:pos="1440"/>
-        </w:tabs>
-        <w:ind w:left="1440" w:hanging="360"/>
-      </w:pPr>
-      <w:rPr>
-        <w:rFonts w:ascii="Courier New" w:hAnsi="Courier New" w:hint="default"/>
-        <w:sz w:val="20"/>
-      </w:rPr>
-    </w:lvl>
-    <w:lvl w:ilvl="2" w:tentative="1">
-      <w:start w:val="1"/>
-      <w:numFmt w:val="bullet"/>
-      <w:lvlText w:val=""/>
-      <w:lvlJc w:val="left"/>
-      <w:pPr>
-        <w:tabs>
-          <w:tab w:val="num" w:pos="2160"/>
-        </w:tabs>
-        <w:ind w:left="2160" w:hanging="360"/>
-      </w:pPr>
-      <w:rPr>
-        <w:rFonts w:ascii="Wingdings" w:hAnsi="Wingdings" w:hint="default"/>
-        <w:sz w:val="20"/>
-      </w:rPr>
-    </w:lvl>
-    <w:lvl w:ilvl="3" w:tentative="1">
-      <w:start w:val="1"/>
-      <w:numFmt w:val="bullet"/>
-      <w:lvlText w:val=""/>
-      <w:lvlJc w:val="left"/>
-      <w:pPr>
-        <w:tabs>
-          <w:tab w:val="num" w:pos="2880"/>
-        </w:tabs>
-        <w:ind w:left="2880" w:hanging="360"/>
-      </w:pPr>
-      <w:rPr>
-        <w:rFonts w:ascii="Wingdings" w:hAnsi="Wingdings" w:hint="default"/>
-        <w:sz w:val="20"/>
-      </w:rPr>
-    </w:lvl>
-    <w:lvl w:ilvl="4" w:tentative="1">
-      <w:start w:val="1"/>
-      <w:numFmt w:val="bullet"/>
-      <w:lvlText w:val=""/>
-      <w:lvlJc w:val="left"/>
-      <w:pPr>
-        <w:tabs>
-          <w:tab w:val="num" w:pos="3600"/>
-        </w:tabs>
-        <w:ind w:left="3600" w:hanging="360"/>
-      </w:pPr>
-      <w:rPr>
-        <w:rFonts w:ascii="Wingdings" w:hAnsi="Wingdings" w:hint="default"/>
-        <w:sz w:val="20"/>
-      </w:rPr>
-    </w:lvl>
-    <w:lvl w:ilvl="5" w:tentative="1">
-      <w:start w:val="1"/>
-      <w:numFmt w:val="bullet"/>
-      <w:lvlText w:val=""/>
-      <w:lvlJc w:val="left"/>
-      <w:pPr>
-        <w:tabs>
-          <w:tab w:val="num" w:pos="4320"/>
-        </w:tabs>
-        <w:ind w:left="4320" w:hanging="360"/>
-      </w:pPr>
-      <w:rPr>
-        <w:rFonts w:ascii="Wingdings" w:hAnsi="Wingdings" w:hint="default"/>
-        <w:sz w:val="20"/>
-      </w:rPr>
-    </w:lvl>
-    <w:lvl w:ilvl="6" w:tentative="1">
-      <w:start w:val="1"/>
-      <w:numFmt w:val="bullet"/>
-      <w:lvlText w:val=""/>
-      <w:lvlJc w:val="left"/>
-      <w:pPr>
-        <w:tabs>
-          <w:tab w:val="num" w:pos="5040"/>
-        </w:tabs>
-        <w:ind w:left="5040" w:hanging="360"/>
-      </w:pPr>
-      <w:rPr>
-        <w:rFonts w:ascii="Wingdings" w:hAnsi="Wingdings" w:hint="default"/>
-        <w:sz w:val="20"/>
-      </w:rPr>
-    </w:lvl>
-    <w:lvl w:ilvl="7" w:tentative="1">
-      <w:start w:val="1"/>
-      <w:numFmt w:val="bullet"/>
-      <w:lvlText w:val=""/>
-      <w:lvlJc w:val="left"/>
-      <w:pPr>
-        <w:tabs>
-          <w:tab w:val="num" w:pos="5760"/>
-        </w:tabs>
-        <w:ind w:left="5760" w:hanging="360"/>
-      </w:pPr>
-      <w:rPr>
-        <w:rFonts w:ascii="Wingdings" w:hAnsi="Wingdings" w:hint="default"/>
-        <w:sz w:val="20"/>
-      </w:rPr>
-    </w:lvl>
-    <w:lvl w:ilvl="8" w:tentative="1">
-      <w:start w:val="1"/>
-      <w:numFmt w:val="bullet"/>
-      <w:lvlText w:val=""/>
-      <w:lvlJc w:val="left"/>
-      <w:pPr>
-        <w:tabs>
-          <w:tab w:val="num" w:pos="6480"/>
-        </w:tabs>
-        <w:ind w:left="6480" w:hanging="360"/>
-      </w:pPr>
-      <w:rPr>
-        <w:rFonts w:ascii="Wingdings" w:hAnsi="Wingdings" w:hint="default"/>
-        <w:sz w:val="20"/>
-      </w:rPr>
-    </w:lvl>
-  </w:abstractNum>
-  <w:abstractNum w:abstractNumId="1" w15:restartNumberingAfterBreak="0">
-    <w:nsid w:val="6FC36093"/>
-    <w:multiLevelType w:val="multilevel"/>
-    <w:tmpl w:val="5212EA9E"/>
+    <w:tmpl w:val="8362E426"/>
     <w:lvl w:ilvl="0">
       <w:start w:val="1"/>
       <w:numFmt w:val="decimal"/>
@@ -1604,9 +1360,6 @@
   </w:abstractNum>
   <w:num w:numId="1">
     <w:abstractNumId w:val="0"/>
-  </w:num>
-  <w:num w:numId="2">
-    <w:abstractNumId w:val="1"/>
   </w:num>
 </w:numbering>
 </file>
@@ -2012,7 +1765,7 @@
     <w:link w:val="Heading1Char"/>
     <w:uiPriority w:val="9"/>
     <w:qFormat/>
-    <w:rsid w:val="00E3330F"/>
+    <w:rsid w:val="000D2966"/>
     <w:pPr>
       <w:spacing w:before="100" w:beforeAutospacing="1" w:after="100" w:afterAutospacing="1"/>
       <w:outlineLvl w:val="0"/>
@@ -2024,26 +1777,6 @@
       <w:kern w:val="36"/>
       <w:sz w:val="48"/>
       <w:szCs w:val="48"/>
-      <w:lang w:eastAsia="en-IN"/>
-    </w:rPr>
-  </w:style>
-  <w:style w:type="paragraph" w:styleId="Heading3">
-    <w:name w:val="heading 3"/>
-    <w:basedOn w:val="Normal"/>
-    <w:link w:val="Heading3Char"/>
-    <w:uiPriority w:val="9"/>
-    <w:qFormat/>
-    <w:rsid w:val="00E3330F"/>
-    <w:pPr>
-      <w:spacing w:before="100" w:beforeAutospacing="1" w:after="100" w:afterAutospacing="1"/>
-      <w:outlineLvl w:val="2"/>
-    </w:pPr>
-    <w:rPr>
-      <w:rFonts w:ascii="Times New Roman" w:eastAsia="Times New Roman" w:hAnsi="Times New Roman" w:cs="Times New Roman"/>
-      <w:b/>
-      <w:bCs/>
-      <w:sz w:val="27"/>
-      <w:szCs w:val="27"/>
       <w:lang w:eastAsia="en-IN"/>
     </w:rPr>
   </w:style>
@@ -2079,7 +1812,7 @@
     <w:basedOn w:val="DefaultParagraphFont"/>
     <w:link w:val="Heading1"/>
     <w:uiPriority w:val="9"/>
-    <w:rsid w:val="00E3330F"/>
+    <w:rsid w:val="000D2966"/>
     <w:rPr>
       <w:rFonts w:ascii="Times New Roman" w:eastAsia="Times New Roman" w:hAnsi="Times New Roman" w:cs="Times New Roman"/>
       <w:b/>
@@ -2090,28 +1823,10 @@
       <w:lang w:eastAsia="en-IN"/>
     </w:rPr>
   </w:style>
-  <w:style w:type="character" w:customStyle="1" w:styleId="Heading3Char">
-    <w:name w:val="Heading 3 Char"/>
-    <w:basedOn w:val="DefaultParagraphFont"/>
-    <w:link w:val="Heading3"/>
-    <w:uiPriority w:val="9"/>
-    <w:rsid w:val="00E3330F"/>
-    <w:rPr>
-      <w:rFonts w:ascii="Times New Roman" w:eastAsia="Times New Roman" w:hAnsi="Times New Roman" w:cs="Times New Roman"/>
-      <w:b/>
-      <w:bCs/>
-      <w:sz w:val="27"/>
-      <w:szCs w:val="27"/>
-      <w:lang w:eastAsia="en-IN"/>
-    </w:rPr>
-  </w:style>
-  <w:style w:type="paragraph" w:styleId="NormalWeb">
-    <w:name w:val="Normal (Web)"/>
+  <w:style w:type="paragraph" w:customStyle="1" w:styleId="isselectedend">
+    <w:name w:val="isselectedend"/>
     <w:basedOn w:val="Normal"/>
-    <w:uiPriority w:val="99"/>
-    <w:semiHidden/>
-    <w:unhideWhenUsed/>
-    <w:rsid w:val="00E3330F"/>
+    <w:rsid w:val="000D2966"/>
     <w:pPr>
       <w:spacing w:before="100" w:beforeAutospacing="1" w:after="100" w:afterAutospacing="1"/>
     </w:pPr>
@@ -2122,30 +1837,6 @@
       <w:lang w:eastAsia="en-IN"/>
     </w:rPr>
   </w:style>
-  <w:style w:type="character" w:styleId="HTMLCode">
-    <w:name w:val="HTML Code"/>
-    <w:basedOn w:val="DefaultParagraphFont"/>
-    <w:uiPriority w:val="99"/>
-    <w:semiHidden/>
-    <w:unhideWhenUsed/>
-    <w:rsid w:val="00E3330F"/>
-    <w:rPr>
-      <w:rFonts w:ascii="Courier New" w:eastAsia="Times New Roman" w:hAnsi="Courier New" w:cs="Courier New"/>
-      <w:sz w:val="20"/>
-      <w:szCs w:val="20"/>
-    </w:rPr>
-  </w:style>
-  <w:style w:type="character" w:styleId="Strong">
-    <w:name w:val="Strong"/>
-    <w:basedOn w:val="DefaultParagraphFont"/>
-    <w:uiPriority w:val="22"/>
-    <w:qFormat/>
-    <w:rsid w:val="00E3330F"/>
-    <w:rPr>
-      <w:b/>
-      <w:bCs/>
-    </w:rPr>
-  </w:style>
   <w:style w:type="paragraph" w:styleId="HTMLPreformatted">
     <w:name w:val="HTML Preformatted"/>
     <w:basedOn w:val="Normal"/>
@@ -2153,7 +1844,7 @@
     <w:uiPriority w:val="99"/>
     <w:semiHidden/>
     <w:unhideWhenUsed/>
-    <w:rsid w:val="00E3330F"/>
+    <w:rsid w:val="000D2966"/>
     <w:pPr>
       <w:tabs>
         <w:tab w:val="left" w:pos="916"/>
@@ -2187,7 +1878,7 @@
     <w:link w:val="HTMLPreformatted"/>
     <w:uiPriority w:val="99"/>
     <w:semiHidden/>
-    <w:rsid w:val="00E3330F"/>
+    <w:rsid w:val="000D2966"/>
     <w:rPr>
       <w:rFonts w:ascii="Courier New" w:eastAsia="Times New Roman" w:hAnsi="Courier New" w:cs="Courier New"/>
       <w:sz w:val="20"/>
@@ -2195,15 +1886,18 @@
       <w:lang w:eastAsia="en-IN"/>
     </w:rPr>
   </w:style>
-  <w:style w:type="character" w:customStyle="1" w:styleId="g">
-    <w:name w:val="ͼg"/>
+  <w:style w:type="character" w:styleId="HTMLCode">
+    <w:name w:val="HTML Code"/>
     <w:basedOn w:val="DefaultParagraphFont"/>
-    <w:rsid w:val="00E3330F"/>
-  </w:style>
-  <w:style w:type="character" w:customStyle="1" w:styleId="m">
-    <w:name w:val="ͼm"/>
-    <w:basedOn w:val="DefaultParagraphFont"/>
-    <w:rsid w:val="00E3330F"/>
+    <w:uiPriority w:val="99"/>
+    <w:semiHidden/>
+    <w:unhideWhenUsed/>
+    <w:rsid w:val="000D2966"/>
+    <w:rPr>
+      <w:rFonts w:ascii="Courier New" w:eastAsia="Times New Roman" w:hAnsi="Courier New" w:cs="Courier New"/>
+      <w:sz w:val="20"/>
+      <w:szCs w:val="20"/>
+    </w:rPr>
   </w:style>
 </w:styles>
 </file>
